--- a/backend/deliverables/TMHCC_Media_Comparison_QA_Methodology.docx
+++ b/backend/deliverables/TMHCC_Media_Comparison_QA_Methodology.docx
@@ -211,7 +211,7 @@
           <w:color w:val="2B2F33"/>
           <w:sz w:val="19"/>
         </w:rPr>
-        <w:t>Wording E — Awaiting upload (later instruction)</w:t>
+        <w:t>AXA XL — axa_xl_wording (June 2021)</w:t>
       </w:r>
     </w:p>
     <w:p>
@@ -285,9 +285,7 @@
     </w:p>
     <w:tbl>
       <w:tblPr>
-        <w:tblW w:type="auto" w:w="0"/>
         <w:jc w:val="center"/>
-        <w:tblLayout w:type="fixed"/>
         <w:tblLook w:firstColumn="1" w:firstRow="1" w:lastColumn="0" w:lastRow="0" w:noHBand="0" w:noVBand="1" w:val="04A0"/>
         <w:tblBorders>
           <w:top w:val="single" w:sz="4" w:space="0" w:color="D6DCE0"/>
@@ -297,14 +295,14 @@
           <w:insideH w:val="single" w:sz="4" w:space="0" w:color="D6DCE0"/>
           <w:insideV w:val="single" w:sz="4" w:space="0" w:color="D6DCE0"/>
         </w:tblBorders>
-        <w:tblW w:type="pct" w:w="5000"/>
+        <w:tblW w:type="dxa" w:w="10093"/>
         <w:tblLayout w:type="fixed"/>
       </w:tblPr>
       <w:tblGrid>
-        <w:gridCol w:w="2494"/>
-        <w:gridCol w:w="2494"/>
-        <w:gridCol w:w="2494"/>
-        <w:gridCol w:w="2494"/>
+        <w:gridCol w:w="1701"/>
+        <w:gridCol w:w="3402"/>
+        <w:gridCol w:w="2608"/>
+        <w:gridCol w:w="2381"/>
       </w:tblGrid>
       <w:tr>
         <w:tc>
@@ -403,7 +401,7 @@
       <w:tr>
         <w:tc>
           <w:tcPr>
-            <w:tcW w:type="dxa" w:w="2494"/>
+            <w:tcW w:type="dxa" w:w="1701"/>
           </w:tcPr>
           <w:p>
             <w:pPr>
@@ -424,7 +422,7 @@
         </w:tc>
         <w:tc>
           <w:tcPr>
-            <w:tcW w:type="dxa" w:w="2494"/>
+            <w:tcW w:type="dxa" w:w="3402"/>
           </w:tcPr>
           <w:p>
             <w:pPr>
@@ -445,7 +443,7 @@
         </w:tc>
         <w:tc>
           <w:tcPr>
-            <w:tcW w:type="dxa" w:w="2494"/>
+            <w:tcW w:type="dxa" w:w="2608"/>
           </w:tcPr>
           <w:p>
             <w:pPr>
@@ -466,7 +464,7 @@
         </w:tc>
         <w:tc>
           <w:tcPr>
-            <w:tcW w:type="dxa" w:w="2494"/>
+            <w:tcW w:type="dxa" w:w="2381"/>
           </w:tcPr>
           <w:p>
             <w:pPr>
@@ -489,7 +487,7 @@
       <w:tr>
         <w:tc>
           <w:tcPr>
-            <w:tcW w:type="dxa" w:w="2494"/>
+            <w:tcW w:type="dxa" w:w="1701"/>
             <w:shd w:val="clear" w:color="auto" w:fill="F4F7F9"/>
           </w:tcPr>
           <w:p>
@@ -511,7 +509,7 @@
         </w:tc>
         <w:tc>
           <w:tcPr>
-            <w:tcW w:type="dxa" w:w="2494"/>
+            <w:tcW w:type="dxa" w:w="3402"/>
             <w:shd w:val="clear" w:color="auto" w:fill="F4F7F9"/>
           </w:tcPr>
           <w:p>
@@ -533,7 +531,7 @@
         </w:tc>
         <w:tc>
           <w:tcPr>
-            <w:tcW w:type="dxa" w:w="2494"/>
+            <w:tcW w:type="dxa" w:w="2608"/>
             <w:shd w:val="clear" w:color="auto" w:fill="F4F7F9"/>
           </w:tcPr>
           <w:p>
@@ -555,7 +553,7 @@
         </w:tc>
         <w:tc>
           <w:tcPr>
-            <w:tcW w:type="dxa" w:w="2494"/>
+            <w:tcW w:type="dxa" w:w="2381"/>
             <w:shd w:val="clear" w:color="auto" w:fill="F4F7F9"/>
           </w:tcPr>
           <w:p>
@@ -579,7 +577,7 @@
       <w:tr>
         <w:tc>
           <w:tcPr>
-            <w:tcW w:type="dxa" w:w="2494"/>
+            <w:tcW w:type="dxa" w:w="1701"/>
           </w:tcPr>
           <w:p>
             <w:pPr>
@@ -600,7 +598,7 @@
         </w:tc>
         <w:tc>
           <w:tcPr>
-            <w:tcW w:type="dxa" w:w="2494"/>
+            <w:tcW w:type="dxa" w:w="3402"/>
           </w:tcPr>
           <w:p>
             <w:pPr>
@@ -621,7 +619,7 @@
         </w:tc>
         <w:tc>
           <w:tcPr>
-            <w:tcW w:type="dxa" w:w="2494"/>
+            <w:tcW w:type="dxa" w:w="2608"/>
           </w:tcPr>
           <w:p>
             <w:pPr>
@@ -642,7 +640,7 @@
         </w:tc>
         <w:tc>
           <w:tcPr>
-            <w:tcW w:type="dxa" w:w="2494"/>
+            <w:tcW w:type="dxa" w:w="2381"/>
           </w:tcPr>
           <w:p>
             <w:pPr>
@@ -665,7 +663,7 @@
       <w:tr>
         <w:tc>
           <w:tcPr>
-            <w:tcW w:type="dxa" w:w="2494"/>
+            <w:tcW w:type="dxa" w:w="1701"/>
             <w:shd w:val="clear" w:color="auto" w:fill="F4F7F9"/>
           </w:tcPr>
           <w:p>
@@ -687,7 +685,7 @@
         </w:tc>
         <w:tc>
           <w:tcPr>
-            <w:tcW w:type="dxa" w:w="2494"/>
+            <w:tcW w:type="dxa" w:w="3402"/>
             <w:shd w:val="clear" w:color="auto" w:fill="F4F7F9"/>
           </w:tcPr>
           <w:p>
@@ -709,7 +707,7 @@
         </w:tc>
         <w:tc>
           <w:tcPr>
-            <w:tcW w:type="dxa" w:w="2494"/>
+            <w:tcW w:type="dxa" w:w="2608"/>
             <w:shd w:val="clear" w:color="auto" w:fill="F4F7F9"/>
           </w:tcPr>
           <w:p>
@@ -731,7 +729,7 @@
         </w:tc>
         <w:tc>
           <w:tcPr>
-            <w:tcW w:type="dxa" w:w="2494"/>
+            <w:tcW w:type="dxa" w:w="2381"/>
             <w:shd w:val="clear" w:color="auto" w:fill="F4F7F9"/>
           </w:tcPr>
           <w:p>
@@ -755,7 +753,7 @@
       <w:tr>
         <w:tc>
           <w:tcPr>
-            <w:tcW w:type="dxa" w:w="2494"/>
+            <w:tcW w:type="dxa" w:w="1701"/>
           </w:tcPr>
           <w:p>
             <w:pPr>
@@ -776,7 +774,7 @@
         </w:tc>
         <w:tc>
           <w:tcPr>
-            <w:tcW w:type="dxa" w:w="2494"/>
+            <w:tcW w:type="dxa" w:w="3402"/>
           </w:tcPr>
           <w:p>
             <w:pPr>
@@ -797,7 +795,7 @@
         </w:tc>
         <w:tc>
           <w:tcPr>
-            <w:tcW w:type="dxa" w:w="2494"/>
+            <w:tcW w:type="dxa" w:w="2608"/>
           </w:tcPr>
           <w:p>
             <w:pPr>
@@ -818,7 +816,7 @@
         </w:tc>
         <w:tc>
           <w:tcPr>
-            <w:tcW w:type="dxa" w:w="2494"/>
+            <w:tcW w:type="dxa" w:w="2381"/>
           </w:tcPr>
           <w:p>
             <w:pPr>
@@ -841,7 +839,7 @@
       <w:tr>
         <w:tc>
           <w:tcPr>
-            <w:tcW w:type="dxa" w:w="2494"/>
+            <w:tcW w:type="dxa" w:w="1701"/>
             <w:shd w:val="clear" w:color="auto" w:fill="F4F7F9"/>
           </w:tcPr>
           <w:p>
@@ -857,13 +855,13 @@
                 <w:color w:val="00648B"/>
                 <w:sz w:val="16"/>
               </w:rPr>
-              <w:t>Wording E</w:t>
+              <w:t>AXA XL</w:t>
             </w:r>
           </w:p>
         </w:tc>
         <w:tc>
           <w:tcPr>
-            <w:tcW w:type="dxa" w:w="2494"/>
+            <w:tcW w:type="dxa" w:w="3402"/>
             <w:shd w:val="clear" w:color="auto" w:fill="F4F7F9"/>
           </w:tcPr>
           <w:p>
@@ -879,13 +877,13 @@
                 <w:color w:val="2B2F33"/>
                 <w:sz w:val="16"/>
               </w:rPr>
-              <w:t>Awaiting upload (later instruction)</w:t>
+              <w:t>axa_xl_wording (June 2021)</w:t>
             </w:r>
           </w:p>
         </w:tc>
         <w:tc>
           <w:tcPr>
-            <w:tcW w:type="dxa" w:w="2494"/>
+            <w:tcW w:type="dxa" w:w="2608"/>
             <w:shd w:val="clear" w:color="auto" w:fill="F4F7F9"/>
           </w:tcPr>
           <w:p>
@@ -901,13 +899,13 @@
                 <w:color w:val="2B2F33"/>
                 <w:sz w:val="16"/>
               </w:rPr>
-              <w:t>—</w:t>
+              <w:t>XL Catlin Insurance Company UK Ltd (AXA XL)</w:t>
             </w:r>
           </w:p>
         </w:tc>
         <w:tc>
           <w:tcPr>
-            <w:tcW w:type="dxa" w:w="2494"/>
+            <w:tcW w:type="dxa" w:w="2381"/>
             <w:shd w:val="clear" w:color="auto" w:fill="F4F7F9"/>
           </w:tcPr>
           <w:p>
@@ -923,7 +921,7 @@
                 <w:color w:val="2B2F33"/>
                 <w:sz w:val="16"/>
               </w:rPr>
-              <w:t>To be assessed</w:t>
+              <w:t>3 operative sections (MD / BI / Liability)</w:t>
             </w:r>
           </w:p>
         </w:tc>
@@ -1074,7 +1072,7 @@
           <w:color w:val="2B2F33"/>
           <w:sz w:val="19"/>
         </w:rPr>
-        <w:t>Liberty and Allianz are property/BI/liability combined packages and contain NO media/PI/E&amp;O, production-indemnity, cyber-liability, legal-expenses or management-liability sections.</w:t>
+        <w:t>Liberty, Allianz and AXA XL are property / BI / liability combined packages and contain NO media/PI/E&amp;O, production-indemnity, cyber-liability, legal-expenses or management-liability sections.</w:t>
       </w:r>
     </w:p>
     <w:p>
@@ -1091,7 +1089,7 @@
           <w:color w:val="2B2F33"/>
           <w:sz w:val="19"/>
         </w:rPr>
-        <w:t>Fifth competitor (Wording E) is shown as a PENDING placeholder column, to be completed when the wording is supplied.</w:t>
+        <w:t>All five competitor wordings have now been mapped, including AXA XL (the fifth wording).</w:t>
       </w:r>
     </w:p>
     <w:p>
@@ -1152,7 +1150,7 @@
           <w:color w:val="2B2F33"/>
           <w:sz w:val="19"/>
         </w:rPr>
-        <w:t>The only wording reviewed offering all 15 sections in a single contract — a genuine ‘one-stop’ media &amp; entertainment package.</w:t>
+        <w:t>The only wording among the six offering all 15 sections in a single contract — a genuine ‘one-stop’ media &amp; entertainment package. Three of the five competitors (Liberty, Allianz and AXA XL) carry NO media/PI cover at all.</w:t>
       </w:r>
     </w:p>
     <w:p>
@@ -1179,7 +1177,7 @@
           <w:color w:val="2B2F33"/>
           <w:sz w:val="19"/>
         </w:rPr>
-        <w:t>Loss of Licence (S10), Commercial Legal Expenses (S13), Management Liability (S14) and a standalone Cyber-liability section (S15 CyberGuard) are unique to TMHCC across the peer group.</w:t>
+        <w:t>Loss of Licence (S10), Commercial Legal Expenses (S13), Management Liability (S14) and a standalone Cyber-liability section (S15 CyberGuard) are unique to TMHCC across all five competitors.</w:t>
       </w:r>
     </w:p>
     <w:p>
@@ -1206,7 +1204,7 @@
           <w:color w:val="2B2F33"/>
           <w:sz w:val="19"/>
         </w:rPr>
-        <w:t>CyberGuard provides multimedia, security &amp; privacy, privacy-regulatory defence &amp; penalties and PCI DSS cover — not merely first-party computer breakdown.</w:t>
+        <w:t>CyberGuard provides multimedia, security &amp; privacy, privacy-regulatory defence &amp; penalties and PCI DSS cover — not merely first-party breakdown, and not a bare cyber EXCLUSION (as in AXA XL).</w:t>
       </w:r>
     </w:p>
     <w:p>
@@ -1260,7 +1258,7 @@
           <w:color w:val="2B2F33"/>
           <w:sz w:val="19"/>
         </w:rPr>
-        <w:t>The general cyber/date exclusion is dis-applied to Sections 12–15, so the liability sections are governed by their own bespoke terms — avoiding the ‘silent-cyber strip’ seen in a competitor PI section.</w:t>
+        <w:t>The general cyber/date exclusion is dis-applied to Sections 12–15, so the liability sections are governed by their own bespoke terms — avoiding the ‘silent-cyber strip’ seen in a competitor PI section and AXA XL’s blanket cyber exclusion.</w:t>
       </w:r>
     </w:p>
     <w:p>
@@ -1287,7 +1285,7 @@
           <w:color w:val="2B2F33"/>
           <w:sz w:val="19"/>
         </w:rPr>
-        <w:t>Non-compensatory damages are written back for libel/slander/defamation awards and for punitive damages where the law permits payment.</w:t>
+        <w:t>Non-compensatory damages are written back for libel/slander/defamation awards and for punitive damages where the law permits payment — AXA XL, by contrast, excludes punitive/fines absolutely.</w:t>
       </w:r>
     </w:p>
     <w:p>
@@ -1505,7 +1503,7 @@
           <w:color w:val="2B2F33"/>
           <w:sz w:val="19"/>
         </w:rPr>
-        <w:t>Tysers has an extensive PA/business-travel section; Yutree covers PA assault. TMHCC has no PA section.</w:t>
+        <w:t>Tysers has an extensive PA/business-travel section; Yutree covers PA assault. TMHCC, Liberty, Allianz and AXA XL have no PA section.</w:t>
       </w:r>
     </w:p>
     <w:p>
@@ -1652,9 +1650,7 @@
     </w:p>
     <w:tbl>
       <w:tblPr>
-        <w:tblW w:type="auto" w:w="0"/>
         <w:jc w:val="center"/>
-        <w:tblLayout w:type="fixed"/>
         <w:tblLook w:firstColumn="1" w:firstRow="1" w:lastColumn="0" w:lastRow="0" w:noHBand="0" w:noVBand="1" w:val="04A0"/>
         <w:tblBorders>
           <w:top w:val="single" w:sz="4" w:space="0" w:color="D6DCE0"/>
@@ -1664,13 +1660,13 @@
           <w:insideH w:val="single" w:sz="4" w:space="0" w:color="D6DCE0"/>
           <w:insideV w:val="single" w:sz="4" w:space="0" w:color="D6DCE0"/>
         </w:tblBorders>
-        <w:tblW w:type="pct" w:w="5000"/>
+        <w:tblW w:type="dxa" w:w="10093"/>
         <w:tblLayout w:type="fixed"/>
       </w:tblPr>
       <w:tblGrid>
-        <w:gridCol w:w="3326"/>
-        <w:gridCol w:w="3326"/>
-        <w:gridCol w:w="3326"/>
+        <w:gridCol w:w="510"/>
+        <w:gridCol w:w="7654"/>
+        <w:gridCol w:w="1928"/>
       </w:tblGrid>
       <w:tr>
         <w:tc>
@@ -1746,7 +1742,7 @@
       <w:tr>
         <w:tc>
           <w:tcPr>
-            <w:tcW w:type="dxa" w:w="3326"/>
+            <w:tcW w:type="dxa" w:w="510"/>
           </w:tcPr>
           <w:p>
             <w:pPr>
@@ -1768,7 +1764,7 @@
         </w:tc>
         <w:tc>
           <w:tcPr>
-            <w:tcW w:type="dxa" w:w="3326"/>
+            <w:tcW w:type="dxa" w:w="7654"/>
           </w:tcPr>
           <w:p>
             <w:pPr>
@@ -1789,7 +1785,7 @@
         </w:tc>
         <w:tc>
           <w:tcPr>
-            <w:tcW w:type="dxa" w:w="3326"/>
+            <w:tcW w:type="dxa" w:w="1928"/>
             <w:shd w:val="clear" w:color="auto" w:fill="FBE6EA"/>
           </w:tcPr>
           <w:p>
@@ -1814,7 +1810,7 @@
       <w:tr>
         <w:tc>
           <w:tcPr>
-            <w:tcW w:type="dxa" w:w="3326"/>
+            <w:tcW w:type="dxa" w:w="510"/>
             <w:shd w:val="clear" w:color="auto" w:fill="F4F7F9"/>
           </w:tcPr>
           <w:p>
@@ -1837,7 +1833,7 @@
         </w:tc>
         <w:tc>
           <w:tcPr>
-            <w:tcW w:type="dxa" w:w="3326"/>
+            <w:tcW w:type="dxa" w:w="7654"/>
             <w:shd w:val="clear" w:color="auto" w:fill="F4F7F9"/>
           </w:tcPr>
           <w:p>
@@ -1859,7 +1855,7 @@
         </w:tc>
         <w:tc>
           <w:tcPr>
-            <w:tcW w:type="dxa" w:w="3326"/>
+            <w:tcW w:type="dxa" w:w="1928"/>
             <w:shd w:val="clear" w:color="auto" w:fill="FBE6EA"/>
           </w:tcPr>
           <w:p>
@@ -1884,7 +1880,7 @@
       <w:tr>
         <w:tc>
           <w:tcPr>
-            <w:tcW w:type="dxa" w:w="3326"/>
+            <w:tcW w:type="dxa" w:w="510"/>
           </w:tcPr>
           <w:p>
             <w:pPr>
@@ -1906,7 +1902,7 @@
         </w:tc>
         <w:tc>
           <w:tcPr>
-            <w:tcW w:type="dxa" w:w="3326"/>
+            <w:tcW w:type="dxa" w:w="7654"/>
           </w:tcPr>
           <w:p>
             <w:pPr>
@@ -1927,7 +1923,7 @@
         </w:tc>
         <w:tc>
           <w:tcPr>
-            <w:tcW w:type="dxa" w:w="3326"/>
+            <w:tcW w:type="dxa" w:w="1928"/>
             <w:shd w:val="clear" w:color="auto" w:fill="FBE6EA"/>
           </w:tcPr>
           <w:p>
@@ -1952,7 +1948,7 @@
       <w:tr>
         <w:tc>
           <w:tcPr>
-            <w:tcW w:type="dxa" w:w="3326"/>
+            <w:tcW w:type="dxa" w:w="510"/>
             <w:shd w:val="clear" w:color="auto" w:fill="F4F7F9"/>
           </w:tcPr>
           <w:p>
@@ -1975,7 +1971,7 @@
         </w:tc>
         <w:tc>
           <w:tcPr>
-            <w:tcW w:type="dxa" w:w="3326"/>
+            <w:tcW w:type="dxa" w:w="7654"/>
             <w:shd w:val="clear" w:color="auto" w:fill="F4F7F9"/>
           </w:tcPr>
           <w:p>
@@ -1997,7 +1993,7 @@
         </w:tc>
         <w:tc>
           <w:tcPr>
-            <w:tcW w:type="dxa" w:w="3326"/>
+            <w:tcW w:type="dxa" w:w="1928"/>
             <w:shd w:val="clear" w:color="auto" w:fill="FBF1DA"/>
           </w:tcPr>
           <w:p>
@@ -2022,7 +2018,7 @@
       <w:tr>
         <w:tc>
           <w:tcPr>
-            <w:tcW w:type="dxa" w:w="3326"/>
+            <w:tcW w:type="dxa" w:w="510"/>
           </w:tcPr>
           <w:p>
             <w:pPr>
@@ -2044,7 +2040,7 @@
         </w:tc>
         <w:tc>
           <w:tcPr>
-            <w:tcW w:type="dxa" w:w="3326"/>
+            <w:tcW w:type="dxa" w:w="7654"/>
           </w:tcPr>
           <w:p>
             <w:pPr>
@@ -2065,7 +2061,7 @@
         </w:tc>
         <w:tc>
           <w:tcPr>
-            <w:tcW w:type="dxa" w:w="3326"/>
+            <w:tcW w:type="dxa" w:w="1928"/>
             <w:shd w:val="clear" w:color="auto" w:fill="FBF1DA"/>
           </w:tcPr>
           <w:p>
@@ -2090,7 +2086,7 @@
       <w:tr>
         <w:tc>
           <w:tcPr>
-            <w:tcW w:type="dxa" w:w="3326"/>
+            <w:tcW w:type="dxa" w:w="510"/>
             <w:shd w:val="clear" w:color="auto" w:fill="F4F7F9"/>
           </w:tcPr>
           <w:p>
@@ -2113,7 +2109,7 @@
         </w:tc>
         <w:tc>
           <w:tcPr>
-            <w:tcW w:type="dxa" w:w="3326"/>
+            <w:tcW w:type="dxa" w:w="7654"/>
             <w:shd w:val="clear" w:color="auto" w:fill="F4F7F9"/>
           </w:tcPr>
           <w:p>
@@ -2135,7 +2131,7 @@
         </w:tc>
         <w:tc>
           <w:tcPr>
-            <w:tcW w:type="dxa" w:w="3326"/>
+            <w:tcW w:type="dxa" w:w="1928"/>
             <w:shd w:val="clear" w:color="auto" w:fill="FBF1DA"/>
           </w:tcPr>
           <w:p>
@@ -2160,7 +2156,7 @@
       <w:tr>
         <w:tc>
           <w:tcPr>
-            <w:tcW w:type="dxa" w:w="3326"/>
+            <w:tcW w:type="dxa" w:w="510"/>
           </w:tcPr>
           <w:p>
             <w:pPr>
@@ -2182,7 +2178,7 @@
         </w:tc>
         <w:tc>
           <w:tcPr>
-            <w:tcW w:type="dxa" w:w="3326"/>
+            <w:tcW w:type="dxa" w:w="7654"/>
           </w:tcPr>
           <w:p>
             <w:pPr>
@@ -2203,7 +2199,7 @@
         </w:tc>
         <w:tc>
           <w:tcPr>
-            <w:tcW w:type="dxa" w:w="3326"/>
+            <w:tcW w:type="dxa" w:w="1928"/>
             <w:shd w:val="clear" w:color="auto" w:fill="FBF1DA"/>
           </w:tcPr>
           <w:p>
@@ -2228,7 +2224,7 @@
       <w:tr>
         <w:tc>
           <w:tcPr>
-            <w:tcW w:type="dxa" w:w="3326"/>
+            <w:tcW w:type="dxa" w:w="510"/>
             <w:shd w:val="clear" w:color="auto" w:fill="F4F7F9"/>
           </w:tcPr>
           <w:p>
@@ -2251,7 +2247,7 @@
         </w:tc>
         <w:tc>
           <w:tcPr>
-            <w:tcW w:type="dxa" w:w="3326"/>
+            <w:tcW w:type="dxa" w:w="7654"/>
             <w:shd w:val="clear" w:color="auto" w:fill="F4F7F9"/>
           </w:tcPr>
           <w:p>
@@ -2273,7 +2269,7 @@
         </w:tc>
         <w:tc>
           <w:tcPr>
-            <w:tcW w:type="dxa" w:w="3326"/>
+            <w:tcW w:type="dxa" w:w="1928"/>
             <w:shd w:val="clear" w:color="auto" w:fill="FBF1DA"/>
           </w:tcPr>
           <w:p>
@@ -2298,7 +2294,7 @@
       <w:tr>
         <w:tc>
           <w:tcPr>
-            <w:tcW w:type="dxa" w:w="3326"/>
+            <w:tcW w:type="dxa" w:w="510"/>
           </w:tcPr>
           <w:p>
             <w:pPr>
@@ -2320,7 +2316,7 @@
         </w:tc>
         <w:tc>
           <w:tcPr>
-            <w:tcW w:type="dxa" w:w="3326"/>
+            <w:tcW w:type="dxa" w:w="7654"/>
           </w:tcPr>
           <w:p>
             <w:pPr>
@@ -2341,7 +2337,7 @@
         </w:tc>
         <w:tc>
           <w:tcPr>
-            <w:tcW w:type="dxa" w:w="3326"/>
+            <w:tcW w:type="dxa" w:w="1928"/>
             <w:shd w:val="clear" w:color="auto" w:fill="EEF1F3"/>
           </w:tcPr>
           <w:p>
@@ -2366,7 +2362,7 @@
       <w:tr>
         <w:tc>
           <w:tcPr>
-            <w:tcW w:type="dxa" w:w="3326"/>
+            <w:tcW w:type="dxa" w:w="510"/>
             <w:shd w:val="clear" w:color="auto" w:fill="F4F7F9"/>
           </w:tcPr>
           <w:p>
@@ -2389,7 +2385,7 @@
         </w:tc>
         <w:tc>
           <w:tcPr>
-            <w:tcW w:type="dxa" w:w="3326"/>
+            <w:tcW w:type="dxa" w:w="7654"/>
             <w:shd w:val="clear" w:color="auto" w:fill="F4F7F9"/>
           </w:tcPr>
           <w:p>
@@ -2411,7 +2407,7 @@
         </w:tc>
         <w:tc>
           <w:tcPr>
-            <w:tcW w:type="dxa" w:w="3326"/>
+            <w:tcW w:type="dxa" w:w="1928"/>
             <w:shd w:val="clear" w:color="auto" w:fill="EEF1F3"/>
           </w:tcPr>
           <w:p>
@@ -2436,7 +2432,7 @@
       <w:tr>
         <w:tc>
           <w:tcPr>
-            <w:tcW w:type="dxa" w:w="3326"/>
+            <w:tcW w:type="dxa" w:w="510"/>
           </w:tcPr>
           <w:p>
             <w:pPr>
@@ -2458,7 +2454,7 @@
         </w:tc>
         <w:tc>
           <w:tcPr>
-            <w:tcW w:type="dxa" w:w="3326"/>
+            <w:tcW w:type="dxa" w:w="7654"/>
           </w:tcPr>
           <w:p>
             <w:pPr>
@@ -2479,7 +2475,7 @@
         </w:tc>
         <w:tc>
           <w:tcPr>
-            <w:tcW w:type="dxa" w:w="3326"/>
+            <w:tcW w:type="dxa" w:w="1928"/>
             <w:shd w:val="clear" w:color="auto" w:fill="EEF1F3"/>
           </w:tcPr>
           <w:p>
@@ -2504,7 +2500,7 @@
       <w:tr>
         <w:tc>
           <w:tcPr>
-            <w:tcW w:type="dxa" w:w="3326"/>
+            <w:tcW w:type="dxa" w:w="510"/>
             <w:shd w:val="clear" w:color="auto" w:fill="F4F7F9"/>
           </w:tcPr>
           <w:p>
@@ -2527,7 +2523,7 @@
         </w:tc>
         <w:tc>
           <w:tcPr>
-            <w:tcW w:type="dxa" w:w="3326"/>
+            <w:tcW w:type="dxa" w:w="7654"/>
             <w:shd w:val="clear" w:color="auto" w:fill="F4F7F9"/>
           </w:tcPr>
           <w:p>
@@ -2549,7 +2545,7 @@
         </w:tc>
         <w:tc>
           <w:tcPr>
-            <w:tcW w:type="dxa" w:w="3326"/>
+            <w:tcW w:type="dxa" w:w="1928"/>
             <w:shd w:val="clear" w:color="auto" w:fill="EEF1F3"/>
           </w:tcPr>
           <w:p>
@@ -2733,7 +2729,7 @@
           <w:color w:val="2B2F33"/>
           <w:sz w:val="19"/>
         </w:rPr>
-        <w:t>Yutree strips cyber-related PI — TMHCC: TMHCC dis-applies cyber/date exclusion to S12–15. Action: No change — retain as a TMHCC strength (priority n/a).</w:t>
+        <w:t>Yutree strips cyber-related PI; AXA XL blanket cyber exclusion — TMHCC: TMHCC dis-applies cyber/date exclusion to S12–15. Action: No change — retain as a TMHCC strength (priority n/a).</w:t>
       </w:r>
     </w:p>
     <w:p>
@@ -2760,7 +2756,7 @@
           <w:color w:val="2B2F33"/>
           <w:sz w:val="19"/>
         </w:rPr>
-        <w:t>TMHCC writes back defamation awards &amp; permitted punitive — TMHCC: TMHCC already favourable. Action: No change — retain (priority n/a).</w:t>
+        <w:t>TMHCC writes back defamation awards &amp; permitted punitive; AXA XL excludes absolutely — TMHCC: TMHCC already favourable. Action: No change — retain (priority n/a).</w:t>
       </w:r>
     </w:p>
     <w:p>
@@ -2811,7 +2807,7 @@
           <w:color w:val="2B2F33"/>
           <w:sz w:val="19"/>
         </w:rPr>
-        <w:t>Competitor names are used as supplied; ‘capacity’ insurers (Zurich for Tysers; AXA for Yutree) are noted from the wordings.</w:t>
+        <w:t>Competitor names are used as supplied; ‘capacity’ insurers are noted from the wordings (Zurich for Tysers; AXA for Yutree; XL Catlin/AXA XL for the AXA XL wording).</w:t>
       </w:r>
     </w:p>
     <w:p>
@@ -2828,7 +2824,7 @@
           <w:color w:val="2B2F33"/>
           <w:sz w:val="19"/>
         </w:rPr>
-        <w:t>Primary limits, excesses and any ‘insured/not insured’ section toggles are schedule-driven and were not supplied — section availability reflects the wording booklet only.</w:t>
+        <w:t>Primary limits, excesses and any ‘insured/not insured’ section toggles are schedule-driven and were not supplied — section availability reflects the wording booklets only.</w:t>
       </w:r>
     </w:p>
     <w:p>
@@ -2846,6 +2842,23 @@
           <w:sz w:val="19"/>
         </w:rPr>
         <w:t>Allianz’s ‘Personal Accident’ section is referenced in its exclusions but not in the provided cover list — treated as ‘requires review’.</w:t>
+      </w:r>
+    </w:p>
+    <w:p>
+      <w:pPr>
+        <w:pStyle w:val="ListBullet"/>
+        <w:spacing w:after="40"/>
+        <w:ind w:left="340"/>
+      </w:pPr>
+      <w:r>
+        <w:rPr>
+          <w:rFonts w:ascii="Lato" w:hAnsi="Lato" w:cs="Lato"/>
+          <w:b w:val="0"/>
+          <w:i w:val="0"/>
+          <w:color w:val="2B2F33"/>
+          <w:sz w:val="19"/>
+        </w:rPr>
+        <w:t>AXA XL provides Money as a sub-limited specification within Material Damage (not a standalone section); shown as ‘partial’.</w:t>
       </w:r>
     </w:p>
     <w:p>
@@ -3049,9 +3062,7 @@
     </w:p>
     <w:tbl>
       <w:tblPr>
-        <w:tblW w:type="auto" w:w="0"/>
         <w:jc w:val="center"/>
-        <w:tblLayout w:type="fixed"/>
         <w:tblLook w:firstColumn="1" w:firstRow="1" w:lastColumn="0" w:lastRow="0" w:noHBand="0" w:noVBand="1" w:val="04A0"/>
         <w:tblBorders>
           <w:top w:val="single" w:sz="4" w:space="0" w:color="D6DCE0"/>
@@ -3061,12 +3072,12 @@
           <w:insideH w:val="single" w:sz="4" w:space="0" w:color="D6DCE0"/>
           <w:insideV w:val="single" w:sz="4" w:space="0" w:color="D6DCE0"/>
         </w:tblBorders>
-        <w:tblW w:type="pct" w:w="5000"/>
+        <w:tblW w:type="dxa" w:w="9979"/>
         <w:tblLayout w:type="fixed"/>
       </w:tblPr>
       <w:tblGrid>
-        <w:gridCol w:w="4989"/>
-        <w:gridCol w:w="4989"/>
+        <w:gridCol w:w="2608"/>
+        <w:gridCol w:w="7371"/>
       </w:tblGrid>
       <w:tr>
         <w:tc>
@@ -3119,7 +3130,7 @@
       <w:tr>
         <w:tc>
           <w:tcPr>
-            <w:tcW w:type="dxa" w:w="4989"/>
+            <w:tcW w:type="dxa" w:w="2608"/>
             <w:shd w:val="clear" w:color="auto" w:fill="EAF1F5"/>
           </w:tcPr>
           <w:p>
@@ -3141,7 +3152,7 @@
         </w:tc>
         <w:tc>
           <w:tcPr>
-            <w:tcW w:type="dxa" w:w="4989"/>
+            <w:tcW w:type="dxa" w:w="7371"/>
           </w:tcPr>
           <w:p>
             <w:pPr>
@@ -3164,7 +3175,7 @@
       <w:tr>
         <w:tc>
           <w:tcPr>
-            <w:tcW w:type="dxa" w:w="4989"/>
+            <w:tcW w:type="dxa" w:w="2608"/>
             <w:shd w:val="clear" w:color="auto" w:fill="EAF1F5"/>
           </w:tcPr>
           <w:p>
@@ -3186,7 +3197,7 @@
         </w:tc>
         <w:tc>
           <w:tcPr>
-            <w:tcW w:type="dxa" w:w="4989"/>
+            <w:tcW w:type="dxa" w:w="7371"/>
             <w:shd w:val="clear" w:color="auto" w:fill="F4F7F9"/>
           </w:tcPr>
           <w:p>
@@ -3210,7 +3221,7 @@
       <w:tr>
         <w:tc>
           <w:tcPr>
-            <w:tcW w:type="dxa" w:w="4989"/>
+            <w:tcW w:type="dxa" w:w="2608"/>
             <w:shd w:val="clear" w:color="auto" w:fill="EAF1F5"/>
           </w:tcPr>
           <w:p>
@@ -3232,7 +3243,7 @@
         </w:tc>
         <w:tc>
           <w:tcPr>
-            <w:tcW w:type="dxa" w:w="4989"/>
+            <w:tcW w:type="dxa" w:w="7371"/>
           </w:tcPr>
           <w:p>
             <w:pPr>
@@ -3255,7 +3266,7 @@
       <w:tr>
         <w:tc>
           <w:tcPr>
-            <w:tcW w:type="dxa" w:w="4989"/>
+            <w:tcW w:type="dxa" w:w="2608"/>
             <w:shd w:val="clear" w:color="auto" w:fill="EAF1F5"/>
           </w:tcPr>
           <w:p>
@@ -3277,7 +3288,7 @@
         </w:tc>
         <w:tc>
           <w:tcPr>
-            <w:tcW w:type="dxa" w:w="4989"/>
+            <w:tcW w:type="dxa" w:w="7371"/>
             <w:shd w:val="clear" w:color="auto" w:fill="F4F7F9"/>
           </w:tcPr>
           <w:p>
@@ -3301,7 +3312,7 @@
       <w:tr>
         <w:tc>
           <w:tcPr>
-            <w:tcW w:type="dxa" w:w="4989"/>
+            <w:tcW w:type="dxa" w:w="2608"/>
             <w:shd w:val="clear" w:color="auto" w:fill="EAF1F5"/>
           </w:tcPr>
           <w:p>
@@ -3323,7 +3334,7 @@
         </w:tc>
         <w:tc>
           <w:tcPr>
-            <w:tcW w:type="dxa" w:w="4989"/>
+            <w:tcW w:type="dxa" w:w="7371"/>
           </w:tcPr>
           <w:p>
             <w:pPr>
@@ -3346,7 +3357,7 @@
       <w:tr>
         <w:tc>
           <w:tcPr>
-            <w:tcW w:type="dxa" w:w="4989"/>
+            <w:tcW w:type="dxa" w:w="2608"/>
             <w:shd w:val="clear" w:color="auto" w:fill="EAF1F5"/>
           </w:tcPr>
           <w:p>
@@ -3368,7 +3379,7 @@
         </w:tc>
         <w:tc>
           <w:tcPr>
-            <w:tcW w:type="dxa" w:w="4989"/>
+            <w:tcW w:type="dxa" w:w="7371"/>
             <w:shd w:val="clear" w:color="auto" w:fill="F4F7F9"/>
           </w:tcPr>
           <w:p>
@@ -3392,7 +3403,7 @@
       <w:tr>
         <w:tc>
           <w:tcPr>
-            <w:tcW w:type="dxa" w:w="4989"/>
+            <w:tcW w:type="dxa" w:w="2608"/>
             <w:shd w:val="clear" w:color="auto" w:fill="EAF1F5"/>
           </w:tcPr>
           <w:p>
@@ -3414,7 +3425,7 @@
         </w:tc>
         <w:tc>
           <w:tcPr>
-            <w:tcW w:type="dxa" w:w="4989"/>
+            <w:tcW w:type="dxa" w:w="7371"/>
           </w:tcPr>
           <w:p>
             <w:pPr>
@@ -3437,7 +3448,7 @@
       <w:tr>
         <w:tc>
           <w:tcPr>
-            <w:tcW w:type="dxa" w:w="4989"/>
+            <w:tcW w:type="dxa" w:w="2608"/>
             <w:shd w:val="clear" w:color="auto" w:fill="EAF1F5"/>
           </w:tcPr>
           <w:p>
@@ -3459,7 +3470,7 @@
         </w:tc>
         <w:tc>
           <w:tcPr>
-            <w:tcW w:type="dxa" w:w="4989"/>
+            <w:tcW w:type="dxa" w:w="7371"/>
             <w:shd w:val="clear" w:color="auto" w:fill="F4F7F9"/>
           </w:tcPr>
           <w:p>
@@ -3483,7 +3494,7 @@
       <w:tr>
         <w:tc>
           <w:tcPr>
-            <w:tcW w:type="dxa" w:w="4989"/>
+            <w:tcW w:type="dxa" w:w="2608"/>
             <w:shd w:val="clear" w:color="auto" w:fill="EAF1F5"/>
           </w:tcPr>
           <w:p>
@@ -3505,7 +3516,7 @@
         </w:tc>
         <w:tc>
           <w:tcPr>
-            <w:tcW w:type="dxa" w:w="4989"/>
+            <w:tcW w:type="dxa" w:w="7371"/>
           </w:tcPr>
           <w:p>
             <w:pPr>
@@ -3528,7 +3539,7 @@
       <w:tr>
         <w:tc>
           <w:tcPr>
-            <w:tcW w:type="dxa" w:w="4989"/>
+            <w:tcW w:type="dxa" w:w="2608"/>
             <w:shd w:val="clear" w:color="auto" w:fill="EAF1F5"/>
           </w:tcPr>
           <w:p>
@@ -3550,7 +3561,7 @@
         </w:tc>
         <w:tc>
           <w:tcPr>
-            <w:tcW w:type="dxa" w:w="4989"/>
+            <w:tcW w:type="dxa" w:w="7371"/>
             <w:shd w:val="clear" w:color="auto" w:fill="F4F7F9"/>
           </w:tcPr>
           <w:p>
@@ -3566,7 +3577,7 @@
                 <w:color w:val="2B2F33"/>
                 <w:sz w:val="16"/>
               </w:rPr>
-              <w:t>All recommendations; any write-back drafting; rated-option pricing/reinsurance/capacity; PA appetite; confirmation of the ‘review’-flagged competitor positions; incorporation of the fifth competitor.</w:t>
+              <w:t>All recommendations; any write-back drafting; rated-option pricing/reinsurance/capacity; PA appetite; and confirmation of the ‘review’-flagged competitor positions.</w:t>
             </w:r>
           </w:p>
         </w:tc>
@@ -3623,7 +3634,7 @@
                 <w:color w:val="2B2F33"/>
                 <w:sz w:val="19"/>
               </w:rPr>
-              <w:t>Both branded documents are produced; all four available competitors are mapped; the full comparison and the gap-fill strategy are complete; recommendations are evidence-based; exclusions are reviewed in detail. The deliverables are market-ready SUBJECT TO TMHCC legal/underwriting sign-off and to incorporation of the fifth competitor wording when supplied.</w:t>
+              <w:t>Both branded documents are produced; all FIVE competitors (Tysers, Yutree, Liberty, Allianz and AXA XL) are mapped against the TMHCC base wording; the full comparison and the gap-fill strategy are complete; recommendations are evidence-based; exclusions are reviewed in detail. The deliverables are market-ready SUBJECT TO TMHCC legal/underwriting sign-off.</w:t>
             </w:r>
           </w:p>
         </w:tc>

--- a/backend/deliverables/TMHCC_Media_Comparison_QA_Methodology.docx
+++ b/backend/deliverables/TMHCC_Media_Comparison_QA_Methodology.docx
@@ -285,8 +285,8 @@
     </w:p>
     <w:tbl>
       <w:tblPr>
+        <w:tblW w:type="dxa" w:w="10093"/>
         <w:jc w:val="center"/>
-        <w:tblLook w:firstColumn="1" w:firstRow="1" w:lastColumn="0" w:lastRow="0" w:noHBand="0" w:noVBand="1" w:val="04A0"/>
         <w:tblBorders>
           <w:top w:val="single" w:sz="4" w:space="0" w:color="D6DCE0"/>
           <w:left w:val="single" w:sz="4" w:space="0" w:color="D6DCE0"/>
@@ -295,8 +295,8 @@
           <w:insideH w:val="single" w:sz="4" w:space="0" w:color="D6DCE0"/>
           <w:insideV w:val="single" w:sz="4" w:space="0" w:color="D6DCE0"/>
         </w:tblBorders>
-        <w:tblW w:type="dxa" w:w="10093"/>
         <w:tblLayout w:type="fixed"/>
+        <w:tblLook w:firstColumn="1" w:firstRow="1" w:lastColumn="0" w:lastRow="0" w:noHBand="0" w:noVBand="1" w:val="04A0"/>
       </w:tblPr>
       <w:tblGrid>
         <w:gridCol w:w="1701"/>
@@ -1650,8 +1650,8 @@
     </w:p>
     <w:tbl>
       <w:tblPr>
+        <w:tblW w:type="dxa" w:w="10093"/>
         <w:jc w:val="center"/>
-        <w:tblLook w:firstColumn="1" w:firstRow="1" w:lastColumn="0" w:lastRow="0" w:noHBand="0" w:noVBand="1" w:val="04A0"/>
         <w:tblBorders>
           <w:top w:val="single" w:sz="4" w:space="0" w:color="D6DCE0"/>
           <w:left w:val="single" w:sz="4" w:space="0" w:color="D6DCE0"/>
@@ -1660,8 +1660,8 @@
           <w:insideH w:val="single" w:sz="4" w:space="0" w:color="D6DCE0"/>
           <w:insideV w:val="single" w:sz="4" w:space="0" w:color="D6DCE0"/>
         </w:tblBorders>
-        <w:tblW w:type="dxa" w:w="10093"/>
         <w:tblLayout w:type="fixed"/>
+        <w:tblLook w:firstColumn="1" w:firstRow="1" w:lastColumn="0" w:lastRow="0" w:noHBand="0" w:noVBand="1" w:val="04A0"/>
       </w:tblPr>
       <w:tblGrid>
         <w:gridCol w:w="510"/>
@@ -3062,8 +3062,8 @@
     </w:p>
     <w:tbl>
       <w:tblPr>
+        <w:tblW w:type="dxa" w:w="9979"/>
         <w:jc w:val="center"/>
-        <w:tblLook w:firstColumn="1" w:firstRow="1" w:lastColumn="0" w:lastRow="0" w:noHBand="0" w:noVBand="1" w:val="04A0"/>
         <w:tblBorders>
           <w:top w:val="single" w:sz="4" w:space="0" w:color="D6DCE0"/>
           <w:left w:val="single" w:sz="4" w:space="0" w:color="D6DCE0"/>
@@ -3072,8 +3072,8 @@
           <w:insideH w:val="single" w:sz="4" w:space="0" w:color="D6DCE0"/>
           <w:insideV w:val="single" w:sz="4" w:space="0" w:color="D6DCE0"/>
         </w:tblBorders>
-        <w:tblW w:type="dxa" w:w="9979"/>
         <w:tblLayout w:type="fixed"/>
+        <w:tblLook w:firstColumn="1" w:firstRow="1" w:lastColumn="0" w:lastRow="0" w:noHBand="0" w:noVBand="1" w:val="04A0"/>
       </w:tblPr>
       <w:tblGrid>
         <w:gridCol w:w="2608"/>
@@ -3590,11 +3590,9 @@
     </w:p>
     <w:tbl>
       <w:tblPr>
-        <w:tblW w:type="auto" w:w="0"/>
+        <w:tblW w:type="pct" w:w="5000"/>
         <w:tblLayout w:type="fixed"/>
         <w:tblLook w:firstColumn="1" w:firstRow="1" w:lastColumn="0" w:lastRow="0" w:noHBand="0" w:noVBand="1" w:val="04A0"/>
-        <w:tblW w:type="pct" w:w="5000"/>
-        <w:tblLayout w:type="fixed"/>
       </w:tblPr>
       <w:tblGrid>
         <w:gridCol w:w="9978"/>
@@ -3706,12 +3704,8 @@
   </w:p>
   <w:tbl>
     <w:tblPr>
-      <w:tblW w:type="auto" w:w="0"/>
+      <w:tblW w:type="pct" w:w="5000"/>
       <w:jc w:val="center"/>
-      <w:tblLayout w:type="fixed"/>
-      <w:tblLook w:firstColumn="1" w:firstRow="1" w:lastColumn="0" w:lastRow="0" w:noHBand="0" w:noVBand="1" w:val="04A0"/>
-      <w:tblW w:type="pct" w:w="5000"/>
-      <w:tblLayout w:type="fixed"/>
       <w:tblBorders>
         <w:top w:val="none"/>
         <w:left w:val="none"/>
@@ -3720,6 +3714,8 @@
         <w:insideH w:val="none"/>
         <w:insideV w:val="none"/>
       </w:tblBorders>
+      <w:tblLayout w:type="fixed"/>
+      <w:tblLook w:firstColumn="1" w:firstRow="1" w:lastColumn="0" w:lastRow="0" w:noHBand="0" w:noVBand="1" w:val="04A0"/>
     </w:tblPr>
     <w:tblGrid>
       <w:gridCol w:w="4989"/>

--- a/backend/deliverables/TMHCC_Media_Comparison_QA_Methodology.docx
+++ b/backend/deliverables/TMHCC_Media_Comparison_QA_Methodology.docx
@@ -60,7 +60,7 @@
           <w:sz w:val="22"/>
           <w:caps w:val="true"/>
         </w:rPr>
-        <w:t>QA &amp; Methodology — Media &amp; Entertainment</w:t>
+        <w:t>QA / Change Report — Media &amp; Entertainment</w:t>
       </w:r>
     </w:p>
     <w:p>
@@ -78,7 +78,7 @@
           <w:color w:val="00648B"/>
           <w:sz w:val="60"/>
         </w:rPr>
-        <w:t>QA / Methodology Report</w:t>
+        <w:t>QA &amp; Change Report</w:t>
       </w:r>
     </w:p>
     <w:p>
@@ -93,7 +93,7 @@
           <w:color w:val="2B2F33"/>
           <w:sz w:val="26"/>
         </w:rPr>
-        <w:t>Quality-assurance record and methodology for the TMHCC Media &amp; Entertainment coverage comparison and gap-fill strategy.</w:t>
+        <w:t>What changed in the TMHCC Media &amp; Music Combined wording, where, what is applied vs parked, and what awaits underwriting/legal sign-off.</w:t>
       </w:r>
     </w:p>
     <w:p>
@@ -126,7 +126,7 @@
           <w:color w:val="2B2F33"/>
           <w:sz w:val="19"/>
         </w:rPr>
-        <w:t>TMHCC — TMHCC_Media_Combined_0526_FINAL_amended</w:t>
+        <w:t>FINAL TMHCC clean wording (baseline)</w:t>
       </w:r>
     </w:p>
     <w:p>
@@ -143,7 +143,7 @@
           <w:color w:val="2B2F33"/>
           <w:sz w:val="19"/>
         </w:rPr>
-        <w:t>Tysers (Zurich) — Tysers Media Policy V6.2</w:t>
+        <w:t>Five attached competitor wordings (Tysers, Yutree, Liberty, Allianz, AXA XL)</w:t>
       </w:r>
     </w:p>
     <w:p>
@@ -160,58 +160,7 @@
           <w:color w:val="2B2F33"/>
           <w:sz w:val="19"/>
         </w:rPr>
-        <w:t>Yutree (AXA) — Media and Entertainment by Yutree Policy Wording, March 2024</w:t>
-      </w:r>
-    </w:p>
-    <w:p>
-      <w:pPr>
-        <w:pStyle w:val="ListBullet"/>
-        <w:spacing w:after="40"/>
-        <w:ind w:left="340"/>
-      </w:pPr>
-      <w:r>
-        <w:rPr>
-          <w:rFonts w:ascii="Lato" w:hAnsi="Lato" w:cs="Lato"/>
-          <w:b w:val="0"/>
-          <w:i w:val="0"/>
-          <w:color w:val="2B2F33"/>
-          <w:sz w:val="19"/>
-        </w:rPr>
-        <w:t>Liberty — Liberty Entertainment Combined Policy (final v1, 12.11.24)</w:t>
-      </w:r>
-    </w:p>
-    <w:p>
-      <w:pPr>
-        <w:pStyle w:val="ListBullet"/>
-        <w:spacing w:after="40"/>
-        <w:ind w:left="340"/>
-      </w:pPr>
-      <w:r>
-        <w:rPr>
-          <w:rFonts w:ascii="Lato" w:hAnsi="Lato" w:cs="Lato"/>
-          <w:b w:val="0"/>
-          <w:i w:val="0"/>
-          <w:color w:val="2B2F33"/>
-          <w:sz w:val="19"/>
-        </w:rPr>
-        <w:t>Allianz — Entertainment Complete (Allianz)</w:t>
-      </w:r>
-    </w:p>
-    <w:p>
-      <w:pPr>
-        <w:pStyle w:val="ListBullet"/>
-        <w:spacing w:after="40"/>
-        <w:ind w:left="340"/>
-      </w:pPr>
-      <w:r>
-        <w:rPr>
-          <w:rFonts w:ascii="Lato" w:hAnsi="Lato" w:cs="Lato"/>
-          <w:b w:val="0"/>
-          <w:i w:val="0"/>
-          <w:color w:val="2B2F33"/>
-          <w:sz w:val="19"/>
-        </w:rPr>
-        <w:t>AXA XL — axa_xl_wording (June 2021)</w:t>
+        <w:t>Original 0223C wording (Summary of Changes baseline)</w:t>
       </w:r>
     </w:p>
     <w:p>
@@ -231,22 +180,7 @@
           <w:color w:val="6C7378"/>
           <w:sz w:val="17"/>
         </w:rPr>
-        <w:t>Accompanies the Full Coverage Comparison and the Gap-Fill / Wording Enhancement Strategy.</w:t>
-      </w:r>
-    </w:p>
-    <w:p>
-      <w:pPr>
-        <w:spacing w:after="60" w:before="0"/>
-      </w:pPr>
-      <w:r>
-        <w:rPr>
-          <w:rFonts w:ascii="Lato" w:hAnsi="Lato" w:cs="Lato"/>
-          <w:b w:val="0"/>
-          <w:i/>
-          <w:color w:val="6C7378"/>
-          <w:sz w:val="17"/>
-        </w:rPr>
-        <w:t>Subject to final TMHCC legal / underwriting sign-off.</w:t>
+        <w:t>Round 8 (EMERGENT DISPATCH v3). Companion to the tracked-changes wording, clean wording, Summary of Changes, Summary of Cover, Gap Analysis and Coverage Comparison.</w:t>
       </w:r>
     </w:p>
     <w:p>
@@ -267,11 +201,139 @@
           <w:rFonts w:ascii="Lato" w:hAnsi="Lato" w:cs="Lato"/>
           <w:b/>
           <w:i w:val="0"/>
-          <w:color w:val="B88A3C"/>
+          <w:color w:val="00648B"/>
           <w:sz w:val="30"/>
         </w:rPr>
-        <w:t xml:space="preserve">1  </w:t>
+        <w:t>1  Files produced</w:t>
       </w:r>
+    </w:p>
+    <w:p>
+      <w:pPr>
+        <w:pStyle w:val="ListBullet"/>
+        <w:spacing w:after="40"/>
+        <w:ind w:left="340"/>
+      </w:pPr>
+      <w:r>
+        <w:rPr>
+          <w:rFonts w:ascii="Lato" w:hAnsi="Lato" w:cs="Lato"/>
+          <w:b w:val="0"/>
+          <w:i w:val="0"/>
+          <w:color w:val="2B2F33"/>
+          <w:sz w:val="19"/>
+        </w:rPr>
+        <w:t>TMHCC_Media_Combined_0526_FINAL_TrackedChanges.docx — final wording with every amendment as a discrete, individually accept/reject-able tracked change (old values visibly replaced).</w:t>
+      </w:r>
+    </w:p>
+    <w:p>
+      <w:pPr>
+        <w:pStyle w:val="ListBullet"/>
+        <w:spacing w:after="40"/>
+        <w:ind w:left="340"/>
+      </w:pPr>
+      <w:r>
+        <w:rPr>
+          <w:rFonts w:ascii="Lato" w:hAnsi="Lato" w:cs="Lato"/>
+          <w:b w:val="0"/>
+          <w:i w:val="0"/>
+          <w:color w:val="2B2F33"/>
+          <w:sz w:val="19"/>
+        </w:rPr>
+        <w:t>TMHCC_Media_Combined_0526_FINAL_Clean.docx — clean final wording (all new tracked changes accepted).</w:t>
+      </w:r>
+    </w:p>
+    <w:p>
+      <w:pPr>
+        <w:pStyle w:val="ListBullet"/>
+        <w:spacing w:after="40"/>
+        <w:ind w:left="340"/>
+      </w:pPr>
+      <w:r>
+        <w:rPr>
+          <w:rFonts w:ascii="Lato" w:hAnsi="Lato" w:cs="Lato"/>
+          <w:b w:val="0"/>
+          <w:i w:val="0"/>
+          <w:color w:val="2B2F33"/>
+          <w:sz w:val="19"/>
+        </w:rPr>
+        <w:t>TMHCC_Media_Combined_Summary_of_Changes_FINAL.docx (+PDF) — full summary of changes vs the 0223C wording.</w:t>
+      </w:r>
+    </w:p>
+    <w:p>
+      <w:pPr>
+        <w:pStyle w:val="ListBullet"/>
+        <w:spacing w:after="40"/>
+        <w:ind w:left="340"/>
+      </w:pPr>
+      <w:r>
+        <w:rPr>
+          <w:rFonts w:ascii="Lato" w:hAnsi="Lato" w:cs="Lato"/>
+          <w:b w:val="0"/>
+          <w:i w:val="0"/>
+          <w:color w:val="2B2F33"/>
+          <w:sz w:val="19"/>
+        </w:rPr>
+        <w:t>TMHCC_Media_Combined_Summary_of_Cover_FINAL.docx (+PDF) — summary of cover, updated to the final wording (no Personal Accident, no Travel).</w:t>
+      </w:r>
+    </w:p>
+    <w:p>
+      <w:pPr>
+        <w:pStyle w:val="ListBullet"/>
+        <w:spacing w:after="40"/>
+        <w:ind w:left="340"/>
+      </w:pPr>
+      <w:r>
+        <w:rPr>
+          <w:rFonts w:ascii="Lato" w:hAnsi="Lato" w:cs="Lato"/>
+          <w:b w:val="0"/>
+          <w:i w:val="0"/>
+          <w:color w:val="2B2F33"/>
+          <w:sz w:val="19"/>
+        </w:rPr>
+        <w:t>TMHCC_Media_GapFill_Enhancement_Strategy.docx (+PDF) — SEPARATE internal granular gap analysis &amp; sub-limit record.</w:t>
+      </w:r>
+    </w:p>
+    <w:p>
+      <w:pPr>
+        <w:pStyle w:val="ListBullet"/>
+        <w:spacing w:after="40"/>
+        <w:ind w:left="340"/>
+      </w:pPr>
+      <w:r>
+        <w:rPr>
+          <w:rFonts w:ascii="Lato" w:hAnsi="Lato" w:cs="Lato"/>
+          <w:b w:val="0"/>
+          <w:i w:val="0"/>
+          <w:color w:val="2B2F33"/>
+          <w:sz w:val="19"/>
+        </w:rPr>
+        <w:t>TMHCC_Media_Coverage_Comparison_FULL.docx (+PDF) — client/broker-facing coverage comparison (no gap content).</w:t>
+      </w:r>
+    </w:p>
+    <w:p>
+      <w:pPr>
+        <w:pStyle w:val="ListBullet"/>
+        <w:spacing w:after="40"/>
+        <w:ind w:left="340"/>
+      </w:pPr>
+      <w:r>
+        <w:rPr>
+          <w:rFonts w:ascii="Lato" w:hAnsi="Lato" w:cs="Lato"/>
+          <w:b w:val="0"/>
+          <w:i w:val="0"/>
+          <w:color w:val="2B2F33"/>
+          <w:sz w:val="19"/>
+        </w:rPr>
+        <w:t>TMHCC_Media_Comparison_QA_Methodology.docx (+PDF) — this QA / change report.</w:t>
+      </w:r>
+    </w:p>
+    <w:p>
+      <w:pPr>
+        <w:keepNext/>
+        <w:spacing w:before="280" w:after="40"/>
+        <w:pBdr>
+          <w:bottom w:val="single" w:sz="8" w:space="2" w:color="B88A3C"/>
+        </w:pBdr>
+      </w:pPr>
       <w:r>
         <w:rPr>
           <w:rFonts w:ascii="Lato" w:hAnsi="Lato" w:cs="Lato"/>
@@ -280,12 +342,193 @@
           <w:color w:val="00648B"/>
           <w:sz w:val="30"/>
         </w:rPr>
-        <w:t>Documents reviewed</w:t>
+        <w:t>2  Document handling</w:t>
+      </w:r>
+    </w:p>
+    <w:p>
+      <w:pPr>
+        <w:pStyle w:val="ListBullet"/>
+        <w:spacing w:after="40"/>
+        <w:ind w:left="340"/>
+      </w:pPr>
+      <w:r>
+        <w:rPr>
+          <w:rFonts w:ascii="Lato" w:hAnsi="Lato" w:cs="Lato"/>
+          <w:b/>
+          <w:i w:val="0"/>
+          <w:color w:val="00648B"/>
+          <w:sz w:val="19"/>
+        </w:rPr>
+        <w:t xml:space="preserve">Existing tracked changes accepted before new edits:  </w:t>
+      </w:r>
+      <w:r>
+        <w:rPr>
+          <w:rFonts w:ascii="Lato" w:hAnsi="Lato" w:cs="Lato"/>
+          <w:b w:val="0"/>
+          <w:i w:val="0"/>
+          <w:color w:val="2B2F33"/>
+          <w:sz w:val="19"/>
+        </w:rPr>
+        <w:t>Yes — the uploaded clean wording contained no residual revisions; accepted to form the clean baseline.</w:t>
+      </w:r>
+    </w:p>
+    <w:p>
+      <w:pPr>
+        <w:pStyle w:val="ListBullet"/>
+        <w:spacing w:after="40"/>
+        <w:ind w:left="340"/>
+      </w:pPr>
+      <w:r>
+        <w:rPr>
+          <w:rFonts w:ascii="Lato" w:hAnsi="Lato" w:cs="Lato"/>
+          <w:b/>
+          <w:i w:val="0"/>
+          <w:color w:val="00648B"/>
+          <w:sz w:val="19"/>
+        </w:rPr>
+        <w:t xml:space="preserve">Fresh tracked changes used for new edits:  </w:t>
+      </w:r>
+      <w:r>
+        <w:rPr>
+          <w:rFonts w:ascii="Lato" w:hAnsi="Lato" w:cs="Lato"/>
+          <w:b w:val="0"/>
+          <w:i w:val="0"/>
+          <w:color w:val="2B2F33"/>
+          <w:sz w:val="19"/>
+        </w:rPr>
+        <w:t>Yes — a new tracked-changes layer was started from the baseline; no old tracked changes carried forward.</w:t>
+      </w:r>
+    </w:p>
+    <w:p>
+      <w:pPr>
+        <w:pStyle w:val="ListBullet"/>
+        <w:spacing w:after="40"/>
+        <w:ind w:left="340"/>
+      </w:pPr>
+      <w:r>
+        <w:rPr>
+          <w:rFonts w:ascii="Lato" w:hAnsi="Lato" w:cs="Lato"/>
+          <w:b/>
+          <w:i w:val="0"/>
+          <w:color w:val="00648B"/>
+          <w:sz w:val="19"/>
+        </w:rPr>
+        <w:t xml:space="preserve">Each amendment discrete / individually accept-reject-able:  </w:t>
+      </w:r>
+      <w:r>
+        <w:rPr>
+          <w:rFonts w:ascii="Lato" w:hAnsi="Lato" w:cs="Lato"/>
+          <w:b w:val="0"/>
+          <w:i w:val="0"/>
+          <w:color w:val="2B2F33"/>
+          <w:sz w:val="19"/>
+        </w:rPr>
+        <w:t>Yes — each amendment is a self-contained insertion or deletion at a distinct location.</w:t>
+      </w:r>
+    </w:p>
+    <w:p>
+      <w:pPr>
+        <w:pStyle w:val="ListBullet"/>
+        <w:spacing w:after="40"/>
+        <w:ind w:left="340"/>
+      </w:pPr>
+      <w:r>
+        <w:rPr>
+          <w:rFonts w:ascii="Lato" w:hAnsi="Lato" w:cs="Lato"/>
+          <w:b/>
+          <w:i w:val="0"/>
+          <w:color w:val="00648B"/>
+          <w:sz w:val="19"/>
+        </w:rPr>
+        <w:t xml:space="preserve">Sub-limit / definition changes show old → new:  </w:t>
+      </w:r>
+      <w:r>
+        <w:rPr>
+          <w:rFonts w:ascii="Lato" w:hAnsi="Lato" w:cs="Lato"/>
+          <w:b w:val="0"/>
+          <w:i w:val="0"/>
+          <w:color w:val="2B2F33"/>
+          <w:sz w:val="19"/>
+        </w:rPr>
+        <w:t>Yes — definition replacements (A5, A6) delete the old text and insert the new, so the original remains visible.</w:t>
+      </w:r>
+    </w:p>
+    <w:p>
+      <w:pPr>
+        <w:pStyle w:val="ListBullet"/>
+        <w:spacing w:after="40"/>
+        <w:ind w:left="340"/>
+      </w:pPr>
+      <w:r>
+        <w:rPr>
+          <w:rFonts w:ascii="Lato" w:hAnsi="Lato" w:cs="Lato"/>
+          <w:b/>
+          <w:i w:val="0"/>
+          <w:color w:val="00648B"/>
+          <w:sz w:val="19"/>
+        </w:rPr>
+        <w:t xml:space="preserve">Clean final version also produced:  </w:t>
+      </w:r>
+      <w:r>
+        <w:rPr>
+          <w:rFonts w:ascii="Lato" w:hAnsi="Lato" w:cs="Lato"/>
+          <w:b w:val="0"/>
+          <w:i w:val="0"/>
+          <w:color w:val="2B2F33"/>
+          <w:sz w:val="19"/>
+        </w:rPr>
+        <w:t>Yes.</w:t>
+      </w:r>
+    </w:p>
+    <w:p>
+      <w:pPr>
+        <w:pStyle w:val="ListBullet"/>
+        <w:spacing w:after="40"/>
+        <w:ind w:left="340"/>
+      </w:pPr>
+      <w:r>
+        <w:rPr>
+          <w:rFonts w:ascii="Lato" w:hAnsi="Lato" w:cs="Lato"/>
+          <w:b/>
+          <w:i w:val="0"/>
+          <w:color w:val="00648B"/>
+          <w:sz w:val="19"/>
+        </w:rPr>
+        <w:t xml:space="preserve">Branding / layout / hyperlinks / numbering:  </w:t>
+      </w:r>
+      <w:r>
+        <w:rPr>
+          <w:rFonts w:ascii="Lato" w:hAnsi="Lato" w:cs="Lato"/>
+          <w:b w:val="0"/>
+          <w:i w:val="0"/>
+          <w:color w:val="2B2F33"/>
+          <w:sz w:val="19"/>
+        </w:rPr>
+        <w:t>Preserved — inserted headings reuse existing styles without auto-numbering; no section/column or contents-page changes made.</w:t>
+      </w:r>
+    </w:p>
+    <w:p>
+      <w:pPr>
+        <w:keepNext/>
+        <w:spacing w:before="280" w:after="40"/>
+        <w:pBdr>
+          <w:bottom w:val="single" w:sz="8" w:space="2" w:color="B88A3C"/>
+        </w:pBdr>
+      </w:pPr>
+      <w:r>
+        <w:rPr>
+          <w:rFonts w:ascii="Lato" w:hAnsi="Lato" w:cs="Lato"/>
+          <w:b/>
+          <w:i w:val="0"/>
+          <w:color w:val="00648B"/>
+          <w:sz w:val="30"/>
+        </w:rPr>
+        <w:t>3  Change log — discrete tracked changes</w:t>
       </w:r>
     </w:p>
     <w:tbl>
       <w:tblPr>
-        <w:tblW w:type="dxa" w:w="10093"/>
+        <w:tblW w:type="dxa" w:w="9922"/>
         <w:jc w:val="center"/>
         <w:tblBorders>
           <w:top w:val="single" w:sz="4" w:space="0" w:color="D6DCE0"/>
@@ -299,15 +542,16 @@
         <w:tblLook w:firstColumn="1" w:firstRow="1" w:lastColumn="0" w:lastRow="0" w:noHBand="0" w:noVBand="1" w:val="04A0"/>
       </w:tblPr>
       <w:tblGrid>
-        <w:gridCol w:w="1701"/>
-        <w:gridCol w:w="3402"/>
-        <w:gridCol w:w="2608"/>
+        <w:gridCol w:w="737"/>
         <w:gridCol w:w="2381"/>
+        <w:gridCol w:w="2722"/>
+        <w:gridCol w:w="3232"/>
+        <w:gridCol w:w="850"/>
       </w:tblGrid>
       <w:tr>
         <w:tc>
           <w:tcPr>
-            <w:tcW w:type="dxa" w:w="1701"/>
+            <w:tcW w:type="dxa" w:w="737"/>
             <w:shd w:val="clear" w:color="auto" w:fill="00648B"/>
           </w:tcPr>
           <w:p>
@@ -324,53 +568,7 @@
                 <w:color w:val="FFFFFF"/>
                 <w:sz w:val="17"/>
               </w:rPr>
-              <w:t>Wording</w:t>
-            </w:r>
-          </w:p>
-        </w:tc>
-        <w:tc>
-          <w:tcPr>
-            <w:tcW w:type="dxa" w:w="3402"/>
-            <w:shd w:val="clear" w:color="auto" w:fill="00648B"/>
-          </w:tcPr>
-          <w:p>
-            <w:pPr>
-              <w:spacing w:after="20" w:before="0"/>
-              <w:jc w:val="center"/>
-            </w:pPr>
-            <w:r/>
-            <w:r>
-              <w:rPr>
-                <w:rFonts w:ascii="Lato" w:hAnsi="Lato" w:cs="Lato"/>
-                <w:b/>
-                <w:i w:val="0"/>
-                <w:color w:val="FFFFFF"/>
-                <w:sz w:val="17"/>
-              </w:rPr>
-              <w:t>Source file</w:t>
-            </w:r>
-          </w:p>
-        </w:tc>
-        <w:tc>
-          <w:tcPr>
-            <w:tcW w:type="dxa" w:w="2608"/>
-            <w:shd w:val="clear" w:color="auto" w:fill="00648B"/>
-          </w:tcPr>
-          <w:p>
-            <w:pPr>
-              <w:spacing w:after="20" w:before="0"/>
-              <w:jc w:val="center"/>
-            </w:pPr>
-            <w:r/>
-            <w:r>
-              <w:rPr>
-                <w:rFonts w:ascii="Lato" w:hAnsi="Lato" w:cs="Lato"/>
-                <w:b/>
-                <w:i w:val="0"/>
-                <w:color w:val="FFFFFF"/>
-                <w:sz w:val="17"/>
-              </w:rPr>
-              <w:t>Capacity / insurer</w:t>
+              <w:t>Ref</w:t>
             </w:r>
           </w:p>
         </w:tc>
@@ -393,7 +591,76 @@
                 <w:color w:val="FFFFFF"/>
                 <w:sz w:val="17"/>
               </w:rPr>
-              <w:t>Structure</w:t>
+              <w:t>Location</w:t>
+            </w:r>
+          </w:p>
+        </w:tc>
+        <w:tc>
+          <w:tcPr>
+            <w:tcW w:type="dxa" w:w="2721"/>
+            <w:shd w:val="clear" w:color="auto" w:fill="00648B"/>
+          </w:tcPr>
+          <w:p>
+            <w:pPr>
+              <w:spacing w:after="20" w:before="0"/>
+              <w:jc w:val="center"/>
+            </w:pPr>
+            <w:r/>
+            <w:r>
+              <w:rPr>
+                <w:rFonts w:ascii="Lato" w:hAnsi="Lato" w:cs="Lato"/>
+                <w:b/>
+                <w:i w:val="0"/>
+                <w:color w:val="FFFFFF"/>
+                <w:sz w:val="17"/>
+              </w:rPr>
+              <w:t>Type / change</w:t>
+            </w:r>
+          </w:p>
+        </w:tc>
+        <w:tc>
+          <w:tcPr>
+            <w:tcW w:type="dxa" w:w="3231"/>
+            <w:shd w:val="clear" w:color="auto" w:fill="00648B"/>
+          </w:tcPr>
+          <w:p>
+            <w:pPr>
+              <w:spacing w:after="20" w:before="0"/>
+              <w:jc w:val="center"/>
+            </w:pPr>
+            <w:r/>
+            <w:r>
+              <w:rPr>
+                <w:rFonts w:ascii="Lato" w:hAnsi="Lato" w:cs="Lato"/>
+                <w:b/>
+                <w:i w:val="0"/>
+                <w:color w:val="FFFFFF"/>
+                <w:sz w:val="17"/>
+              </w:rPr>
+              <w:t>Old → New</w:t>
+            </w:r>
+          </w:p>
+        </w:tc>
+        <w:tc>
+          <w:tcPr>
+            <w:tcW w:type="dxa" w:w="850"/>
+            <w:shd w:val="clear" w:color="auto" w:fill="00648B"/>
+          </w:tcPr>
+          <w:p>
+            <w:pPr>
+              <w:spacing w:after="20" w:before="0"/>
+              <w:jc w:val="center"/>
+            </w:pPr>
+            <w:r/>
+            <w:r>
+              <w:rPr>
+                <w:rFonts w:ascii="Lato" w:hAnsi="Lato" w:cs="Lato"/>
+                <w:b/>
+                <w:i w:val="0"/>
+                <w:color w:val="FFFFFF"/>
+                <w:sz w:val="17"/>
+              </w:rPr>
+              <w:t>Sign-off</w:t>
             </w:r>
           </w:p>
         </w:tc>
@@ -401,7 +668,7 @@
       <w:tr>
         <w:tc>
           <w:tcPr>
-            <w:tcW w:type="dxa" w:w="1701"/>
+            <w:tcW w:type="dxa" w:w="737"/>
           </w:tcPr>
           <w:p>
             <w:pPr>
@@ -416,49 +683,7 @@
                 <w:color w:val="00648B"/>
                 <w:sz w:val="16"/>
               </w:rPr>
-              <w:t>TMHCC</w:t>
-            </w:r>
-          </w:p>
-        </w:tc>
-        <w:tc>
-          <w:tcPr>
-            <w:tcW w:type="dxa" w:w="3402"/>
-          </w:tcPr>
-          <w:p>
-            <w:pPr>
-              <w:spacing w:after="20" w:before="0"/>
-            </w:pPr>
-            <w:r/>
-            <w:r>
-              <w:rPr>
-                <w:rFonts w:ascii="Lato" w:hAnsi="Lato" w:cs="Lato"/>
-                <w:b w:val="0"/>
-                <w:i w:val="0"/>
-                <w:color w:val="2B2F33"/>
-                <w:sz w:val="16"/>
-              </w:rPr>
-              <w:t>TMHCC_Media_Combined_0526_FINAL_amended</w:t>
-            </w:r>
-          </w:p>
-        </w:tc>
-        <w:tc>
-          <w:tcPr>
-            <w:tcW w:type="dxa" w:w="2608"/>
-          </w:tcPr>
-          <w:p>
-            <w:pPr>
-              <w:spacing w:after="20" w:before="0"/>
-            </w:pPr>
-            <w:r/>
-            <w:r>
-              <w:rPr>
-                <w:rFonts w:ascii="Lato" w:hAnsi="Lato" w:cs="Lato"/>
-                <w:b w:val="0"/>
-                <w:i w:val="0"/>
-                <w:color w:val="2B2F33"/>
-                <w:sz w:val="16"/>
-              </w:rPr>
-              <w:t>Tokio Marine HCC</w:t>
+              <w:t>A4</w:t>
             </w:r>
           </w:p>
         </w:tc>
@@ -479,7 +704,86 @@
                 <w:color w:val="2B2F33"/>
                 <w:sz w:val="16"/>
               </w:rPr>
-              <w:t>15 sections (master/primary wording)</w:t>
+              <w:t>Section 8 – Money (Sub-Section 1)</w:t>
+            </w:r>
+          </w:p>
+        </w:tc>
+        <w:tc>
+          <w:tcPr>
+            <w:tcW w:type="dxa" w:w="2722"/>
+          </w:tcPr>
+          <w:p>
+            <w:pPr>
+              <w:spacing w:after="20" w:before="0"/>
+            </w:pPr>
+            <w:r/>
+            <w:r>
+              <w:rPr>
+                <w:rFonts w:ascii="Lato" w:hAnsi="Lato" w:cs="Lato"/>
+                <w:b w:val="0"/>
+                <w:i w:val="0"/>
+                <w:color w:val="2B2F33"/>
+                <w:sz w:val="16"/>
+              </w:rPr>
+              <w:t>New extension ‘Money – Touring and Entertainment Activities’</w:t>
+            </w:r>
+          </w:p>
+        </w:tc>
+        <w:tc>
+          <w:tcPr>
+            <w:tcW w:type="dxa" w:w="3232"/>
+          </w:tcPr>
+          <w:p>
+            <w:pPr>
+              <w:spacing w:after="20" w:before="0"/>
+            </w:pPr>
+            <w:r/>
+            <w:r>
+              <w:rPr>
+                <w:rFonts w:ascii="Lato" w:hAnsi="Lato" w:cs="Lato"/>
+                <w:b w:val="0"/>
+                <w:i w:val="0"/>
+                <w:color w:val="2B2F33"/>
+                <w:sz w:val="15"/>
+              </w:rPr>
+              <w:t>OLD: (none — new)</w:t>
+            </w:r>
+          </w:p>
+          <w:p>
+            <w:pPr>
+              <w:spacing w:after="20" w:before="0"/>
+            </w:pPr>
+            <w:r>
+              <w:rPr>
+                <w:rFonts w:ascii="Lato" w:hAnsi="Lato" w:cs="Lato"/>
+                <w:b w:val="0"/>
+                <w:i w:val="0"/>
+                <w:color w:val="2B2F33"/>
+                <w:sz w:val="15"/>
+              </w:rPr>
+              <w:t>NEW: Schedule-referenced money cover for touring/live-event/music activities</w:t>
+            </w:r>
+          </w:p>
+        </w:tc>
+        <w:tc>
+          <w:tcPr>
+            <w:tcW w:type="dxa" w:w="850"/>
+          </w:tcPr>
+          <w:p>
+            <w:pPr>
+              <w:spacing w:after="20" w:before="0"/>
+              <w:jc w:val="center"/>
+            </w:pPr>
+            <w:r/>
+            <w:r>
+              <w:rPr>
+                <w:rFonts w:ascii="Lato" w:hAnsi="Lato" w:cs="Lato"/>
+                <w:b w:val="0"/>
+                <w:i w:val="0"/>
+                <w:color w:val="2B2F33"/>
+                <w:sz w:val="16"/>
+              </w:rPr>
+              <w:t>No</w:t>
             </w:r>
           </w:p>
         </w:tc>
@@ -487,7 +791,7 @@
       <w:tr>
         <w:tc>
           <w:tcPr>
-            <w:tcW w:type="dxa" w:w="1701"/>
+            <w:tcW w:type="dxa" w:w="737"/>
             <w:shd w:val="clear" w:color="auto" w:fill="F4F7F9"/>
           </w:tcPr>
           <w:p>
@@ -503,51 +807,7 @@
                 <w:color w:val="00648B"/>
                 <w:sz w:val="16"/>
               </w:rPr>
-              <w:t>Tysers (Zurich)</w:t>
-            </w:r>
-          </w:p>
-        </w:tc>
-        <w:tc>
-          <w:tcPr>
-            <w:tcW w:type="dxa" w:w="3402"/>
-            <w:shd w:val="clear" w:color="auto" w:fill="F4F7F9"/>
-          </w:tcPr>
-          <w:p>
-            <w:pPr>
-              <w:spacing w:after="20" w:before="0"/>
-            </w:pPr>
-            <w:r/>
-            <w:r>
-              <w:rPr>
-                <w:rFonts w:ascii="Lato" w:hAnsi="Lato" w:cs="Lato"/>
-                <w:b w:val="0"/>
-                <w:i w:val="0"/>
-                <w:color w:val="2B2F33"/>
-                <w:sz w:val="16"/>
-              </w:rPr>
-              <w:t>Tysers Media Policy V6.2</w:t>
-            </w:r>
-          </w:p>
-        </w:tc>
-        <w:tc>
-          <w:tcPr>
-            <w:tcW w:type="dxa" w:w="2608"/>
-            <w:shd w:val="clear" w:color="auto" w:fill="F4F7F9"/>
-          </w:tcPr>
-          <w:p>
-            <w:pPr>
-              <w:spacing w:after="20" w:before="0"/>
-            </w:pPr>
-            <w:r/>
-            <w:r>
-              <w:rPr>
-                <w:rFonts w:ascii="Lato" w:hAnsi="Lato" w:cs="Lato"/>
-                <w:b w:val="0"/>
-                <w:i w:val="0"/>
-                <w:color w:val="2B2F33"/>
-                <w:sz w:val="16"/>
-              </w:rPr>
-              <w:t>Zurich Insurance plc (capacity)</w:t>
+              <w:t>A5</w:t>
             </w:r>
           </w:p>
         </w:tc>
@@ -569,7 +829,89 @@
                 <w:color w:val="2B2F33"/>
                 <w:sz w:val="16"/>
               </w:rPr>
-              <w:t>9 sections</w:t>
+              <w:t>Section 13 – Commercial Legal Expenses</w:t>
+            </w:r>
+          </w:p>
+        </w:tc>
+        <w:tc>
+          <w:tcPr>
+            <w:tcW w:type="dxa" w:w="2722"/>
+            <w:shd w:val="clear" w:color="auto" w:fill="F4F7F9"/>
+          </w:tcPr>
+          <w:p>
+            <w:pPr>
+              <w:spacing w:after="20" w:before="0"/>
+            </w:pPr>
+            <w:r/>
+            <w:r>
+              <w:rPr>
+                <w:rFonts w:ascii="Lato" w:hAnsi="Lato" w:cs="Lato"/>
+                <w:b w:val="0"/>
+                <w:i w:val="0"/>
+                <w:color w:val="2B2F33"/>
+                <w:sz w:val="16"/>
+              </w:rPr>
+              <w:t>Definition amendment – ‘Employee’</w:t>
+            </w:r>
+          </w:p>
+        </w:tc>
+        <w:tc>
+          <w:tcPr>
+            <w:tcW w:type="dxa" w:w="3232"/>
+            <w:shd w:val="clear" w:color="auto" w:fill="F4F7F9"/>
+          </w:tcPr>
+          <w:p>
+            <w:pPr>
+              <w:spacing w:after="20" w:before="0"/>
+            </w:pPr>
+            <w:r/>
+            <w:r>
+              <w:rPr>
+                <w:rFonts w:ascii="Lato" w:hAnsi="Lato" w:cs="Lato"/>
+                <w:b w:val="0"/>
+                <w:i w:val="0"/>
+                <w:color w:val="2B2F33"/>
+                <w:sz w:val="15"/>
+              </w:rPr>
+              <w:t>OLD: ‘A worker who has or alleges they have entered into a contract of service with You.’</w:t>
+            </w:r>
+          </w:p>
+          <w:p>
+            <w:pPr>
+              <w:spacing w:after="20" w:before="0"/>
+            </w:pPr>
+            <w:r>
+              <w:rPr>
+                <w:rFonts w:ascii="Lato" w:hAnsi="Lato" w:cs="Lato"/>
+                <w:b w:val="0"/>
+                <w:i w:val="0"/>
+                <w:color w:val="2B2F33"/>
+                <w:sz w:val="15"/>
+              </w:rPr>
+              <w:t>NEW: Broadened to include labour-only, self-employed, hired/borrowed, voluntary, work-experience, secondee, student and prospective employees — at least as wide as Tysers &amp; Yutree.</w:t>
+            </w:r>
+          </w:p>
+        </w:tc>
+        <w:tc>
+          <w:tcPr>
+            <w:tcW w:type="dxa" w:w="850"/>
+            <w:shd w:val="clear" w:color="auto" w:fill="F4F7F9"/>
+          </w:tcPr>
+          <w:p>
+            <w:pPr>
+              <w:spacing w:after="20" w:before="0"/>
+              <w:jc w:val="center"/>
+            </w:pPr>
+            <w:r/>
+            <w:r>
+              <w:rPr>
+                <w:rFonts w:ascii="Lato" w:hAnsi="Lato" w:cs="Lato"/>
+                <w:b w:val="0"/>
+                <w:i w:val="0"/>
+                <w:color w:val="2B2F33"/>
+                <w:sz w:val="16"/>
+              </w:rPr>
+              <w:t>No</w:t>
             </w:r>
           </w:p>
         </w:tc>
@@ -577,7 +919,7 @@
       <w:tr>
         <w:tc>
           <w:tcPr>
-            <w:tcW w:type="dxa" w:w="1701"/>
+            <w:tcW w:type="dxa" w:w="737"/>
           </w:tcPr>
           <w:p>
             <w:pPr>
@@ -592,49 +934,7 @@
                 <w:color w:val="00648B"/>
                 <w:sz w:val="16"/>
               </w:rPr>
-              <w:t>Yutree (AXA)</w:t>
-            </w:r>
-          </w:p>
-        </w:tc>
-        <w:tc>
-          <w:tcPr>
-            <w:tcW w:type="dxa" w:w="3402"/>
-          </w:tcPr>
-          <w:p>
-            <w:pPr>
-              <w:spacing w:after="20" w:before="0"/>
-            </w:pPr>
-            <w:r/>
-            <w:r>
-              <w:rPr>
-                <w:rFonts w:ascii="Lato" w:hAnsi="Lato" w:cs="Lato"/>
-                <w:b w:val="0"/>
-                <w:i w:val="0"/>
-                <w:color w:val="2B2F33"/>
-                <w:sz w:val="16"/>
-              </w:rPr>
-              <w:t>Media and Entertainment by Yutree Policy Wording, March 2024</w:t>
-            </w:r>
-          </w:p>
-        </w:tc>
-        <w:tc>
-          <w:tcPr>
-            <w:tcW w:type="dxa" w:w="2608"/>
-          </w:tcPr>
-          <w:p>
-            <w:pPr>
-              <w:spacing w:after="20" w:before="0"/>
-            </w:pPr>
-            <w:r/>
-            <w:r>
-              <w:rPr>
-                <w:rFonts w:ascii="Lato" w:hAnsi="Lato" w:cs="Lato"/>
-                <w:b w:val="0"/>
-                <w:i w:val="0"/>
-                <w:color w:val="2B2F33"/>
-                <w:sz w:val="16"/>
-              </w:rPr>
-              <w:t>AXA Insurance UK plc (capacity); Yutree Underwriting (MGA)</w:t>
+              <w:t>A6</w:t>
             </w:r>
           </w:p>
         </w:tc>
@@ -655,7 +955,86 @@
                 <w:color w:val="2B2F33"/>
                 <w:sz w:val="16"/>
               </w:rPr>
-              <w:t>12 cover sections</w:t>
+              <w:t>Section 12 – Media Liability</w:t>
+            </w:r>
+          </w:p>
+        </w:tc>
+        <w:tc>
+          <w:tcPr>
+            <w:tcW w:type="dxa" w:w="2722"/>
+          </w:tcPr>
+          <w:p>
+            <w:pPr>
+              <w:spacing w:after="20" w:before="0"/>
+            </w:pPr>
+            <w:r/>
+            <w:r>
+              <w:rPr>
+                <w:rFonts w:ascii="Lato" w:hAnsi="Lato" w:cs="Lato"/>
+                <w:b w:val="0"/>
+                <w:i w:val="0"/>
+                <w:color w:val="2B2F33"/>
+                <w:sz w:val="16"/>
+              </w:rPr>
+              <w:t>Definition amendment – ‘Computer System’</w:t>
+            </w:r>
+          </w:p>
+        </w:tc>
+        <w:tc>
+          <w:tcPr>
+            <w:tcW w:type="dxa" w:w="3232"/>
+          </w:tcPr>
+          <w:p>
+            <w:pPr>
+              <w:spacing w:after="20" w:before="0"/>
+            </w:pPr>
+            <w:r/>
+            <w:r>
+              <w:rPr>
+                <w:rFonts w:ascii="Lato" w:hAnsi="Lato" w:cs="Lato"/>
+                <w:b w:val="0"/>
+                <w:i w:val="0"/>
+                <w:color w:val="2B2F33"/>
+                <w:sz w:val="15"/>
+              </w:rPr>
+              <w:t>OLD: Older web/comms-focused definition.</w:t>
+            </w:r>
+          </w:p>
+          <w:p>
+            <w:pPr>
+              <w:spacing w:after="20" w:before="0"/>
+            </w:pPr>
+            <w:r>
+              <w:rPr>
+                <w:rFonts w:ascii="Lato" w:hAnsi="Lato" w:cs="Lato"/>
+                <w:b w:val="0"/>
+                <w:i w:val="0"/>
+                <w:color w:val="2B2F33"/>
+                <w:sz w:val="15"/>
+              </w:rPr>
+              <w:t>NEW: Replaced with a broad definition aligned to Section 15 / property endorsement.</w:t>
+            </w:r>
+          </w:p>
+        </w:tc>
+        <w:tc>
+          <w:tcPr>
+            <w:tcW w:type="dxa" w:w="850"/>
+          </w:tcPr>
+          <w:p>
+            <w:pPr>
+              <w:spacing w:after="20" w:before="0"/>
+              <w:jc w:val="center"/>
+            </w:pPr>
+            <w:r/>
+            <w:r>
+              <w:rPr>
+                <w:rFonts w:ascii="Lato" w:hAnsi="Lato" w:cs="Lato"/>
+                <w:b w:val="0"/>
+                <w:i w:val="0"/>
+                <w:color w:val="2B2F33"/>
+                <w:sz w:val="16"/>
+              </w:rPr>
+              <w:t>Yes</w:t>
             </w:r>
           </w:p>
         </w:tc>
@@ -663,7 +1042,7 @@
       <w:tr>
         <w:tc>
           <w:tcPr>
-            <w:tcW w:type="dxa" w:w="1701"/>
+            <w:tcW w:type="dxa" w:w="737"/>
             <w:shd w:val="clear" w:color="auto" w:fill="F4F7F9"/>
           </w:tcPr>
           <w:p>
@@ -679,51 +1058,7 @@
                 <w:color w:val="00648B"/>
                 <w:sz w:val="16"/>
               </w:rPr>
-              <w:t>Liberty</w:t>
-            </w:r>
-          </w:p>
-        </w:tc>
-        <w:tc>
-          <w:tcPr>
-            <w:tcW w:type="dxa" w:w="3402"/>
-            <w:shd w:val="clear" w:color="auto" w:fill="F4F7F9"/>
-          </w:tcPr>
-          <w:p>
-            <w:pPr>
-              <w:spacing w:after="20" w:before="0"/>
-            </w:pPr>
-            <w:r/>
-            <w:r>
-              <w:rPr>
-                <w:rFonts w:ascii="Lato" w:hAnsi="Lato" w:cs="Lato"/>
-                <w:b w:val="0"/>
-                <w:i w:val="0"/>
-                <w:color w:val="2B2F33"/>
-                <w:sz w:val="16"/>
-              </w:rPr>
-              <w:t>Liberty Entertainment Combined Policy (final v1, 12.11.24)</w:t>
-            </w:r>
-          </w:p>
-        </w:tc>
-        <w:tc>
-          <w:tcPr>
-            <w:tcW w:type="dxa" w:w="2608"/>
-            <w:shd w:val="clear" w:color="auto" w:fill="F4F7F9"/>
-          </w:tcPr>
-          <w:p>
-            <w:pPr>
-              <w:spacing w:after="20" w:before="0"/>
-            </w:pPr>
-            <w:r/>
-            <w:r>
-              <w:rPr>
-                <w:rFonts w:ascii="Lato" w:hAnsi="Lato" w:cs="Lato"/>
-                <w:b w:val="0"/>
-                <w:i w:val="0"/>
-                <w:color w:val="2B2F33"/>
-                <w:sz w:val="16"/>
-              </w:rPr>
-              <w:t>Liberty (Liberty Specialty Markets)</w:t>
+              <w:t>B1</w:t>
             </w:r>
           </w:p>
         </w:tc>
@@ -745,7 +1080,89 @@
                 <w:color w:val="2B2F33"/>
                 <w:sz w:val="16"/>
               </w:rPr>
-              <w:t>6 cover sections</w:t>
+              <w:t>Section 12 – Media Liability (Extensions)</w:t>
+            </w:r>
+          </w:p>
+        </w:tc>
+        <w:tc>
+          <w:tcPr>
+            <w:tcW w:type="dxa" w:w="2722"/>
+            <w:shd w:val="clear" w:color="auto" w:fill="F4F7F9"/>
+          </w:tcPr>
+          <w:p>
+            <w:pPr>
+              <w:spacing w:after="20" w:before="0"/>
+            </w:pPr>
+            <w:r/>
+            <w:r>
+              <w:rPr>
+                <w:rFonts w:ascii="Lato" w:hAnsi="Lato" w:cs="Lato"/>
+                <w:b w:val="0"/>
+                <w:i w:val="0"/>
+                <w:color w:val="2B2F33"/>
+                <w:sz w:val="16"/>
+              </w:rPr>
+              <w:t>New cover – Distributors &amp; Purchasers</w:t>
+            </w:r>
+          </w:p>
+        </w:tc>
+        <w:tc>
+          <w:tcPr>
+            <w:tcW w:type="dxa" w:w="3232"/>
+            <w:shd w:val="clear" w:color="auto" w:fill="F4F7F9"/>
+          </w:tcPr>
+          <w:p>
+            <w:pPr>
+              <w:spacing w:after="20" w:before="0"/>
+            </w:pPr>
+            <w:r/>
+            <w:r>
+              <w:rPr>
+                <w:rFonts w:ascii="Lato" w:hAnsi="Lato" w:cs="Lato"/>
+                <w:b w:val="0"/>
+                <w:i w:val="0"/>
+                <w:color w:val="2B2F33"/>
+                <w:sz w:val="15"/>
+              </w:rPr>
+              <w:t>OLD: (none — new)</w:t>
+            </w:r>
+          </w:p>
+          <w:p>
+            <w:pPr>
+              <w:spacing w:after="20" w:before="0"/>
+            </w:pPr>
+            <w:r>
+              <w:rPr>
+                <w:rFonts w:ascii="Lato" w:hAnsi="Lato" w:cs="Lato"/>
+                <w:b w:val="0"/>
+                <w:i w:val="0"/>
+                <w:color w:val="2B2F33"/>
+                <w:sz w:val="15"/>
+              </w:rPr>
+              <w:t>NEW: 5× Indemnity Limit aggregate; control-of-defence + claims-made conditions.</w:t>
+            </w:r>
+          </w:p>
+        </w:tc>
+        <w:tc>
+          <w:tcPr>
+            <w:tcW w:type="dxa" w:w="850"/>
+            <w:shd w:val="clear" w:color="auto" w:fill="F4F7F9"/>
+          </w:tcPr>
+          <w:p>
+            <w:pPr>
+              <w:spacing w:after="20" w:before="0"/>
+              <w:jc w:val="center"/>
+            </w:pPr>
+            <w:r/>
+            <w:r>
+              <w:rPr>
+                <w:rFonts w:ascii="Lato" w:hAnsi="Lato" w:cs="Lato"/>
+                <w:b w:val="0"/>
+                <w:i w:val="0"/>
+                <w:color w:val="2B2F33"/>
+                <w:sz w:val="16"/>
+              </w:rPr>
+              <w:t>Yes</w:t>
             </w:r>
           </w:p>
         </w:tc>
@@ -753,7 +1170,7 @@
       <w:tr>
         <w:tc>
           <w:tcPr>
-            <w:tcW w:type="dxa" w:w="1701"/>
+            <w:tcW w:type="dxa" w:w="737"/>
           </w:tcPr>
           <w:p>
             <w:pPr>
@@ -768,49 +1185,7 @@
                 <w:color w:val="00648B"/>
                 <w:sz w:val="16"/>
               </w:rPr>
-              <w:t>Allianz</w:t>
-            </w:r>
-          </w:p>
-        </w:tc>
-        <w:tc>
-          <w:tcPr>
-            <w:tcW w:type="dxa" w:w="3402"/>
-          </w:tcPr>
-          <w:p>
-            <w:pPr>
-              <w:spacing w:after="20" w:before="0"/>
-            </w:pPr>
-            <w:r/>
-            <w:r>
-              <w:rPr>
-                <w:rFonts w:ascii="Lato" w:hAnsi="Lato" w:cs="Lato"/>
-                <w:b w:val="0"/>
-                <w:i w:val="0"/>
-                <w:color w:val="2B2F33"/>
-                <w:sz w:val="16"/>
-              </w:rPr>
-              <w:t>Entertainment Complete (Allianz)</w:t>
-            </w:r>
-          </w:p>
-        </w:tc>
-        <w:tc>
-          <w:tcPr>
-            <w:tcW w:type="dxa" w:w="2608"/>
-          </w:tcPr>
-          <w:p>
-            <w:pPr>
-              <w:spacing w:after="20" w:before="0"/>
-            </w:pPr>
-            <w:r/>
-            <w:r>
-              <w:rPr>
-                <w:rFonts w:ascii="Lato" w:hAnsi="Lato" w:cs="Lato"/>
-                <w:b w:val="0"/>
-                <w:i w:val="0"/>
-                <w:color w:val="2B2F33"/>
-                <w:sz w:val="16"/>
-              </w:rPr>
-              <w:t>Allianz</w:t>
+              <w:t>B2</w:t>
             </w:r>
           </w:p>
         </w:tc>
@@ -831,7 +1206,86 @@
                 <w:color w:val="2B2F33"/>
                 <w:sz w:val="16"/>
               </w:rPr>
-              <w:t>8 cover sections (+ Terrorism)</w:t>
+              <w:t>Section 12 – Media Liability (additional covers)</w:t>
+            </w:r>
+          </w:p>
+        </w:tc>
+        <w:tc>
+          <w:tcPr>
+            <w:tcW w:type="dxa" w:w="2722"/>
+          </w:tcPr>
+          <w:p>
+            <w:pPr>
+              <w:spacing w:after="20" w:before="0"/>
+            </w:pPr>
+            <w:r/>
+            <w:r>
+              <w:rPr>
+                <w:rFonts w:ascii="Lato" w:hAnsi="Lato" w:cs="Lato"/>
+                <w:b w:val="0"/>
+                <w:i w:val="0"/>
+                <w:color w:val="2B2F33"/>
+                <w:sz w:val="16"/>
+              </w:rPr>
+              <w:t>New cover – Representation Costs at Investigations/Inquiries</w:t>
+            </w:r>
+          </w:p>
+        </w:tc>
+        <w:tc>
+          <w:tcPr>
+            <w:tcW w:type="dxa" w:w="3232"/>
+          </w:tcPr>
+          <w:p>
+            <w:pPr>
+              <w:spacing w:after="20" w:before="0"/>
+            </w:pPr>
+            <w:r/>
+            <w:r>
+              <w:rPr>
+                <w:rFonts w:ascii="Lato" w:hAnsi="Lato" w:cs="Lato"/>
+                <w:b w:val="0"/>
+                <w:i w:val="0"/>
+                <w:color w:val="2B2F33"/>
+                <w:sz w:val="15"/>
+              </w:rPr>
+              <w:t>OLD: (none — new)</w:t>
+            </w:r>
+          </w:p>
+          <w:p>
+            <w:pPr>
+              <w:spacing w:after="20" w:before="0"/>
+            </w:pPr>
+            <w:r>
+              <w:rPr>
+                <w:rFonts w:ascii="Lato" w:hAnsi="Lato" w:cs="Lato"/>
+                <w:b w:val="0"/>
+                <w:i w:val="0"/>
+                <w:color w:val="2B2F33"/>
+                <w:sz w:val="15"/>
+              </w:rPr>
+              <w:t>NEW: GBP 25,000 aggregate (market-matched to Tysers 8.15).</w:t>
+            </w:r>
+          </w:p>
+        </w:tc>
+        <w:tc>
+          <w:tcPr>
+            <w:tcW w:type="dxa" w:w="850"/>
+          </w:tcPr>
+          <w:p>
+            <w:pPr>
+              <w:spacing w:after="20" w:before="0"/>
+              <w:jc w:val="center"/>
+            </w:pPr>
+            <w:r/>
+            <w:r>
+              <w:rPr>
+                <w:rFonts w:ascii="Lato" w:hAnsi="Lato" w:cs="Lato"/>
+                <w:b w:val="0"/>
+                <w:i w:val="0"/>
+                <w:color w:val="2B2F33"/>
+                <w:sz w:val="16"/>
+              </w:rPr>
+              <w:t>Yes</w:t>
             </w:r>
           </w:p>
         </w:tc>
@@ -839,7 +1293,7 @@
       <w:tr>
         <w:tc>
           <w:tcPr>
-            <w:tcW w:type="dxa" w:w="1701"/>
+            <w:tcW w:type="dxa" w:w="737"/>
             <w:shd w:val="clear" w:color="auto" w:fill="F4F7F9"/>
           </w:tcPr>
           <w:p>
@@ -855,51 +1309,7 @@
                 <w:color w:val="00648B"/>
                 <w:sz w:val="16"/>
               </w:rPr>
-              <w:t>AXA XL</w:t>
-            </w:r>
-          </w:p>
-        </w:tc>
-        <w:tc>
-          <w:tcPr>
-            <w:tcW w:type="dxa" w:w="3402"/>
-            <w:shd w:val="clear" w:color="auto" w:fill="F4F7F9"/>
-          </w:tcPr>
-          <w:p>
-            <w:pPr>
-              <w:spacing w:after="20" w:before="0"/>
-            </w:pPr>
-            <w:r/>
-            <w:r>
-              <w:rPr>
-                <w:rFonts w:ascii="Lato" w:hAnsi="Lato" w:cs="Lato"/>
-                <w:b w:val="0"/>
-                <w:i w:val="0"/>
-                <w:color w:val="2B2F33"/>
-                <w:sz w:val="16"/>
-              </w:rPr>
-              <w:t>axa_xl_wording (June 2021)</w:t>
-            </w:r>
-          </w:p>
-        </w:tc>
-        <w:tc>
-          <w:tcPr>
-            <w:tcW w:type="dxa" w:w="2608"/>
-            <w:shd w:val="clear" w:color="auto" w:fill="F4F7F9"/>
-          </w:tcPr>
-          <w:p>
-            <w:pPr>
-              <w:spacing w:after="20" w:before="0"/>
-            </w:pPr>
-            <w:r/>
-            <w:r>
-              <w:rPr>
-                <w:rFonts w:ascii="Lato" w:hAnsi="Lato" w:cs="Lato"/>
-                <w:b w:val="0"/>
-                <w:i w:val="0"/>
-                <w:color w:val="2B2F33"/>
-                <w:sz w:val="16"/>
-              </w:rPr>
-              <w:t>XL Catlin Insurance Company UK Ltd (AXA XL)</w:t>
+              <w:t>B3</w:t>
             </w:r>
           </w:p>
         </w:tc>
@@ -921,7 +1331,591 @@
                 <w:color w:val="2B2F33"/>
                 <w:sz w:val="16"/>
               </w:rPr>
-              <w:t>3 operative sections (MD / BI / Liability)</w:t>
+              <w:t>Section 12 – Media Liability (additional covers)</w:t>
+            </w:r>
+          </w:p>
+        </w:tc>
+        <w:tc>
+          <w:tcPr>
+            <w:tcW w:type="dxa" w:w="2722"/>
+            <w:shd w:val="clear" w:color="auto" w:fill="F4F7F9"/>
+          </w:tcPr>
+          <w:p>
+            <w:pPr>
+              <w:spacing w:after="20" w:before="0"/>
+            </w:pPr>
+            <w:r/>
+            <w:r>
+              <w:rPr>
+                <w:rFonts w:ascii="Lato" w:hAnsi="Lato" w:cs="Lato"/>
+                <w:b w:val="0"/>
+                <w:i w:val="0"/>
+                <w:color w:val="2B2F33"/>
+                <w:sz w:val="16"/>
+              </w:rPr>
+              <w:t>New cover – Journalistic Source-Protection Costs</w:t>
+            </w:r>
+          </w:p>
+        </w:tc>
+        <w:tc>
+          <w:tcPr>
+            <w:tcW w:type="dxa" w:w="3232"/>
+            <w:shd w:val="clear" w:color="auto" w:fill="F4F7F9"/>
+          </w:tcPr>
+          <w:p>
+            <w:pPr>
+              <w:spacing w:after="20" w:before="0"/>
+            </w:pPr>
+            <w:r/>
+            <w:r>
+              <w:rPr>
+                <w:rFonts w:ascii="Lato" w:hAnsi="Lato" w:cs="Lato"/>
+                <w:b w:val="0"/>
+                <w:i w:val="0"/>
+                <w:color w:val="2B2F33"/>
+                <w:sz w:val="15"/>
+              </w:rPr>
+              <w:t>OLD: (none — new)</w:t>
+            </w:r>
+          </w:p>
+          <w:p>
+            <w:pPr>
+              <w:spacing w:after="20" w:before="0"/>
+            </w:pPr>
+            <w:r>
+              <w:rPr>
+                <w:rFonts w:ascii="Lato" w:hAnsi="Lato" w:cs="Lato"/>
+                <w:b w:val="0"/>
+                <w:i w:val="0"/>
+                <w:color w:val="2B2F33"/>
+                <w:sz w:val="15"/>
+              </w:rPr>
+              <w:t>NEW: Schedule sub-limit; counsel’s reasonable-grounds test; insurer consent.</w:t>
+            </w:r>
+          </w:p>
+        </w:tc>
+        <w:tc>
+          <w:tcPr>
+            <w:tcW w:type="dxa" w:w="850"/>
+            <w:shd w:val="clear" w:color="auto" w:fill="F4F7F9"/>
+          </w:tcPr>
+          <w:p>
+            <w:pPr>
+              <w:spacing w:after="20" w:before="0"/>
+              <w:jc w:val="center"/>
+            </w:pPr>
+            <w:r/>
+            <w:r>
+              <w:rPr>
+                <w:rFonts w:ascii="Lato" w:hAnsi="Lato" w:cs="Lato"/>
+                <w:b w:val="0"/>
+                <w:i w:val="0"/>
+                <w:color w:val="2B2F33"/>
+                <w:sz w:val="16"/>
+              </w:rPr>
+              <w:t>Yes</w:t>
+            </w:r>
+          </w:p>
+        </w:tc>
+      </w:tr>
+      <w:tr>
+        <w:tc>
+          <w:tcPr>
+            <w:tcW w:type="dxa" w:w="737"/>
+          </w:tcPr>
+          <w:p>
+            <w:pPr>
+              <w:spacing w:after="20" w:before="0"/>
+            </w:pPr>
+            <w:r/>
+            <w:r>
+              <w:rPr>
+                <w:rFonts w:ascii="Lato" w:hAnsi="Lato" w:cs="Lato"/>
+                <w:b/>
+                <w:i w:val="0"/>
+                <w:color w:val="00648B"/>
+                <w:sz w:val="16"/>
+              </w:rPr>
+              <w:t>B5</w:t>
+            </w:r>
+          </w:p>
+        </w:tc>
+        <w:tc>
+          <w:tcPr>
+            <w:tcW w:type="dxa" w:w="2381"/>
+          </w:tcPr>
+          <w:p>
+            <w:pPr>
+              <w:spacing w:after="20" w:before="0"/>
+            </w:pPr>
+            <w:r/>
+            <w:r>
+              <w:rPr>
+                <w:rFonts w:ascii="Lato" w:hAnsi="Lato" w:cs="Lato"/>
+                <w:b w:val="0"/>
+                <w:i w:val="0"/>
+                <w:color w:val="2B2F33"/>
+                <w:sz w:val="16"/>
+              </w:rPr>
+              <w:t>Section 12 – Media Liability (additional covers)</w:t>
+            </w:r>
+          </w:p>
+        </w:tc>
+        <w:tc>
+          <w:tcPr>
+            <w:tcW w:type="dxa" w:w="2722"/>
+          </w:tcPr>
+          <w:p>
+            <w:pPr>
+              <w:spacing w:after="20" w:before="0"/>
+            </w:pPr>
+            <w:r/>
+            <w:r>
+              <w:rPr>
+                <w:rFonts w:ascii="Lato" w:hAnsi="Lato" w:cs="Lato"/>
+                <w:b w:val="0"/>
+                <w:i w:val="0"/>
+                <w:color w:val="2B2F33"/>
+                <w:sz w:val="16"/>
+              </w:rPr>
+              <w:t>Clarification + contribution – Criminal &amp; Regulatory Defence Costs</w:t>
+            </w:r>
+          </w:p>
+        </w:tc>
+        <w:tc>
+          <w:tcPr>
+            <w:tcW w:type="dxa" w:w="3232"/>
+          </w:tcPr>
+          <w:p>
+            <w:pPr>
+              <w:spacing w:after="20" w:before="0"/>
+            </w:pPr>
+            <w:r/>
+            <w:r>
+              <w:rPr>
+                <w:rFonts w:ascii="Lato" w:hAnsi="Lato" w:cs="Lato"/>
+                <w:b w:val="0"/>
+                <w:i w:val="0"/>
+                <w:color w:val="2B2F33"/>
+                <w:sz w:val="15"/>
+              </w:rPr>
+              <w:t>OLD: (none — new)</w:t>
+            </w:r>
+          </w:p>
+          <w:p>
+            <w:pPr>
+              <w:spacing w:after="20" w:before="0"/>
+            </w:pPr>
+            <w:r>
+              <w:rPr>
+                <w:rFonts w:ascii="Lato" w:hAnsi="Lato" w:cs="Lato"/>
+                <w:b w:val="0"/>
+                <w:i w:val="0"/>
+                <w:color w:val="2B2F33"/>
+                <w:sz w:val="15"/>
+              </w:rPr>
+              <w:t>NEW: Cross-reference to S13/S14 + schedule-referenced contribution (ex fines/penalties/post-guilt).</w:t>
+            </w:r>
+          </w:p>
+        </w:tc>
+        <w:tc>
+          <w:tcPr>
+            <w:tcW w:type="dxa" w:w="850"/>
+          </w:tcPr>
+          <w:p>
+            <w:pPr>
+              <w:spacing w:after="20" w:before="0"/>
+              <w:jc w:val="center"/>
+            </w:pPr>
+            <w:r/>
+            <w:r>
+              <w:rPr>
+                <w:rFonts w:ascii="Lato" w:hAnsi="Lato" w:cs="Lato"/>
+                <w:b w:val="0"/>
+                <w:i w:val="0"/>
+                <w:color w:val="2B2F33"/>
+                <w:sz w:val="16"/>
+              </w:rPr>
+              <w:t>Yes</w:t>
+            </w:r>
+          </w:p>
+        </w:tc>
+      </w:tr>
+      <w:tr>
+        <w:tc>
+          <w:tcPr>
+            <w:tcW w:type="dxa" w:w="737"/>
+            <w:shd w:val="clear" w:color="auto" w:fill="F4F7F9"/>
+          </w:tcPr>
+          <w:p>
+            <w:pPr>
+              <w:spacing w:after="20" w:before="0"/>
+            </w:pPr>
+            <w:r/>
+            <w:r>
+              <w:rPr>
+                <w:rFonts w:ascii="Lato" w:hAnsi="Lato" w:cs="Lato"/>
+                <w:b/>
+                <w:i w:val="0"/>
+                <w:color w:val="00648B"/>
+                <w:sz w:val="16"/>
+              </w:rPr>
+              <w:t>B6</w:t>
+            </w:r>
+          </w:p>
+        </w:tc>
+        <w:tc>
+          <w:tcPr>
+            <w:tcW w:type="dxa" w:w="2381"/>
+            <w:shd w:val="clear" w:color="auto" w:fill="F4F7F9"/>
+          </w:tcPr>
+          <w:p>
+            <w:pPr>
+              <w:spacing w:after="20" w:before="0"/>
+            </w:pPr>
+            <w:r/>
+            <w:r>
+              <w:rPr>
+                <w:rFonts w:ascii="Lato" w:hAnsi="Lato" w:cs="Lato"/>
+                <w:b w:val="0"/>
+                <w:i w:val="0"/>
+                <w:color w:val="2B2F33"/>
+                <w:sz w:val="16"/>
+              </w:rPr>
+              <w:t>Section 12 – Media Liability (Extensions)</w:t>
+            </w:r>
+          </w:p>
+        </w:tc>
+        <w:tc>
+          <w:tcPr>
+            <w:tcW w:type="dxa" w:w="2722"/>
+            <w:shd w:val="clear" w:color="auto" w:fill="F4F7F9"/>
+          </w:tcPr>
+          <w:p>
+            <w:pPr>
+              <w:spacing w:after="20" w:before="0"/>
+            </w:pPr>
+            <w:r/>
+            <w:r>
+              <w:rPr>
+                <w:rFonts w:ascii="Lato" w:hAnsi="Lato" w:cs="Lato"/>
+                <w:b w:val="0"/>
+                <w:i w:val="0"/>
+                <w:color w:val="2B2F33"/>
+                <w:sz w:val="16"/>
+              </w:rPr>
+              <w:t>New optional – Worldwide Territory &amp; Jurisdiction</w:t>
+            </w:r>
+          </w:p>
+        </w:tc>
+        <w:tc>
+          <w:tcPr>
+            <w:tcW w:type="dxa" w:w="3232"/>
+            <w:shd w:val="clear" w:color="auto" w:fill="F4F7F9"/>
+          </w:tcPr>
+          <w:p>
+            <w:pPr>
+              <w:spacing w:after="20" w:before="0"/>
+            </w:pPr>
+            <w:r/>
+            <w:r>
+              <w:rPr>
+                <w:rFonts w:ascii="Lato" w:hAnsi="Lato" w:cs="Lato"/>
+                <w:b w:val="0"/>
+                <w:i w:val="0"/>
+                <w:color w:val="2B2F33"/>
+                <w:sz w:val="15"/>
+              </w:rPr>
+              <w:t>OLD: (none — new)</w:t>
+            </w:r>
+          </w:p>
+          <w:p>
+            <w:pPr>
+              <w:spacing w:after="20" w:before="0"/>
+            </w:pPr>
+            <w:r>
+              <w:rPr>
+                <w:rFonts w:ascii="Lato" w:hAnsi="Lato" w:cs="Lato"/>
+                <w:b w:val="0"/>
+                <w:i w:val="0"/>
+                <w:color w:val="2B2F33"/>
+                <w:sz w:val="15"/>
+              </w:rPr>
+              <w:t>NEW: Schedule-selectable worldwide; USA/Canada separately selectable; default unchanged.</w:t>
+            </w:r>
+          </w:p>
+        </w:tc>
+        <w:tc>
+          <w:tcPr>
+            <w:tcW w:type="dxa" w:w="850"/>
+            <w:shd w:val="clear" w:color="auto" w:fill="F4F7F9"/>
+          </w:tcPr>
+          <w:p>
+            <w:pPr>
+              <w:spacing w:after="20" w:before="0"/>
+              <w:jc w:val="center"/>
+            </w:pPr>
+            <w:r/>
+            <w:r>
+              <w:rPr>
+                <w:rFonts w:ascii="Lato" w:hAnsi="Lato" w:cs="Lato"/>
+                <w:b w:val="0"/>
+                <w:i w:val="0"/>
+                <w:color w:val="2B2F33"/>
+                <w:sz w:val="16"/>
+              </w:rPr>
+              <w:t>Yes</w:t>
+            </w:r>
+          </w:p>
+        </w:tc>
+      </w:tr>
+      <w:tr>
+        <w:tc>
+          <w:tcPr>
+            <w:tcW w:type="dxa" w:w="737"/>
+          </w:tcPr>
+          <w:p>
+            <w:pPr>
+              <w:spacing w:after="20" w:before="0"/>
+            </w:pPr>
+            <w:r/>
+            <w:r>
+              <w:rPr>
+                <w:rFonts w:ascii="Lato" w:hAnsi="Lato" w:cs="Lato"/>
+                <w:b/>
+                <w:i w:val="0"/>
+                <w:color w:val="00648B"/>
+                <w:sz w:val="16"/>
+              </w:rPr>
+              <w:t>B7</w:t>
+            </w:r>
+          </w:p>
+        </w:tc>
+        <w:tc>
+          <w:tcPr>
+            <w:tcW w:type="dxa" w:w="2381"/>
+          </w:tcPr>
+          <w:p>
+            <w:pPr>
+              <w:spacing w:after="20" w:before="0"/>
+            </w:pPr>
+            <w:r/>
+            <w:r>
+              <w:rPr>
+                <w:rFonts w:ascii="Lato" w:hAnsi="Lato" w:cs="Lato"/>
+                <w:b w:val="0"/>
+                <w:i w:val="0"/>
+                <w:color w:val="2B2F33"/>
+                <w:sz w:val="16"/>
+              </w:rPr>
+              <w:t>Section 12 – Media Liability (dispute clause)</w:t>
+            </w:r>
+          </w:p>
+        </w:tc>
+        <w:tc>
+          <w:tcPr>
+            <w:tcW w:type="dxa" w:w="2722"/>
+          </w:tcPr>
+          <w:p>
+            <w:pPr>
+              <w:spacing w:after="20" w:before="0"/>
+            </w:pPr>
+            <w:r/>
+            <w:r>
+              <w:rPr>
+                <w:rFonts w:ascii="Lato" w:hAnsi="Lato" w:cs="Lato"/>
+                <w:b w:val="0"/>
+                <w:i w:val="0"/>
+                <w:color w:val="2B2F33"/>
+                <w:sz w:val="16"/>
+              </w:rPr>
+              <w:t>New clause – King’s Counsel determination</w:t>
+            </w:r>
+          </w:p>
+        </w:tc>
+        <w:tc>
+          <w:tcPr>
+            <w:tcW w:type="dxa" w:w="3232"/>
+          </w:tcPr>
+          <w:p>
+            <w:pPr>
+              <w:spacing w:after="20" w:before="0"/>
+            </w:pPr>
+            <w:r/>
+            <w:r>
+              <w:rPr>
+                <w:rFonts w:ascii="Lato" w:hAnsi="Lato" w:cs="Lato"/>
+                <w:b w:val="0"/>
+                <w:i w:val="0"/>
+                <w:color w:val="2B2F33"/>
+                <w:sz w:val="15"/>
+              </w:rPr>
+              <w:t>OLD: (none — new)</w:t>
+            </w:r>
+          </w:p>
+          <w:p>
+            <w:pPr>
+              <w:spacing w:after="20" w:before="0"/>
+            </w:pPr>
+            <w:r>
+              <w:rPr>
+                <w:rFonts w:ascii="Lato" w:hAnsi="Lato" w:cs="Lato"/>
+                <w:b w:val="0"/>
+                <w:i w:val="0"/>
+                <w:color w:val="2B2F33"/>
+                <w:sz w:val="15"/>
+              </w:rPr>
+              <w:t>NEW: Binding KC determination on defence/settlement disputes (Yutree-style).</w:t>
+            </w:r>
+          </w:p>
+        </w:tc>
+        <w:tc>
+          <w:tcPr>
+            <w:tcW w:type="dxa" w:w="850"/>
+          </w:tcPr>
+          <w:p>
+            <w:pPr>
+              <w:spacing w:after="20" w:before="0"/>
+              <w:jc w:val="center"/>
+            </w:pPr>
+            <w:r/>
+            <w:r>
+              <w:rPr>
+                <w:rFonts w:ascii="Lato" w:hAnsi="Lato" w:cs="Lato"/>
+                <w:b w:val="0"/>
+                <w:i w:val="0"/>
+                <w:color w:val="2B2F33"/>
+                <w:sz w:val="16"/>
+              </w:rPr>
+              <w:t>Yes</w:t>
+            </w:r>
+          </w:p>
+        </w:tc>
+      </w:tr>
+      <w:tr>
+        <w:tc>
+          <w:tcPr>
+            <w:tcW w:type="dxa" w:w="737"/>
+            <w:shd w:val="clear" w:color="auto" w:fill="F4F7F9"/>
+          </w:tcPr>
+          <w:p>
+            <w:pPr>
+              <w:spacing w:after="20" w:before="0"/>
+            </w:pPr>
+            <w:r/>
+            <w:r>
+              <w:rPr>
+                <w:rFonts w:ascii="Lato" w:hAnsi="Lato" w:cs="Lato"/>
+                <w:b/>
+                <w:i w:val="0"/>
+                <w:color w:val="00648B"/>
+                <w:sz w:val="16"/>
+              </w:rPr>
+              <w:t>B8</w:t>
+            </w:r>
+          </w:p>
+        </w:tc>
+        <w:tc>
+          <w:tcPr>
+            <w:tcW w:type="dxa" w:w="2381"/>
+            <w:shd w:val="clear" w:color="auto" w:fill="F4F7F9"/>
+          </w:tcPr>
+          <w:p>
+            <w:pPr>
+              <w:spacing w:after="20" w:before="0"/>
+            </w:pPr>
+            <w:r/>
+            <w:r>
+              <w:rPr>
+                <w:rFonts w:ascii="Lato" w:hAnsi="Lato" w:cs="Lato"/>
+                <w:b w:val="0"/>
+                <w:i w:val="0"/>
+                <w:color w:val="2B2F33"/>
+                <w:sz w:val="16"/>
+              </w:rPr>
+              <w:t>Section 12 – Media Liability (Exclusions)</w:t>
+            </w:r>
+          </w:p>
+        </w:tc>
+        <w:tc>
+          <w:tcPr>
+            <w:tcW w:type="dxa" w:w="2722"/>
+            <w:shd w:val="clear" w:color="auto" w:fill="F4F7F9"/>
+          </w:tcPr>
+          <w:p>
+            <w:pPr>
+              <w:spacing w:after="20" w:before="0"/>
+            </w:pPr>
+            <w:r/>
+            <w:r>
+              <w:rPr>
+                <w:rFonts w:ascii="Lato" w:hAnsi="Lato" w:cs="Lato"/>
+                <w:b w:val="0"/>
+                <w:i w:val="0"/>
+                <w:color w:val="2B2F33"/>
+                <w:sz w:val="16"/>
+              </w:rPr>
+              <w:t>Write-back – Seepage &amp; Pollution (negligent advice)</w:t>
+            </w:r>
+          </w:p>
+        </w:tc>
+        <w:tc>
+          <w:tcPr>
+            <w:tcW w:type="dxa" w:w="3232"/>
+            <w:shd w:val="clear" w:color="auto" w:fill="F4F7F9"/>
+          </w:tcPr>
+          <w:p>
+            <w:pPr>
+              <w:spacing w:after="20" w:before="0"/>
+            </w:pPr>
+            <w:r/>
+            <w:r>
+              <w:rPr>
+                <w:rFonts w:ascii="Lato" w:hAnsi="Lato" w:cs="Lato"/>
+                <w:b w:val="0"/>
+                <w:i w:val="0"/>
+                <w:color w:val="2B2F33"/>
+                <w:sz w:val="15"/>
+              </w:rPr>
+              <w:t>OLD: (none — new proviso)</w:t>
+            </w:r>
+          </w:p>
+          <w:p>
+            <w:pPr>
+              <w:spacing w:after="20" w:before="0"/>
+            </w:pPr>
+            <w:r>
+              <w:rPr>
+                <w:rFonts w:ascii="Lato" w:hAnsi="Lato" w:cs="Lato"/>
+                <w:b w:val="0"/>
+                <w:i w:val="0"/>
+                <w:color w:val="2B2F33"/>
+                <w:sz w:val="15"/>
+              </w:rPr>
+              <w:t>NEW: Narrow negligent-advice write-back; BI/PD/clean-up excluded; schedule sub-limit.</w:t>
+            </w:r>
+          </w:p>
+        </w:tc>
+        <w:tc>
+          <w:tcPr>
+            <w:tcW w:type="dxa" w:w="850"/>
+            <w:shd w:val="clear" w:color="auto" w:fill="F4F7F9"/>
+          </w:tcPr>
+          <w:p>
+            <w:pPr>
+              <w:spacing w:after="20" w:before="0"/>
+              <w:jc w:val="center"/>
+            </w:pPr>
+            <w:r/>
+            <w:r>
+              <w:rPr>
+                <w:rFonts w:ascii="Lato" w:hAnsi="Lato" w:cs="Lato"/>
+                <w:b w:val="0"/>
+                <w:i w:val="0"/>
+                <w:color w:val="2B2F33"/>
+                <w:sz w:val="16"/>
+              </w:rPr>
+              <w:t>Yes</w:t>
             </w:r>
           </w:p>
         </w:tc>
@@ -929,173 +1923,8 @@
     </w:tbl>
     <w:p>
       <w:pPr>
-        <w:keepNext/>
-        <w:spacing w:before="280" w:after="40"/>
-        <w:pBdr>
-          <w:bottom w:val="single" w:sz="8" w:space="2" w:color="B88A3C"/>
-        </w:pBdr>
+        <w:spacing w:after="120"/>
       </w:pPr>
-      <w:r>
-        <w:rPr>
-          <w:rFonts w:ascii="Lato" w:hAnsi="Lato" w:cs="Lato"/>
-          <w:b/>
-          <w:i w:val="0"/>
-          <w:color w:val="B88A3C"/>
-          <w:sz w:val="30"/>
-        </w:rPr>
-        <w:t xml:space="preserve">2  </w:t>
-      </w:r>
-      <w:r>
-        <w:rPr>
-          <w:rFonts w:ascii="Lato" w:hAnsi="Lato" w:cs="Lato"/>
-          <w:b/>
-          <w:i w:val="0"/>
-          <w:color w:val="00648B"/>
-          <w:sz w:val="30"/>
-        </w:rPr>
-        <w:t>Comparison method</w:t>
-      </w:r>
-    </w:p>
-    <w:p>
-      <w:pPr>
-        <w:pStyle w:val="ListBullet"/>
-        <w:spacing w:after="40"/>
-        <w:ind w:left="340"/>
-      </w:pPr>
-      <w:r>
-        <w:rPr>
-          <w:rFonts w:ascii="Lato" w:hAnsi="Lato" w:cs="Lato"/>
-          <w:b w:val="0"/>
-          <w:i w:val="0"/>
-          <w:color w:val="2B2F33"/>
-          <w:sz w:val="19"/>
-        </w:rPr>
-        <w:t>All six wordings were parsed in full to text; coverage was compared by FUNCTION, not heading, because the wordings are structured differently.</w:t>
-      </w:r>
-    </w:p>
-    <w:p>
-      <w:pPr>
-        <w:pStyle w:val="ListBullet"/>
-        <w:spacing w:after="40"/>
-        <w:ind w:left="340"/>
-      </w:pPr>
-      <w:r>
-        <w:rPr>
-          <w:rFonts w:ascii="Lato" w:hAnsi="Lato" w:cs="Lato"/>
-          <w:b w:val="0"/>
-          <w:i w:val="0"/>
-          <w:color w:val="2B2F33"/>
-          <w:sz w:val="19"/>
-        </w:rPr>
-        <w:t>Section maps were taken from each policy’s contents/insuring clauses; feature-level findings from the operative clauses, extensions, conditions and exclusions actually read.</w:t>
-      </w:r>
-    </w:p>
-    <w:p>
-      <w:pPr>
-        <w:pStyle w:val="ListBullet"/>
-        <w:spacing w:after="40"/>
-        <w:ind w:left="340"/>
-      </w:pPr>
-      <w:r>
-        <w:rPr>
-          <w:rFonts w:ascii="Lato" w:hAnsi="Lato" w:cs="Lato"/>
-          <w:b w:val="0"/>
-          <w:i w:val="0"/>
-          <w:color w:val="2B2F33"/>
-          <w:sz w:val="19"/>
-        </w:rPr>
-        <w:t>Where a clause could not be verified from the wording it is marked ‘? requires review’ rather than assumed.</w:t>
-      </w:r>
-    </w:p>
-    <w:p>
-      <w:pPr>
-        <w:pStyle w:val="ListBullet"/>
-        <w:spacing w:after="40"/>
-        <w:ind w:left="340"/>
-      </w:pPr>
-      <w:r>
-        <w:rPr>
-          <w:rFonts w:ascii="Lato" w:hAnsi="Lato" w:cs="Lato"/>
-          <w:b w:val="0"/>
-          <w:i w:val="0"/>
-          <w:color w:val="2B2F33"/>
-          <w:sz w:val="19"/>
-        </w:rPr>
-        <w:t>No cover has been invented; competitor marketing language has not been treated as cover.</w:t>
-      </w:r>
-    </w:p>
-    <w:p>
-      <w:pPr>
-        <w:pStyle w:val="ListBullet"/>
-        <w:spacing w:after="40"/>
-        <w:ind w:left="340"/>
-      </w:pPr>
-      <w:r>
-        <w:rPr>
-          <w:rFonts w:ascii="Lato" w:hAnsi="Lato" w:cs="Lato"/>
-          <w:b w:val="0"/>
-          <w:i w:val="0"/>
-          <w:color w:val="2B2F33"/>
-          <w:sz w:val="19"/>
-        </w:rPr>
-        <w:t>TMHCC is recorded as having a gap ONLY where at least one competitor genuinely provides broader, clearer or materially useful cover.</w:t>
-      </w:r>
-    </w:p>
-    <w:p>
-      <w:pPr>
-        <w:pStyle w:val="ListBullet"/>
-        <w:spacing w:after="40"/>
-        <w:ind w:left="340"/>
-      </w:pPr>
-      <w:r>
-        <w:rPr>
-          <w:rFonts w:ascii="Lato" w:hAnsi="Lato" w:cs="Lato"/>
-          <w:b w:val="0"/>
-          <w:i w:val="0"/>
-          <w:color w:val="2B2F33"/>
-          <w:sz w:val="19"/>
-        </w:rPr>
-        <w:t>Exclusions, limits, conditions, warranties and write-backs were reviewed in detail and are not softened.</w:t>
-      </w:r>
-    </w:p>
-    <w:p>
-      <w:pPr>
-        <w:pStyle w:val="ListBullet"/>
-        <w:spacing w:after="40"/>
-        <w:ind w:left="340"/>
-      </w:pPr>
-      <w:r>
-        <w:rPr>
-          <w:rFonts w:ascii="Lato" w:hAnsi="Lato" w:cs="Lato"/>
-          <w:b w:val="0"/>
-          <w:i w:val="0"/>
-          <w:color w:val="2B2F33"/>
-          <w:sz w:val="19"/>
-        </w:rPr>
-        <w:t>Liberty, Allianz and AXA XL are property / BI / liability combined packages and contain NO media/PI/E&amp;O, production-indemnity, cyber-liability, legal-expenses or management-liability sections.</w:t>
-      </w:r>
-    </w:p>
-    <w:p>
-      <w:pPr>
-        <w:pStyle w:val="ListBullet"/>
-        <w:spacing w:after="40"/>
-        <w:ind w:left="340"/>
-      </w:pPr>
-      <w:r>
-        <w:rPr>
-          <w:rFonts w:ascii="Lato" w:hAnsi="Lato" w:cs="Lato"/>
-          <w:b w:val="0"/>
-          <w:i w:val="0"/>
-          <w:color w:val="2B2F33"/>
-          <w:sz w:val="19"/>
-        </w:rPr>
-        <w:t>All five competitor wordings have now been mapped, including AXA XL (the fifth wording).</w:t>
-      </w:r>
-    </w:p>
-    <w:p>
-      <w:r>
-        <w:br w:type="page"/>
-      </w:r>
     </w:p>
     <w:p>
       <w:pPr>
@@ -1110,547 +1939,15 @@
           <w:rFonts w:ascii="Lato" w:hAnsi="Lato" w:cs="Lato"/>
           <w:b/>
           <w:i w:val="0"/>
-          <w:color w:val="B88A3C"/>
-          <w:sz w:val="30"/>
-        </w:rPr>
-        <w:t xml:space="preserve">3  </w:t>
-      </w:r>
-      <w:r>
-        <w:rPr>
-          <w:rFonts w:ascii="Lato" w:hAnsi="Lato" w:cs="Lato"/>
-          <w:b/>
-          <w:i w:val="0"/>
           <w:color w:val="00648B"/>
           <w:sz w:val="30"/>
         </w:rPr>
-        <w:t>Key TMHCC strengths</w:t>
-      </w:r>
-    </w:p>
-    <w:p>
-      <w:pPr>
-        <w:pStyle w:val="ListBullet"/>
-        <w:spacing w:after="40"/>
-        <w:ind w:left="340"/>
-      </w:pPr>
-      <w:r>
-        <w:rPr>
-          <w:rFonts w:ascii="Lato" w:hAnsi="Lato" w:cs="Lato"/>
-          <w:b/>
-          <w:i w:val="0"/>
-          <w:color w:val="00648B"/>
-          <w:sz w:val="19"/>
-        </w:rPr>
-        <w:t xml:space="preserve">Widest section count in the peer group:  </w:t>
-      </w:r>
-      <w:r>
-        <w:rPr>
-          <w:rFonts w:ascii="Lato" w:hAnsi="Lato" w:cs="Lato"/>
-          <w:b w:val="0"/>
-          <w:i w:val="0"/>
-          <w:color w:val="2B2F33"/>
-          <w:sz w:val="19"/>
-        </w:rPr>
-        <w:t>The only wording among the six offering all 15 sections in a single contract — a genuine ‘one-stop’ media &amp; entertainment package. Three of the five competitors (Liberty, Allianz and AXA XL) carry NO media/PI cover at all.</w:t>
-      </w:r>
-    </w:p>
-    <w:p>
-      <w:pPr>
-        <w:pStyle w:val="ListBullet"/>
-        <w:spacing w:after="40"/>
-        <w:ind w:left="340"/>
-      </w:pPr>
-      <w:r>
-        <w:rPr>
-          <w:rFonts w:ascii="Lato" w:hAnsi="Lato" w:cs="Lato"/>
-          <w:b/>
-          <w:i w:val="0"/>
-          <w:color w:val="00648B"/>
-          <w:sz w:val="19"/>
-        </w:rPr>
-        <w:t xml:space="preserve">Four sections no competitor offers:  </w:t>
-      </w:r>
-      <w:r>
-        <w:rPr>
-          <w:rFonts w:ascii="Lato" w:hAnsi="Lato" w:cs="Lato"/>
-          <w:b w:val="0"/>
-          <w:i w:val="0"/>
-          <w:color w:val="2B2F33"/>
-          <w:sz w:val="19"/>
-        </w:rPr>
-        <w:t>Loss of Licence (S10), Commercial Legal Expenses (S13), Management Liability (S14) and a standalone Cyber-liability section (S15 CyberGuard) are unique to TMHCC across all five competitors.</w:t>
-      </w:r>
-    </w:p>
-    <w:p>
-      <w:pPr>
-        <w:pStyle w:val="ListBullet"/>
-        <w:spacing w:after="40"/>
-        <w:ind w:left="340"/>
-      </w:pPr>
-      <w:r>
-        <w:rPr>
-          <w:rFonts w:ascii="Lato" w:hAnsi="Lato" w:cs="Lato"/>
-          <w:b/>
-          <w:i w:val="0"/>
-          <w:color w:val="00648B"/>
-          <w:sz w:val="19"/>
-        </w:rPr>
-        <w:t xml:space="preserve">Standalone cyber that is genuine liability cover:  </w:t>
-      </w:r>
-      <w:r>
-        <w:rPr>
-          <w:rFonts w:ascii="Lato" w:hAnsi="Lato" w:cs="Lato"/>
-          <w:b w:val="0"/>
-          <w:i w:val="0"/>
-          <w:color w:val="2B2F33"/>
-          <w:sz w:val="19"/>
-        </w:rPr>
-        <w:t>CyberGuard provides multimedia, security &amp; privacy, privacy-regulatory defence &amp; penalties and PCI DSS cover — not merely first-party breakdown, and not a bare cyber EXCLUSION (as in AXA XL).</w:t>
-      </w:r>
-    </w:p>
-    <w:p>
-      <w:pPr>
-        <w:pStyle w:val="ListBullet"/>
-        <w:spacing w:after="40"/>
-        <w:ind w:left="340"/>
-      </w:pPr>
-      <w:r>
-        <w:rPr>
-          <w:rFonts w:ascii="Lato" w:hAnsi="Lato" w:cs="Lato"/>
-          <w:b/>
-          <w:i w:val="0"/>
-          <w:color w:val="00648B"/>
-          <w:sz w:val="19"/>
-        </w:rPr>
-        <w:t xml:space="preserve">Broad, well-extended Media Liability (S12):  </w:t>
-      </w:r>
-      <w:r>
-        <w:rPr>
-          <w:rFonts w:ascii="Lato" w:hAnsi="Lato" w:cs="Lato"/>
-          <w:b w:val="0"/>
-          <w:i w:val="0"/>
-          <w:color w:val="2B2F33"/>
-          <w:sz w:val="19"/>
-        </w:rPr>
-        <w:t>Wide ‘any other civil liability’ grant plus employee-dishonesty write-back, Data-Protection Defence Costs (GBP 250k), Reputation Management (GBP 250k), Withdrawal of Content (GBP 250k), IP-pursuit costs (GBP 25k) and M&amp;A auto-acquisition.</w:t>
-      </w:r>
-    </w:p>
-    <w:p>
-      <w:pPr>
-        <w:pStyle w:val="ListBullet"/>
-        <w:spacing w:after="40"/>
-        <w:ind w:left="340"/>
-      </w:pPr>
-      <w:r>
-        <w:rPr>
-          <w:rFonts w:ascii="Lato" w:hAnsi="Lato" w:cs="Lato"/>
-          <w:b/>
-          <w:i w:val="0"/>
-          <w:color w:val="00648B"/>
-          <w:sz w:val="19"/>
-        </w:rPr>
-        <w:t xml:space="preserve">Clean exclusion architecture:  </w:t>
-      </w:r>
-      <w:r>
-        <w:rPr>
-          <w:rFonts w:ascii="Lato" w:hAnsi="Lato" w:cs="Lato"/>
-          <w:b w:val="0"/>
-          <w:i w:val="0"/>
-          <w:color w:val="2B2F33"/>
-          <w:sz w:val="19"/>
-        </w:rPr>
-        <w:t>The general cyber/date exclusion is dis-applied to Sections 12–15, so the liability sections are governed by their own bespoke terms — avoiding the ‘silent-cyber strip’ seen in a competitor PI section and AXA XL’s blanket cyber exclusion.</w:t>
-      </w:r>
-    </w:p>
-    <w:p>
-      <w:pPr>
-        <w:pStyle w:val="ListBullet"/>
-        <w:spacing w:after="40"/>
-        <w:ind w:left="340"/>
-      </w:pPr>
-      <w:r>
-        <w:rPr>
-          <w:rFonts w:ascii="Lato" w:hAnsi="Lato" w:cs="Lato"/>
-          <w:b/>
-          <w:i w:val="0"/>
-          <w:color w:val="00648B"/>
-          <w:sz w:val="19"/>
-        </w:rPr>
-        <w:t xml:space="preserve">Favourable fines/penalties carve-back:  </w:t>
-      </w:r>
-      <w:r>
-        <w:rPr>
-          <w:rFonts w:ascii="Lato" w:hAnsi="Lato" w:cs="Lato"/>
-          <w:b w:val="0"/>
-          <w:i w:val="0"/>
-          <w:color w:val="2B2F33"/>
-          <w:sz w:val="19"/>
-        </w:rPr>
-        <w:t>Non-compensatory damages are written back for libel/slander/defamation awards and for punitive damages where the law permits payment — AXA XL, by contrast, excludes punitive/fines absolutely.</w:t>
-      </w:r>
-    </w:p>
-    <w:p>
-      <w:pPr>
-        <w:pStyle w:val="ListBullet"/>
-        <w:spacing w:after="40"/>
-        <w:ind w:left="340"/>
-      </w:pPr>
-      <w:r>
-        <w:rPr>
-          <w:rFonts w:ascii="Lato" w:hAnsi="Lato" w:cs="Lato"/>
-          <w:b/>
-          <w:i w:val="0"/>
-          <w:color w:val="00648B"/>
-          <w:sz w:val="19"/>
-        </w:rPr>
-        <w:t xml:space="preserve">Protective, clearly-drafted claims architecture:  </w:t>
-      </w:r>
-      <w:r>
-        <w:rPr>
-          <w:rFonts w:ascii="Lato" w:hAnsi="Lato" w:cs="Lato"/>
-          <w:b w:val="0"/>
-          <w:i w:val="0"/>
-          <w:color w:val="2B2F33"/>
-          <w:sz w:val="19"/>
-        </w:rPr>
-        <w:t>Claim notification is an express condition precedent; aggregation, retroactive date and territorial/jurisdiction terms are clearly defined.</w:t>
-      </w:r>
-    </w:p>
-    <w:p>
-      <w:pPr>
-        <w:keepNext/>
-        <w:spacing w:before="280" w:after="40"/>
-        <w:pBdr>
-          <w:bottom w:val="single" w:sz="8" w:space="2" w:color="B88A3C"/>
-        </w:pBdr>
-      </w:pPr>
-      <w:r>
-        <w:rPr>
-          <w:rFonts w:ascii="Lato" w:hAnsi="Lato" w:cs="Lato"/>
-          <w:b/>
-          <w:i w:val="0"/>
-          <w:color w:val="B88A3C"/>
-          <w:sz w:val="30"/>
-        </w:rPr>
-        <w:t xml:space="preserve">4  </w:t>
-      </w:r>
-      <w:r>
-        <w:rPr>
-          <w:rFonts w:ascii="Lato" w:hAnsi="Lato" w:cs="Lato"/>
-          <w:b/>
-          <w:i w:val="0"/>
-          <w:color w:val="00648B"/>
-          <w:sz w:val="30"/>
-        </w:rPr>
-        <w:t>Key TMHCC gaps (vs competitors)</w:t>
-      </w:r>
-    </w:p>
-    <w:p>
-      <w:pPr>
-        <w:pStyle w:val="ListBullet"/>
-        <w:spacing w:after="40"/>
-        <w:ind w:left="340"/>
-      </w:pPr>
-      <w:r>
-        <w:rPr>
-          <w:rFonts w:ascii="Lato" w:hAnsi="Lato" w:cs="Lato"/>
-          <w:b/>
-          <w:i w:val="0"/>
-          <w:color w:val="00648B"/>
-          <w:sz w:val="19"/>
-        </w:rPr>
-        <w:t xml:space="preserve">Worldwide PI territory (Tysers):  </w:t>
-      </w:r>
-      <w:r>
-        <w:rPr>
-          <w:rFonts w:ascii="Lato" w:hAnsi="Lato" w:cs="Lato"/>
-          <w:b w:val="0"/>
-          <w:i w:val="0"/>
-          <w:color w:val="2B2F33"/>
-          <w:sz w:val="19"/>
-        </w:rPr>
-        <w:t>Tysers PI/E&amp;O is worldwide; TMHCC S12 is limited to the Schedule Geographical Limits and excludes actions brought outside the stated Jurisdiction.</w:t>
-      </w:r>
-    </w:p>
-    <w:p>
-      <w:pPr>
-        <w:pStyle w:val="ListBullet"/>
-        <w:spacing w:after="40"/>
-        <w:ind w:left="340"/>
-      </w:pPr>
-      <w:r>
-        <w:rPr>
-          <w:rFonts w:ascii="Lato" w:hAnsi="Lato" w:cs="Lato"/>
-          <w:b/>
-          <w:i w:val="0"/>
-          <w:color w:val="00648B"/>
-          <w:sz w:val="19"/>
-        </w:rPr>
-        <w:t xml:space="preserve">Patent infringement (Tysers):  </w:t>
-      </w:r>
-      <w:r>
-        <w:rPr>
-          <w:rFonts w:ascii="Lato" w:hAnsi="Lato" w:cs="Lato"/>
-          <w:b w:val="0"/>
-          <w:i w:val="0"/>
-          <w:color w:val="2B2F33"/>
-          <w:sz w:val="19"/>
-        </w:rPr>
-        <w:t>Tysers covers patent infringement within IP; TMHCC (and Yutree) exclude it.</w:t>
-      </w:r>
-    </w:p>
-    <w:p>
-      <w:pPr>
-        <w:pStyle w:val="ListBullet"/>
-        <w:spacing w:after="40"/>
-        <w:ind w:left="340"/>
-      </w:pPr>
-      <w:r>
-        <w:rPr>
-          <w:rFonts w:ascii="Lato" w:hAnsi="Lato" w:cs="Lato"/>
-          <w:b/>
-          <w:i w:val="0"/>
-          <w:color w:val="00648B"/>
-          <w:sz w:val="19"/>
-        </w:rPr>
-        <w:t xml:space="preserve">Statutory / criminal defence costs (Tysers &amp; Yutree):  </w:t>
-      </w:r>
-      <w:r>
-        <w:rPr>
-          <w:rFonts w:ascii="Lato" w:hAnsi="Lato" w:cs="Lato"/>
-          <w:b w:val="0"/>
-          <w:i w:val="0"/>
-          <w:color w:val="2B2F33"/>
-          <w:sz w:val="19"/>
-        </w:rPr>
-        <w:t>Tysers funds Bribery/Corporate-Manslaughter/H&amp;S/CDM defence (GBP 1m); Yutree funds criminal-prosecution defence (GBP 250k). TMHCC S12 funds only data-protection defence (broader criminal cover sits in S13/S14).</w:t>
-      </w:r>
-    </w:p>
-    <w:p>
-      <w:pPr>
-        <w:pStyle w:val="ListBullet"/>
-        <w:spacing w:after="40"/>
-        <w:ind w:left="340"/>
-      </w:pPr>
-      <w:r>
-        <w:rPr>
-          <w:rFonts w:ascii="Lato" w:hAnsi="Lato" w:cs="Lato"/>
-          <w:b/>
-          <w:i w:val="0"/>
-          <w:color w:val="00648B"/>
-          <w:sz w:val="19"/>
-        </w:rPr>
-        <w:t xml:space="preserve">Distributors &amp; purchasers (Tysers):  </w:t>
-      </w:r>
-      <w:r>
-        <w:rPr>
-          <w:rFonts w:ascii="Lato" w:hAnsi="Lato" w:cs="Lato"/>
-          <w:b w:val="0"/>
-          <w:i w:val="0"/>
-          <w:color w:val="2B2F33"/>
-          <w:sz w:val="19"/>
-        </w:rPr>
-        <w:t>Tysers extends PI to purchasers/co-producers/distributors of the insured’s media material (5x limit) — absent from TMHCC.</w:t>
-      </w:r>
-    </w:p>
-    <w:p>
-      <w:pPr>
-        <w:pStyle w:val="ListBullet"/>
-        <w:spacing w:after="40"/>
-        <w:ind w:left="340"/>
-      </w:pPr>
-      <w:r>
-        <w:rPr>
-          <w:rFonts w:ascii="Lato" w:hAnsi="Lato" w:cs="Lato"/>
-          <w:b/>
-          <w:i w:val="0"/>
-          <w:color w:val="00648B"/>
-          <w:sz w:val="19"/>
-        </w:rPr>
-        <w:t xml:space="preserve">Journalistic source protection (Tysers):  </w:t>
-      </w:r>
-      <w:r>
-        <w:rPr>
-          <w:rFonts w:ascii="Lato" w:hAnsi="Lato" w:cs="Lato"/>
-          <w:b w:val="0"/>
-          <w:i w:val="0"/>
-          <w:color w:val="2B2F33"/>
-          <w:sz w:val="19"/>
-        </w:rPr>
-        <w:t>Tysers funds legal costs to challenge a subpoena requiring disclosure of a source — absent from TMHCC.</w:t>
-      </w:r>
-    </w:p>
-    <w:p>
-      <w:pPr>
-        <w:pStyle w:val="ListBullet"/>
-        <w:spacing w:after="40"/>
-        <w:ind w:left="340"/>
-      </w:pPr>
-      <w:r>
-        <w:rPr>
-          <w:rFonts w:ascii="Lato" w:hAnsi="Lato" w:cs="Lato"/>
-          <w:b/>
-          <w:i w:val="0"/>
-          <w:color w:val="00648B"/>
-          <w:sz w:val="19"/>
-        </w:rPr>
-        <w:t xml:space="preserve">Personal Accident &amp; Business Travel (Tysers; Yutree assault):  </w:t>
-      </w:r>
-      <w:r>
-        <w:rPr>
-          <w:rFonts w:ascii="Lato" w:hAnsi="Lato" w:cs="Lato"/>
-          <w:b w:val="0"/>
-          <w:i w:val="0"/>
-          <w:color w:val="2B2F33"/>
-          <w:sz w:val="19"/>
-        </w:rPr>
-        <w:t>Tysers has an extensive PA/business-travel section; Yutree covers PA assault. TMHCC, Liberty, Allianz and AXA XL have no PA section.</w:t>
-      </w:r>
-    </w:p>
-    <w:p>
-      <w:pPr>
-        <w:pStyle w:val="ListBullet"/>
-        <w:spacing w:after="40"/>
-        <w:ind w:left="340"/>
-      </w:pPr>
-      <w:r>
-        <w:rPr>
-          <w:rFonts w:ascii="Lato" w:hAnsi="Lato" w:cs="Lato"/>
-          <w:b/>
-          <w:i w:val="0"/>
-          <w:color w:val="00648B"/>
-          <w:sz w:val="19"/>
-        </w:rPr>
-        <w:t xml:space="preserve">Granular BI heads (Allianz):  </w:t>
-      </w:r>
-      <w:r>
-        <w:rPr>
-          <w:rFonts w:ascii="Lato" w:hAnsi="Lato" w:cs="Lato"/>
-          <w:b w:val="0"/>
-          <w:i w:val="0"/>
-          <w:color w:val="2B2F33"/>
-          <w:sz w:val="19"/>
-        </w:rPr>
-        <w:t>Allianz splits Increased Cost of Working and Book Debts into discrete sections — a presentational advantage.</w:t>
-      </w:r>
-    </w:p>
-    <w:p>
-      <w:pPr>
-        <w:pStyle w:val="ListBullet"/>
-        <w:spacing w:after="40"/>
-        <w:ind w:left="340"/>
-      </w:pPr>
-      <w:r>
-        <w:rPr>
-          <w:rFonts w:ascii="Lato" w:hAnsi="Lato" w:cs="Lato"/>
-          <w:b/>
-          <w:i w:val="0"/>
-          <w:color w:val="00648B"/>
-          <w:sz w:val="19"/>
-        </w:rPr>
-        <w:t xml:space="preserve">Standalone Computer Breakdown (Yutree):  </w:t>
-      </w:r>
-      <w:r>
-        <w:rPr>
-          <w:rFonts w:ascii="Lato" w:hAnsi="Lato" w:cs="Lato"/>
-          <w:b w:val="0"/>
-          <w:i w:val="0"/>
-          <w:color w:val="2B2F33"/>
-          <w:sz w:val="19"/>
-        </w:rPr>
-        <w:t>Yutree offers a dedicated computer-breakdown section; TMHCC consolidates IT breakdown within S1/S2 — confirm it is explicit.</w:t>
-      </w:r>
-    </w:p>
-    <w:p>
-      <w:pPr>
-        <w:pStyle w:val="ListBullet"/>
-        <w:spacing w:after="40"/>
-        <w:ind w:left="340"/>
-      </w:pPr>
-      <w:r>
-        <w:rPr>
-          <w:rFonts w:ascii="Lato" w:hAnsi="Lato" w:cs="Lato"/>
-          <w:b/>
-          <w:i w:val="0"/>
-          <w:color w:val="00648B"/>
-          <w:sz w:val="19"/>
-        </w:rPr>
-        <w:t xml:space="preserve">Limited pollution write-back in PI (Yutree):  </w:t>
-      </w:r>
-      <w:r>
-        <w:rPr>
-          <w:rFonts w:ascii="Lato" w:hAnsi="Lato" w:cs="Lato"/>
-          <w:b w:val="0"/>
-          <w:i w:val="0"/>
-          <w:color w:val="2B2F33"/>
-          <w:sz w:val="19"/>
-        </w:rPr>
-        <w:t>Yutree grants a limited pollution write-back for the insured’s own negligent act/error/omission.</w:t>
-      </w:r>
-    </w:p>
-    <w:p>
-      <w:pPr>
-        <w:pStyle w:val="ListBullet"/>
-        <w:spacing w:after="40"/>
-        <w:ind w:left="340"/>
-      </w:pPr>
-      <w:r>
-        <w:rPr>
-          <w:rFonts w:ascii="Lato" w:hAnsi="Lato" w:cs="Lato"/>
-          <w:b/>
-          <w:i w:val="0"/>
-          <w:color w:val="00648B"/>
-          <w:sz w:val="19"/>
-        </w:rPr>
-        <w:t xml:space="preserve">KC dispute-resolution clause (Yutree):  </w:t>
-      </w:r>
-      <w:r>
-        <w:rPr>
-          <w:rFonts w:ascii="Lato" w:hAnsi="Lato" w:cs="Lato"/>
-          <w:b w:val="0"/>
-          <w:i w:val="0"/>
-          <w:color w:val="2B2F33"/>
-          <w:sz w:val="19"/>
-        </w:rPr>
-        <w:t>Yutree’s clear King’s Counsel arbitration clause for defence disputes is a drafting-clarity advantage.</w:t>
-      </w:r>
-    </w:p>
-    <w:p>
-      <w:r>
-        <w:br w:type="page"/>
-      </w:r>
-    </w:p>
-    <w:p>
-      <w:pPr>
-        <w:keepNext/>
-        <w:spacing w:before="280" w:after="40"/>
-        <w:pBdr>
-          <w:bottom w:val="single" w:sz="8" w:space="2" w:color="B88A3C"/>
-        </w:pBdr>
-      </w:pPr>
-      <w:r>
-        <w:rPr>
-          <w:rFonts w:ascii="Lato" w:hAnsi="Lato" w:cs="Lato"/>
-          <w:b/>
-          <w:i w:val="0"/>
-          <w:color w:val="B88A3C"/>
-          <w:sz w:val="30"/>
-        </w:rPr>
-        <w:t xml:space="preserve">5  </w:t>
-      </w:r>
-      <w:r>
-        <w:rPr>
-          <w:rFonts w:ascii="Lato" w:hAnsi="Lato" w:cs="Lato"/>
-          <w:b/>
-          <w:i w:val="0"/>
-          <w:color w:val="00648B"/>
-          <w:sz w:val="30"/>
-        </w:rPr>
-        <w:t>Recommended enhancements (priority order)</w:t>
+        <w:t>4  Part A results</w:t>
       </w:r>
     </w:p>
     <w:tbl>
       <w:tblPr>
-        <w:tblW w:type="dxa" w:w="10093"/>
+        <w:tblW w:type="dxa" w:w="9922"/>
         <w:jc w:val="center"/>
         <w:tblBorders>
           <w:top w:val="single" w:sz="4" w:space="0" w:color="D6DCE0"/>
@@ -1664,14 +1961,13 @@
         <w:tblLook w:firstColumn="1" w:firstRow="1" w:lastColumn="0" w:lastRow="0" w:noHBand="0" w:noVBand="1" w:val="04A0"/>
       </w:tblPr>
       <w:tblGrid>
-        <w:gridCol w:w="510"/>
+        <w:gridCol w:w="2268"/>
         <w:gridCol w:w="7654"/>
-        <w:gridCol w:w="1928"/>
       </w:tblGrid>
       <w:tr>
         <w:tc>
           <w:tcPr>
-            <w:tcW w:type="dxa" w:w="510"/>
+            <w:tcW w:type="dxa" w:w="2268"/>
             <w:shd w:val="clear" w:color="auto" w:fill="00648B"/>
           </w:tcPr>
           <w:p>
@@ -1688,7 +1984,7 @@
                 <w:color w:val="FFFFFF"/>
                 <w:sz w:val="17"/>
               </w:rPr>
-              <w:t>#</w:t>
+              <w:t>Item</w:t>
             </w:r>
           </w:p>
         </w:tc>
@@ -1711,30 +2007,7 @@
                 <w:color w:val="FFFFFF"/>
                 <w:sz w:val="17"/>
               </w:rPr>
-              <w:t>Recommendation</w:t>
-            </w:r>
-          </w:p>
-        </w:tc>
-        <w:tc>
-          <w:tcPr>
-            <w:tcW w:type="dxa" w:w="1928"/>
-            <w:shd w:val="clear" w:color="auto" w:fill="00648B"/>
-          </w:tcPr>
-          <w:p>
-            <w:pPr>
-              <w:spacing w:after="20" w:before="0"/>
-              <w:jc w:val="center"/>
-            </w:pPr>
-            <w:r/>
-            <w:r>
-              <w:rPr>
-                <w:rFonts w:ascii="Lato" w:hAnsi="Lato" w:cs="Lato"/>
-                <w:b/>
-                <w:i w:val="0"/>
-                <w:color w:val="FFFFFF"/>
-                <w:sz w:val="17"/>
-              </w:rPr>
-              <w:t>Priority</w:t>
+              <w:t>Result</w:t>
             </w:r>
           </w:p>
         </w:tc>
@@ -1742,12 +2015,11 @@
       <w:tr>
         <w:tc>
           <w:tcPr>
-            <w:tcW w:type="dxa" w:w="510"/>
+            <w:tcW w:type="dxa" w:w="2268"/>
           </w:tcPr>
           <w:p>
             <w:pPr>
               <w:spacing w:after="20" w:before="0"/>
-              <w:jc w:val="center"/>
             </w:pPr>
             <w:r/>
             <w:r>
@@ -1758,7 +2030,7 @@
                 <w:color w:val="00648B"/>
                 <w:sz w:val="16"/>
               </w:rPr>
-              <w:t>1</w:t>
+              <w:t>A1 · Artists' Equipment extension (Section 2)</w:t>
             </w:r>
           </w:p>
         </w:tc>
@@ -1779,30 +2051,7 @@
                 <w:color w:val="2B2F33"/>
                 <w:sz w:val="16"/>
               </w:rPr>
-              <w:t>Add a Personal Accident &amp; Business Travel extension/section</w:t>
-            </w:r>
-          </w:p>
-        </w:tc>
-        <w:tc>
-          <w:tcPr>
-            <w:tcW w:type="dxa" w:w="1928"/>
-            <w:shd w:val="clear" w:color="auto" w:fill="FBE6EA"/>
-          </w:tcPr>
-          <w:p>
-            <w:pPr>
-              <w:spacing w:after="20" w:before="0"/>
-              <w:jc w:val="center"/>
-            </w:pPr>
-            <w:r/>
-            <w:r>
-              <w:rPr>
-                <w:rFonts w:ascii="Lato" w:hAnsi="Lato" w:cs="Lato"/>
-                <w:b/>
-                <w:i w:val="0"/>
-                <w:color w:val="A4233B"/>
-                <w:sz w:val="16"/>
-              </w:rPr>
-              <w:t>High</w:t>
+              <w:t>Confirmed – no change — No change — confirmed present and correctly placed. NOT duplicated.</w:t>
             </w:r>
           </w:p>
         </w:tc>
@@ -1810,13 +2059,12 @@
       <w:tr>
         <w:tc>
           <w:tcPr>
-            <w:tcW w:type="dxa" w:w="510"/>
+            <w:tcW w:type="dxa" w:w="2268"/>
             <w:shd w:val="clear" w:color="auto" w:fill="F4F7F9"/>
           </w:tcPr>
           <w:p>
             <w:pPr>
               <w:spacing w:after="20" w:before="0"/>
-              <w:jc w:val="center"/>
             </w:pPr>
             <w:r/>
             <w:r>
@@ -1827,7 +2075,7 @@
                 <w:color w:val="00648B"/>
                 <w:sz w:val="16"/>
               </w:rPr>
-              <w:t>2</w:t>
+              <w:t>A2 · Stock and merchandise (Section 2)</w:t>
             </w:r>
           </w:p>
         </w:tc>
@@ -1849,30 +2097,7 @@
                 <w:color w:val="2B2F33"/>
                 <w:sz w:val="16"/>
               </w:rPr>
-              <w:t>Offer a worldwide / US-Canada territory option for Media Liability</w:t>
-            </w:r>
-          </w:p>
-        </w:tc>
-        <w:tc>
-          <w:tcPr>
-            <w:tcW w:type="dxa" w:w="1928"/>
-            <w:shd w:val="clear" w:color="auto" w:fill="FBE6EA"/>
-          </w:tcPr>
-          <w:p>
-            <w:pPr>
-              <w:spacing w:after="20" w:before="0"/>
-              <w:jc w:val="center"/>
-            </w:pPr>
-            <w:r/>
-            <w:r>
-              <w:rPr>
-                <w:rFonts w:ascii="Lato" w:hAnsi="Lato" w:cs="Lato"/>
-                <w:b/>
-                <w:i w:val="0"/>
-                <w:color w:val="A4233B"/>
-                <w:sz w:val="16"/>
-              </w:rPr>
-              <w:t>High</w:t>
+              <w:t>Confirmed – no change — No change — merchandise held for sale is already within “Stock”.</w:t>
             </w:r>
           </w:p>
         </w:tc>
@@ -1880,12 +2105,11 @@
       <w:tr>
         <w:tc>
           <w:tcPr>
-            <w:tcW w:type="dxa" w:w="510"/>
+            <w:tcW w:type="dxa" w:w="2268"/>
           </w:tcPr>
           <w:p>
             <w:pPr>
               <w:spacing w:after="20" w:before="0"/>
-              <w:jc w:val="center"/>
             </w:pPr>
             <w:r/>
             <w:r>
@@ -1896,7 +2120,7 @@
                 <w:color w:val="00648B"/>
                 <w:sz w:val="16"/>
               </w:rPr>
-              <w:t>3</w:t>
+              <w:t>A3 · Data recovery from old Section 4</w:t>
             </w:r>
           </w:p>
         </w:tc>
@@ -1917,30 +2141,7 @@
                 <w:color w:val="2B2F33"/>
                 <w:sz w:val="16"/>
               </w:rPr>
-              <w:t>Broaden criminal / regulatory defence-costs in Media Liability (or signpost S13/S14)</w:t>
-            </w:r>
-          </w:p>
-        </w:tc>
-        <w:tc>
-          <w:tcPr>
-            <w:tcW w:type="dxa" w:w="1928"/>
-            <w:shd w:val="clear" w:color="auto" w:fill="FBE6EA"/>
-          </w:tcPr>
-          <w:p>
-            <w:pPr>
-              <w:spacing w:after="20" w:before="0"/>
-              <w:jc w:val="center"/>
-            </w:pPr>
-            <w:r/>
-            <w:r>
-              <w:rPr>
-                <w:rFonts w:ascii="Lato" w:hAnsi="Lato" w:cs="Lato"/>
-                <w:b/>
-                <w:i w:val="0"/>
-                <w:color w:val="A4233B"/>
-                <w:sz w:val="16"/>
-              </w:rPr>
-              <w:t>Medium-High</w:t>
+              <w:t>Confirmed – no change — No change — treatment preserved faithfully; nothing to reinstate (no duplicate created).</w:t>
             </w:r>
           </w:p>
         </w:tc>
@@ -1948,13 +2149,12 @@
       <w:tr>
         <w:tc>
           <w:tcPr>
-            <w:tcW w:type="dxa" w:w="510"/>
+            <w:tcW w:type="dxa" w:w="2268"/>
             <w:shd w:val="clear" w:color="auto" w:fill="F4F7F9"/>
           </w:tcPr>
           <w:p>
             <w:pPr>
               <w:spacing w:after="20" w:before="0"/>
-              <w:jc w:val="center"/>
             </w:pPr>
             <w:r/>
             <w:r>
@@ -1965,7 +2165,7 @@
                 <w:color w:val="00648B"/>
                 <w:sz w:val="16"/>
               </w:rPr>
-              <w:t>4</w:t>
+              <w:t>A4 · Touring / music-activity money (Section 8)</w:t>
             </w:r>
           </w:p>
         </w:tc>
@@ -1987,30 +2187,7 @@
                 <w:color w:val="2B2F33"/>
                 <w:sz w:val="16"/>
               </w:rPr>
-              <w:t>Add a Distributors &amp; Purchasers extension to Media Liability</w:t>
-            </w:r>
-          </w:p>
-        </w:tc>
-        <w:tc>
-          <w:tcPr>
-            <w:tcW w:type="dxa" w:w="1928"/>
-            <w:shd w:val="clear" w:color="auto" w:fill="FBF1DA"/>
-          </w:tcPr>
-          <w:p>
-            <w:pPr>
-              <w:spacing w:after="20" w:before="0"/>
-              <w:jc w:val="center"/>
-            </w:pPr>
-            <w:r/>
-            <w:r>
-              <w:rPr>
-                <w:rFonts w:ascii="Lato" w:hAnsi="Lato" w:cs="Lato"/>
-                <w:b/>
-                <w:i w:val="0"/>
-                <w:color w:val="8A6A1E"/>
-                <w:sz w:val="16"/>
-              </w:rPr>
-              <w:t>Medium</w:t>
+              <w:t>ADDED (tracked) – figure cannot be determined; underwriting to set — ADDED as a discrete tracked change. Sub-limit set as SCHEDULE-REFERENCED (‘the sum stated in the Schedule against this Extension’). The attached entertainment competitor wordings (Tysers, Yutree) write their Money cover on a SCHEDULE-DRIVEN basis with no fixed ‘touring money’ figure, so a specific market-highest figure CANNOT BE DETERMINED and has not been invented — underwriting to set the figure.</w:t>
             </w:r>
           </w:p>
         </w:tc>
@@ -2018,12 +2195,11 @@
       <w:tr>
         <w:tc>
           <w:tcPr>
-            <w:tcW w:type="dxa" w:w="510"/>
+            <w:tcW w:type="dxa" w:w="2268"/>
           </w:tcPr>
           <w:p>
             <w:pPr>
               <w:spacing w:after="20" w:before="0"/>
-              <w:jc w:val="center"/>
             </w:pPr>
             <w:r/>
             <w:r>
@@ -2034,7 +2210,7 @@
                 <w:color w:val="00648B"/>
                 <w:sz w:val="16"/>
               </w:rPr>
-              <w:t>5</w:t>
+              <w:t>A5 · Employee definition — breadth vs Yutree &amp; Tysers</w:t>
             </w:r>
           </w:p>
         </w:tc>
@@ -2055,30 +2231,7 @@
                 <w:color w:val="2B2F33"/>
                 <w:sz w:val="16"/>
               </w:rPr>
-              <w:t>Add journalistic source-protection costs to Media Liability</w:t>
-            </w:r>
-          </w:p>
-        </w:tc>
-        <w:tc>
-          <w:tcPr>
-            <w:tcW w:type="dxa" w:w="1928"/>
-            <w:shd w:val="clear" w:color="auto" w:fill="FBF1DA"/>
-          </w:tcPr>
-          <w:p>
-            <w:pPr>
-              <w:spacing w:after="20" w:before="0"/>
-              <w:jc w:val="center"/>
-            </w:pPr>
-            <w:r/>
-            <w:r>
-              <w:rPr>
-                <w:rFonts w:ascii="Lato" w:hAnsi="Lato" w:cs="Lato"/>
-                <w:b/>
-                <w:i w:val="0"/>
-                <w:color w:val="8A6A1E"/>
-                <w:sz w:val="16"/>
-              </w:rPr>
-              <w:t>Medium</w:t>
+              <w:t>BROADENED (tracked) – Section 13 only — BROADENED the Section 13 definition (discrete tracked change, old text deleted / new inserted) to be at least as wide as Tysers &amp; Yutree and consistent with the general Sections 1–11 definition. Tysers (General Definitions, p.9) and Yutree (‘Employed person’, p.88) verified from the attached wordings. The general S1–11, S12 and S14 definitions already meet/exceed the competitors — left unchanged for internal consistency.</w:t>
             </w:r>
           </w:p>
         </w:tc>
@@ -2086,13 +2239,12 @@
       <w:tr>
         <w:tc>
           <w:tcPr>
-            <w:tcW w:type="dxa" w:w="510"/>
+            <w:tcW w:type="dxa" w:w="2268"/>
             <w:shd w:val="clear" w:color="auto" w:fill="F4F7F9"/>
           </w:tcPr>
           <w:p>
             <w:pPr>
               <w:spacing w:after="20" w:before="0"/>
-              <w:jc w:val="center"/>
             </w:pPr>
             <w:r/>
             <w:r>
@@ -2103,7 +2255,7 @@
                 <w:color w:val="00648B"/>
                 <w:sz w:val="16"/>
               </w:rPr>
-              <w:t>6</w:t>
+              <w:t>A6 · Cyber / Computer System definition consistency (S12 vs S15)</w:t>
             </w:r>
           </w:p>
         </w:tc>
@@ -2125,449 +2277,17 @@
                 <w:color w:val="2B2F33"/>
                 <w:sz w:val="16"/>
               </w:rPr>
-              <w:t>Add representation costs at investigations/inquiries to Media Liability</w:t>
-            </w:r>
-          </w:p>
-        </w:tc>
-        <w:tc>
-          <w:tcPr>
-            <w:tcW w:type="dxa" w:w="1928"/>
-            <w:shd w:val="clear" w:color="auto" w:fill="FBF1DA"/>
-          </w:tcPr>
-          <w:p>
-            <w:pPr>
-              <w:spacing w:after="20" w:before="0"/>
-              <w:jc w:val="center"/>
-            </w:pPr>
-            <w:r/>
-            <w:r>
-              <w:rPr>
-                <w:rFonts w:ascii="Lato" w:hAnsi="Lato" w:cs="Lato"/>
-                <w:b/>
-                <w:i w:val="0"/>
-                <w:color w:val="8A6A1E"/>
-                <w:sz w:val="16"/>
-              </w:rPr>
-              <w:t>Medium</w:t>
-            </w:r>
-          </w:p>
-        </w:tc>
-      </w:tr>
-      <w:tr>
-        <w:tc>
-          <w:tcPr>
-            <w:tcW w:type="dxa" w:w="510"/>
-          </w:tcPr>
-          <w:p>
-            <w:pPr>
-              <w:spacing w:after="20" w:before="0"/>
-              <w:jc w:val="center"/>
-            </w:pPr>
-            <w:r/>
-            <w:r>
-              <w:rPr>
-                <w:rFonts w:ascii="Lato" w:hAnsi="Lato" w:cs="Lato"/>
-                <w:b/>
-                <w:i w:val="0"/>
-                <w:color w:val="00648B"/>
-                <w:sz w:val="16"/>
-              </w:rPr>
-              <w:t>7</w:t>
-            </w:r>
-          </w:p>
-        </w:tc>
-        <w:tc>
-          <w:tcPr>
-            <w:tcW w:type="dxa" w:w="7654"/>
-          </w:tcPr>
-          <w:p>
-            <w:pPr>
-              <w:spacing w:after="20" w:before="0"/>
-            </w:pPr>
-            <w:r/>
-            <w:r>
-              <w:rPr>
-                <w:rFonts w:ascii="Lato" w:hAnsi="Lato" w:cs="Lato"/>
-                <w:b w:val="0"/>
-                <w:i w:val="0"/>
-                <w:color w:val="2B2F33"/>
-                <w:sz w:val="16"/>
-              </w:rPr>
-              <w:t>Consider a limited asbestos / pollution professional-duty write-back in PI</w:t>
-            </w:r>
-          </w:p>
-        </w:tc>
-        <w:tc>
-          <w:tcPr>
-            <w:tcW w:type="dxa" w:w="1928"/>
-            <w:shd w:val="clear" w:color="auto" w:fill="FBF1DA"/>
-          </w:tcPr>
-          <w:p>
-            <w:pPr>
-              <w:spacing w:after="20" w:before="0"/>
-              <w:jc w:val="center"/>
-            </w:pPr>
-            <w:r/>
-            <w:r>
-              <w:rPr>
-                <w:rFonts w:ascii="Lato" w:hAnsi="Lato" w:cs="Lato"/>
-                <w:b/>
-                <w:i w:val="0"/>
-                <w:color w:val="8A6A1E"/>
-                <w:sz w:val="16"/>
-              </w:rPr>
-              <w:t>Medium</w:t>
-            </w:r>
-          </w:p>
-        </w:tc>
-      </w:tr>
-      <w:tr>
-        <w:tc>
-          <w:tcPr>
-            <w:tcW w:type="dxa" w:w="510"/>
-            <w:shd w:val="clear" w:color="auto" w:fill="F4F7F9"/>
-          </w:tcPr>
-          <w:p>
-            <w:pPr>
-              <w:spacing w:after="20" w:before="0"/>
-              <w:jc w:val="center"/>
-            </w:pPr>
-            <w:r/>
-            <w:r>
-              <w:rPr>
-                <w:rFonts w:ascii="Lato" w:hAnsi="Lato" w:cs="Lato"/>
-                <w:b/>
-                <w:i w:val="0"/>
-                <w:color w:val="00648B"/>
-                <w:sz w:val="16"/>
-              </w:rPr>
-              <w:t>8</w:t>
-            </w:r>
-          </w:p>
-        </w:tc>
-        <w:tc>
-          <w:tcPr>
-            <w:tcW w:type="dxa" w:w="7654"/>
-            <w:shd w:val="clear" w:color="auto" w:fill="F4F7F9"/>
-          </w:tcPr>
-          <w:p>
-            <w:pPr>
-              <w:spacing w:after="20" w:before="0"/>
-            </w:pPr>
-            <w:r/>
-            <w:r>
-              <w:rPr>
-                <w:rFonts w:ascii="Lato" w:hAnsi="Lato" w:cs="Lato"/>
-                <w:b w:val="0"/>
-                <w:i w:val="0"/>
-                <w:color w:val="2B2F33"/>
-                <w:sz w:val="16"/>
-              </w:rPr>
-              <w:t>Make Increased Cost of Working / Book Debts explicit in BI</w:t>
-            </w:r>
-          </w:p>
-        </w:tc>
-        <w:tc>
-          <w:tcPr>
-            <w:tcW w:type="dxa" w:w="1928"/>
-            <w:shd w:val="clear" w:color="auto" w:fill="FBF1DA"/>
-          </w:tcPr>
-          <w:p>
-            <w:pPr>
-              <w:spacing w:after="20" w:before="0"/>
-              <w:jc w:val="center"/>
-            </w:pPr>
-            <w:r/>
-            <w:r>
-              <w:rPr>
-                <w:rFonts w:ascii="Lato" w:hAnsi="Lato" w:cs="Lato"/>
-                <w:b/>
-                <w:i w:val="0"/>
-                <w:color w:val="8A6A1E"/>
-                <w:sz w:val="16"/>
-              </w:rPr>
-              <w:t>Medium</w:t>
-            </w:r>
-          </w:p>
-        </w:tc>
-      </w:tr>
-      <w:tr>
-        <w:tc>
-          <w:tcPr>
-            <w:tcW w:type="dxa" w:w="510"/>
-          </w:tcPr>
-          <w:p>
-            <w:pPr>
-              <w:spacing w:after="20" w:before="0"/>
-              <w:jc w:val="center"/>
-            </w:pPr>
-            <w:r/>
-            <w:r>
-              <w:rPr>
-                <w:rFonts w:ascii="Lato" w:hAnsi="Lato" w:cs="Lato"/>
-                <w:b/>
-                <w:i w:val="0"/>
-                <w:color w:val="00648B"/>
-                <w:sz w:val="16"/>
-              </w:rPr>
-              <w:t>9</w:t>
-            </w:r>
-          </w:p>
-        </w:tc>
-        <w:tc>
-          <w:tcPr>
-            <w:tcW w:type="dxa" w:w="7654"/>
-          </w:tcPr>
-          <w:p>
-            <w:pPr>
-              <w:spacing w:after="20" w:before="0"/>
-            </w:pPr>
-            <w:r/>
-            <w:r>
-              <w:rPr>
-                <w:rFonts w:ascii="Lato" w:hAnsi="Lato" w:cs="Lato"/>
-                <w:b w:val="0"/>
-                <w:i w:val="0"/>
-                <w:color w:val="2B2F33"/>
-                <w:sz w:val="16"/>
-              </w:rPr>
-              <w:t>Adopt a King’s Counsel dispute-resolution clause in Media Liability</w:t>
-            </w:r>
-          </w:p>
-        </w:tc>
-        <w:tc>
-          <w:tcPr>
-            <w:tcW w:type="dxa" w:w="1928"/>
-            <w:shd w:val="clear" w:color="auto" w:fill="EEF1F3"/>
-          </w:tcPr>
-          <w:p>
-            <w:pPr>
-              <w:spacing w:after="20" w:before="0"/>
-              <w:jc w:val="center"/>
-            </w:pPr>
-            <w:r/>
-            <w:r>
-              <w:rPr>
-                <w:rFonts w:ascii="Lato" w:hAnsi="Lato" w:cs="Lato"/>
-                <w:b/>
-                <w:i w:val="0"/>
-                <w:color w:val="5B6166"/>
-                <w:sz w:val="16"/>
-              </w:rPr>
-              <w:t>Low-Medium</w:t>
-            </w:r>
-          </w:p>
-        </w:tc>
-      </w:tr>
-      <w:tr>
-        <w:tc>
-          <w:tcPr>
-            <w:tcW w:type="dxa" w:w="510"/>
-            <w:shd w:val="clear" w:color="auto" w:fill="F4F7F9"/>
-          </w:tcPr>
-          <w:p>
-            <w:pPr>
-              <w:spacing w:after="20" w:before="0"/>
-              <w:jc w:val="center"/>
-            </w:pPr>
-            <w:r/>
-            <w:r>
-              <w:rPr>
-                <w:rFonts w:ascii="Lato" w:hAnsi="Lato" w:cs="Lato"/>
-                <w:b/>
-                <w:i w:val="0"/>
-                <w:color w:val="00648B"/>
-                <w:sz w:val="16"/>
-              </w:rPr>
-              <w:t>10</w:t>
-            </w:r>
-          </w:p>
-        </w:tc>
-        <w:tc>
-          <w:tcPr>
-            <w:tcW w:type="dxa" w:w="7654"/>
-            <w:shd w:val="clear" w:color="auto" w:fill="F4F7F9"/>
-          </w:tcPr>
-          <w:p>
-            <w:pPr>
-              <w:spacing w:after="20" w:before="0"/>
-            </w:pPr>
-            <w:r/>
-            <w:r>
-              <w:rPr>
-                <w:rFonts w:ascii="Lato" w:hAnsi="Lato" w:cs="Lato"/>
-                <w:b w:val="0"/>
-                <w:i w:val="0"/>
-                <w:color w:val="2B2F33"/>
-                <w:sz w:val="16"/>
-              </w:rPr>
-              <w:t>Confirm/clarify computer-breakdown cover within S1/S2</w:t>
-            </w:r>
-          </w:p>
-        </w:tc>
-        <w:tc>
-          <w:tcPr>
-            <w:tcW w:type="dxa" w:w="1928"/>
-            <w:shd w:val="clear" w:color="auto" w:fill="EEF1F3"/>
-          </w:tcPr>
-          <w:p>
-            <w:pPr>
-              <w:spacing w:after="20" w:before="0"/>
-              <w:jc w:val="center"/>
-            </w:pPr>
-            <w:r/>
-            <w:r>
-              <w:rPr>
-                <w:rFonts w:ascii="Lato" w:hAnsi="Lato" w:cs="Lato"/>
-                <w:b/>
-                <w:i w:val="0"/>
-                <w:color w:val="5B6166"/>
-                <w:sz w:val="16"/>
-              </w:rPr>
-              <w:t>Low-Medium</w:t>
-            </w:r>
-          </w:p>
-        </w:tc>
-      </w:tr>
-      <w:tr>
-        <w:tc>
-          <w:tcPr>
-            <w:tcW w:type="dxa" w:w="510"/>
-          </w:tcPr>
-          <w:p>
-            <w:pPr>
-              <w:spacing w:after="20" w:before="0"/>
-              <w:jc w:val="center"/>
-            </w:pPr>
-            <w:r/>
-            <w:r>
-              <w:rPr>
-                <w:rFonts w:ascii="Lato" w:hAnsi="Lato" w:cs="Lato"/>
-                <w:b/>
-                <w:i w:val="0"/>
-                <w:color w:val="00648B"/>
-                <w:sz w:val="16"/>
-              </w:rPr>
-              <w:t>11</w:t>
-            </w:r>
-          </w:p>
-        </w:tc>
-        <w:tc>
-          <w:tcPr>
-            <w:tcW w:type="dxa" w:w="7654"/>
-          </w:tcPr>
-          <w:p>
-            <w:pPr>
-              <w:spacing w:after="20" w:before="0"/>
-            </w:pPr>
-            <w:r/>
-            <w:r>
-              <w:rPr>
-                <w:rFonts w:ascii="Lato" w:hAnsi="Lato" w:cs="Lato"/>
-                <w:b w:val="0"/>
-                <w:i w:val="0"/>
-                <w:color w:val="2B2F33"/>
-                <w:sz w:val="16"/>
-              </w:rPr>
-              <w:t>Add a defined term for ‘Media Material’</w:t>
-            </w:r>
-          </w:p>
-        </w:tc>
-        <w:tc>
-          <w:tcPr>
-            <w:tcW w:type="dxa" w:w="1928"/>
-            <w:shd w:val="clear" w:color="auto" w:fill="EEF1F3"/>
-          </w:tcPr>
-          <w:p>
-            <w:pPr>
-              <w:spacing w:after="20" w:before="0"/>
-              <w:jc w:val="center"/>
-            </w:pPr>
-            <w:r/>
-            <w:r>
-              <w:rPr>
-                <w:rFonts w:ascii="Lato" w:hAnsi="Lato" w:cs="Lato"/>
-                <w:b/>
-                <w:i w:val="0"/>
-                <w:color w:val="5B6166"/>
-                <w:sz w:val="16"/>
-              </w:rPr>
-              <w:t>Low</w:t>
-            </w:r>
-          </w:p>
-        </w:tc>
-      </w:tr>
-      <w:tr>
-        <w:tc>
-          <w:tcPr>
-            <w:tcW w:type="dxa" w:w="510"/>
-            <w:shd w:val="clear" w:color="auto" w:fill="F4F7F9"/>
-          </w:tcPr>
-          <w:p>
-            <w:pPr>
-              <w:spacing w:after="20" w:before="0"/>
-              <w:jc w:val="center"/>
-            </w:pPr>
-            <w:r/>
-            <w:r>
-              <w:rPr>
-                <w:rFonts w:ascii="Lato" w:hAnsi="Lato" w:cs="Lato"/>
-                <w:b/>
-                <w:i w:val="0"/>
-                <w:color w:val="00648B"/>
-                <w:sz w:val="16"/>
-              </w:rPr>
-              <w:t>12</w:t>
-            </w:r>
-          </w:p>
-        </w:tc>
-        <w:tc>
-          <w:tcPr>
-            <w:tcW w:type="dxa" w:w="7654"/>
-            <w:shd w:val="clear" w:color="auto" w:fill="F4F7F9"/>
-          </w:tcPr>
-          <w:p>
-            <w:pPr>
-              <w:spacing w:after="20" w:before="0"/>
-            </w:pPr>
-            <w:r/>
-            <w:r>
-              <w:rPr>
-                <w:rFonts w:ascii="Lato" w:hAnsi="Lato" w:cs="Lato"/>
-                <w:b w:val="0"/>
-                <w:i w:val="0"/>
-                <w:color w:val="2B2F33"/>
-                <w:sz w:val="16"/>
-              </w:rPr>
-              <w:t>LEAVE UNCHANGED — patents, communicable disease and default US/Canada exclusion</w:t>
-            </w:r>
-          </w:p>
-        </w:tc>
-        <w:tc>
-          <w:tcPr>
-            <w:tcW w:type="dxa" w:w="1928"/>
-            <w:shd w:val="clear" w:color="auto" w:fill="EEF1F3"/>
-          </w:tcPr>
-          <w:p>
-            <w:pPr>
-              <w:spacing w:after="20" w:before="0"/>
-              <w:jc w:val="center"/>
-            </w:pPr>
-            <w:r/>
-            <w:r>
-              <w:rPr>
-                <w:rFonts w:ascii="Lato" w:hAnsi="Lato" w:cs="Lato"/>
-                <w:b/>
-                <w:i w:val="0"/>
-                <w:color w:val="5B6166"/>
-                <w:sz w:val="16"/>
-              </w:rPr>
-              <w:t>Low</w:t>
+              <w:t>ALIGNED (tracked) – SIGN-OFF (Section 12) — ALIGNED — the Section 12 ‘Computer System’ definition has been replaced (discrete tracked change, old deleted / new inserted) with a broad definition consistent with Section 15 / the property endorsement, expressly stated to be construed consistently with Section 15. Virus (S12) and the cyber triggers were reviewed and are substantively consistent; no further change required. ALL SECTION 12 CHANGES REQUIRE LEGAL/UNDERWRITING SIGN-OFF.</w:t>
             </w:r>
           </w:p>
         </w:tc>
       </w:tr>
     </w:tbl>
+    <w:p>
+      <w:pPr>
+        <w:spacing w:after="120"/>
+      </w:pPr>
+    </w:p>
     <w:p>
       <w:pPr>
         <w:keepNext/>
@@ -2581,20 +2301,10 @@
           <w:rFonts w:ascii="Lato" w:hAnsi="Lato" w:cs="Lato"/>
           <w:b/>
           <w:i w:val="0"/>
-          <w:color w:val="B88A3C"/>
-          <w:sz w:val="30"/>
-        </w:rPr>
-        <w:t xml:space="preserve">6  </w:t>
-      </w:r>
-      <w:r>
-        <w:rPr>
-          <w:rFonts w:ascii="Lato" w:hAnsi="Lato" w:cs="Lato"/>
-          <w:b/>
-          <w:i w:val="0"/>
           <w:color w:val="00648B"/>
           <w:sz w:val="30"/>
         </w:rPr>
-        <w:t>Key exclusions issues</w:t>
+        <w:t>5  Gap &amp; sub-limit summary</w:t>
       </w:r>
     </w:p>
     <w:p>
@@ -2611,7 +2321,7 @@
           <w:color w:val="00648B"/>
           <w:sz w:val="19"/>
         </w:rPr>
-        <w:t xml:space="preserve">Asbestos (PI):  </w:t>
+        <w:t xml:space="preserve">Gaps reviewed:  </w:t>
       </w:r>
       <w:r>
         <w:rPr>
@@ -2621,7 +2331,7 @@
           <w:color w:val="2B2F33"/>
           <w:sz w:val="19"/>
         </w:rPr>
-        <w:t>Professional-duty write-back (GBP 1m, ex-BI) — TMHCC: TMHCC excludes asbestos in PI. Action: Consider narrow negligent-advice write-back (ex-BI, ex-contamination) (priority Medium).</w:t>
+        <w:t>12</w:t>
       </w:r>
     </w:p>
     <w:p>
@@ -2638,7 +2348,7 @@
           <w:color w:val="00648B"/>
           <w:sz w:val="19"/>
         </w:rPr>
-        <w:t xml:space="preserve">Pollution (PI):  </w:t>
+        <w:t xml:space="preserve">Gaps bridged (discrete tracked change):  </w:t>
       </w:r>
       <w:r>
         <w:rPr>
@@ -2648,7 +2358,7 @@
           <w:color w:val="2B2F33"/>
           <w:sz w:val="19"/>
         </w:rPr>
-        <w:t>Write-back for insured’s own negligent act/error/omission — TMHCC: TMHCC excludes pollution in PI. Action: Consider narrow negligent-advice write-back (priority Medium).</w:t>
+        <w:t>7</w:t>
       </w:r>
     </w:p>
     <w:p>
@@ -2665,7 +2375,7 @@
           <w:color w:val="00648B"/>
           <w:sz w:val="19"/>
         </w:rPr>
-        <w:t xml:space="preserve">USA/Canada jurisdiction (PI):  </w:t>
+        <w:t xml:space="preserve">Gaps parked (wording provided, not applied):  </w:t>
       </w:r>
       <w:r>
         <w:rPr>
@@ -2675,7 +2385,7 @@
           <w:color w:val="2B2F33"/>
           <w:sz w:val="19"/>
         </w:rPr>
-        <w:t>No jurisdiction exclusion (worldwide) — TMHCC: TMHCC excludes actions outside Jurisdiction (default ex-US/Canada). Action: Offer rated worldwide/US-Canada option; keep default (priority High).</w:t>
+        <w:t>2</w:t>
       </w:r>
     </w:p>
     <w:p>
@@ -2692,7 +2402,7 @@
           <w:color w:val="00648B"/>
           <w:sz w:val="19"/>
         </w:rPr>
-        <w:t xml:space="preserve">Patent infringement (PI):  </w:t>
+        <w:t xml:space="preserve">Gaps excluded by instruction (Personal Accident &amp; Travel):  </w:t>
       </w:r>
       <w:r>
         <w:rPr>
@@ -2702,7 +2412,7 @@
           <w:color w:val="2B2F33"/>
           <w:sz w:val="19"/>
         </w:rPr>
-        <w:t>Patents covered within IP — TMHCC: TMHCC excludes patents. Action: At most a limited defence-costs write-back; otherwise leave excluded (priority Low).</w:t>
+        <w:t>1</w:t>
       </w:r>
     </w:p>
     <w:p>
@@ -2719,7 +2429,7 @@
           <w:color w:val="00648B"/>
           <w:sz w:val="19"/>
         </w:rPr>
-        <w:t xml:space="preserve">Cyber/data exclusion vs PI:  </w:t>
+        <w:t xml:space="preserve">Gaps already met (no change):  </w:t>
       </w:r>
       <w:r>
         <w:rPr>
@@ -2729,7 +2439,7 @@
           <w:color w:val="2B2F33"/>
           <w:sz w:val="19"/>
         </w:rPr>
-        <w:t>Yutree strips cyber-related PI; AXA XL blanket cyber exclusion — TMHCC: TMHCC dis-applies cyber/date exclusion to S12–15. Action: No change — retain as a TMHCC strength (priority n/a).</w:t>
+        <w:t>2</w:t>
       </w:r>
     </w:p>
     <w:p>
@@ -2746,7 +2456,7 @@
           <w:color w:val="00648B"/>
           <w:sz w:val="19"/>
         </w:rPr>
-        <w:t xml:space="preserve">Fines/penalties (PI):  </w:t>
+        <w:t xml:space="preserve">New sub-limited covers added (set to evidenced market figure):  </w:t>
       </w:r>
       <w:r>
         <w:rPr>
@@ -2756,12 +2466,61 @@
           <w:color w:val="2B2F33"/>
           <w:sz w:val="19"/>
         </w:rPr>
-        <w:t>TMHCC writes back defamation awards &amp; permitted punitive; AXA XL excludes absolutely — TMHCC: TMHCC already favourable. Action: No change — retain (priority n/a).</w:t>
+        <w:t>3</w:t>
       </w:r>
     </w:p>
     <w:p>
+      <w:pPr>
+        <w:pStyle w:val="ListBullet"/>
+        <w:spacing w:after="40"/>
+        <w:ind w:left="340"/>
+      </w:pPr>
       <w:r>
-        <w:br w:type="page"/>
+        <w:rPr>
+          <w:rFonts w:ascii="Lato" w:hAnsi="Lato" w:cs="Lato"/>
+          <w:b/>
+          <w:i w:val="0"/>
+          <w:color w:val="00648B"/>
+          <w:sz w:val="19"/>
+        </w:rPr>
+        <w:t xml:space="preserve">Existing TMHCC sub-limits raised:  </w:t>
+      </w:r>
+      <w:r>
+        <w:rPr>
+          <w:rFonts w:ascii="Lato" w:hAnsi="Lato" w:cs="Lato"/>
+          <w:b w:val="0"/>
+          <w:i w:val="0"/>
+          <w:color w:val="2B2F33"/>
+          <w:sz w:val="19"/>
+        </w:rPr>
+        <w:t>0 — TMHCC already meets/exceeds evidenced figures or is schedule-driven</w:t>
+      </w:r>
+    </w:p>
+    <w:p>
+      <w:pPr>
+        <w:pStyle w:val="ListBullet"/>
+        <w:spacing w:after="40"/>
+        <w:ind w:left="340"/>
+      </w:pPr>
+      <w:r>
+        <w:rPr>
+          <w:rFonts w:ascii="Lato" w:hAnsi="Lato" w:cs="Lato"/>
+          <w:b/>
+          <w:i w:val="0"/>
+          <w:color w:val="00648B"/>
+          <w:sz w:val="19"/>
+        </w:rPr>
+        <w:t xml:space="preserve">Sub-limits that cannot be determined (no attached figure):  </w:t>
+      </w:r>
+      <w:r>
+        <w:rPr>
+          <w:rFonts w:ascii="Lato" w:hAnsi="Lato" w:cs="Lato"/>
+          <w:b w:val="0"/>
+          <w:i w:val="0"/>
+          <w:color w:val="2B2F33"/>
+          <w:sz w:val="19"/>
+        </w:rPr>
+        <w:t>flagged in Part C; none invented, none lowered</w:t>
       </w:r>
     </w:p>
     <w:p>
@@ -2777,11 +2536,236 @@
           <w:rFonts w:ascii="Lato" w:hAnsi="Lato" w:cs="Lato"/>
           <w:b/>
           <w:i w:val="0"/>
-          <w:color w:val="B88A3C"/>
+          <w:color w:val="00648B"/>
           <w:sz w:val="30"/>
         </w:rPr>
-        <w:t xml:space="preserve">7  </w:t>
+        <w:t>6  Items awaiting legal / underwriting sign-off (Section 12)</w:t>
       </w:r>
+    </w:p>
+    <w:p>
+      <w:pPr>
+        <w:pStyle w:val="ListBullet"/>
+        <w:spacing w:after="40"/>
+        <w:ind w:left="340"/>
+      </w:pPr>
+      <w:r>
+        <w:rPr>
+          <w:rFonts w:ascii="Lato" w:hAnsi="Lato" w:cs="Lato"/>
+          <w:b/>
+          <w:i w:val="0"/>
+          <w:color w:val="00648B"/>
+          <w:sz w:val="19"/>
+        </w:rPr>
+        <w:t xml:space="preserve">Computer System definition alignment (A6):  </w:t>
+      </w:r>
+      <w:r>
+        <w:rPr>
+          <w:rFonts w:ascii="Lato" w:hAnsi="Lato" w:cs="Lato"/>
+          <w:b w:val="0"/>
+          <w:i w:val="0"/>
+          <w:color w:val="2B2F33"/>
+          <w:sz w:val="19"/>
+        </w:rPr>
+        <w:t>Definition amendment — Align S12 to the broad S15 definition.</w:t>
+      </w:r>
+    </w:p>
+    <w:p>
+      <w:pPr>
+        <w:pStyle w:val="ListBullet"/>
+        <w:spacing w:after="40"/>
+        <w:ind w:left="340"/>
+      </w:pPr>
+      <w:r>
+        <w:rPr>
+          <w:rFonts w:ascii="Lato" w:hAnsi="Lato" w:cs="Lato"/>
+          <w:b/>
+          <w:i w:val="0"/>
+          <w:color w:val="00648B"/>
+          <w:sz w:val="19"/>
+        </w:rPr>
+        <w:t xml:space="preserve">Distributors &amp; Purchasers (B1):  </w:t>
+      </w:r>
+      <w:r>
+        <w:rPr>
+          <w:rFonts w:ascii="Lato" w:hAnsi="Lato" w:cs="Lato"/>
+          <w:b w:val="0"/>
+          <w:i w:val="0"/>
+          <w:color w:val="2B2F33"/>
+          <w:sz w:val="19"/>
+        </w:rPr>
+        <w:t>New cover — 5× Indemnity Limit aggregate exposure.</w:t>
+      </w:r>
+    </w:p>
+    <w:p>
+      <w:pPr>
+        <w:pStyle w:val="ListBullet"/>
+        <w:spacing w:after="40"/>
+        <w:ind w:left="340"/>
+      </w:pPr>
+      <w:r>
+        <w:rPr>
+          <w:rFonts w:ascii="Lato" w:hAnsi="Lato" w:cs="Lato"/>
+          <w:b/>
+          <w:i w:val="0"/>
+          <w:color w:val="00648B"/>
+          <w:sz w:val="19"/>
+        </w:rPr>
+        <w:t xml:space="preserve">Worldwide / USA-Canada territory option (B5/Gap 2):  </w:t>
+      </w:r>
+      <w:r>
+        <w:rPr>
+          <w:rFonts w:ascii="Lato" w:hAnsi="Lato" w:cs="Lato"/>
+          <w:b w:val="0"/>
+          <w:i w:val="0"/>
+          <w:color w:val="2B2F33"/>
+          <w:sz w:val="19"/>
+        </w:rPr>
+        <w:t>Schedule-selectable option — Material territory/jurisdiction broadening if selected.</w:t>
+      </w:r>
+    </w:p>
+    <w:p>
+      <w:pPr>
+        <w:pStyle w:val="ListBullet"/>
+        <w:spacing w:after="40"/>
+        <w:ind w:left="340"/>
+      </w:pPr>
+      <w:r>
+        <w:rPr>
+          <w:rFonts w:ascii="Lato" w:hAnsi="Lato" w:cs="Lato"/>
+          <w:b/>
+          <w:i w:val="0"/>
+          <w:color w:val="00648B"/>
+          <w:sz w:val="19"/>
+        </w:rPr>
+        <w:t xml:space="preserve">Journalistic Source-Protection Costs (B3):  </w:t>
+      </w:r>
+      <w:r>
+        <w:rPr>
+          <w:rFonts w:ascii="Lato" w:hAnsi="Lato" w:cs="Lato"/>
+          <w:b w:val="0"/>
+          <w:i w:val="0"/>
+          <w:color w:val="2B2F33"/>
+          <w:sz w:val="19"/>
+        </w:rPr>
+        <w:t>New cover — Small sub-limit; editorial/news relevance.</w:t>
+      </w:r>
+    </w:p>
+    <w:p>
+      <w:pPr>
+        <w:pStyle w:val="ListBullet"/>
+        <w:spacing w:after="40"/>
+        <w:ind w:left="340"/>
+      </w:pPr>
+      <w:r>
+        <w:rPr>
+          <w:rFonts w:ascii="Lato" w:hAnsi="Lato" w:cs="Lato"/>
+          <w:b/>
+          <w:i w:val="0"/>
+          <w:color w:val="00648B"/>
+          <w:sz w:val="19"/>
+        </w:rPr>
+        <w:t xml:space="preserve">Representation Costs at Investigations/Inquiries (B2):  </w:t>
+      </w:r>
+      <w:r>
+        <w:rPr>
+          <w:rFonts w:ascii="Lato" w:hAnsi="Lato" w:cs="Lato"/>
+          <w:b w:val="0"/>
+          <w:i w:val="0"/>
+          <w:color w:val="2B2F33"/>
+          <w:sz w:val="19"/>
+        </w:rPr>
+        <w:t>New cover — GBP 25k market-matched.</w:t>
+      </w:r>
+    </w:p>
+    <w:p>
+      <w:pPr>
+        <w:pStyle w:val="ListBullet"/>
+        <w:spacing w:after="40"/>
+        <w:ind w:left="340"/>
+      </w:pPr>
+      <w:r>
+        <w:rPr>
+          <w:rFonts w:ascii="Lato" w:hAnsi="Lato" w:cs="Lato"/>
+          <w:b/>
+          <w:i w:val="0"/>
+          <w:color w:val="00648B"/>
+          <w:sz w:val="19"/>
+        </w:rPr>
+        <w:t xml:space="preserve">Criminal &amp; Regulatory Defence Costs (B4):  </w:t>
+      </w:r>
+      <w:r>
+        <w:rPr>
+          <w:rFonts w:ascii="Lato" w:hAnsi="Lato" w:cs="Lato"/>
+          <w:b w:val="0"/>
+          <w:i w:val="0"/>
+          <w:color w:val="2B2F33"/>
+          <w:sz w:val="19"/>
+        </w:rPr>
+        <w:t>Clarification + contribution — Cross-ref S13/S14; capped contribution.</w:t>
+      </w:r>
+    </w:p>
+    <w:p>
+      <w:pPr>
+        <w:pStyle w:val="ListBullet"/>
+        <w:spacing w:after="40"/>
+        <w:ind w:left="340"/>
+      </w:pPr>
+      <w:r>
+        <w:rPr>
+          <w:rFonts w:ascii="Lato" w:hAnsi="Lato" w:cs="Lato"/>
+          <w:b/>
+          <w:i w:val="0"/>
+          <w:color w:val="00648B"/>
+          <w:sz w:val="19"/>
+        </w:rPr>
+        <w:t xml:space="preserve">King’s Counsel determination clause (B6):  </w:t>
+      </w:r>
+      <w:r>
+        <w:rPr>
+          <w:rFonts w:ascii="Lato" w:hAnsi="Lato" w:cs="Lato"/>
+          <w:b w:val="0"/>
+          <w:i w:val="0"/>
+          <w:color w:val="2B2F33"/>
+          <w:sz w:val="19"/>
+        </w:rPr>
+        <w:t>Condition amendment — Procedural dispute-resolution upgrade.</w:t>
+      </w:r>
+    </w:p>
+    <w:p>
+      <w:pPr>
+        <w:pStyle w:val="ListBullet"/>
+        <w:spacing w:after="40"/>
+        <w:ind w:left="340"/>
+      </w:pPr>
+      <w:r>
+        <w:rPr>
+          <w:rFonts w:ascii="Lato" w:hAnsi="Lato" w:cs="Lato"/>
+          <w:b/>
+          <w:i w:val="0"/>
+          <w:color w:val="00648B"/>
+          <w:sz w:val="19"/>
+        </w:rPr>
+        <w:t xml:space="preserve">Seepage &amp; Pollution negligent-advice write-back (B7):  </w:t>
+      </w:r>
+      <w:r>
+        <w:rPr>
+          <w:rFonts w:ascii="Lato" w:hAnsi="Lato" w:cs="Lato"/>
+          <w:b w:val="0"/>
+          <w:i w:val="0"/>
+          <w:color w:val="2B2F33"/>
+          <w:sz w:val="19"/>
+        </w:rPr>
+        <w:t>Exclusion write-back — Ring-fenced to negligent advice.</w:t>
+      </w:r>
+    </w:p>
+    <w:p>
+      <w:pPr>
+        <w:keepNext/>
+        <w:spacing w:before="280" w:after="40"/>
+        <w:pBdr>
+          <w:bottom w:val="single" w:sz="8" w:space="2" w:color="B88A3C"/>
+        </w:pBdr>
+      </w:pPr>
       <w:r>
         <w:rPr>
           <w:rFonts w:ascii="Lato" w:hAnsi="Lato" w:cs="Lato"/>
@@ -2790,7 +2774,7 @@
           <w:color w:val="00648B"/>
           <w:sz w:val="30"/>
         </w:rPr>
-        <w:t>Assumptions made</w:t>
+        <w:t>7  Final QA checklist</w:t>
       </w:r>
     </w:p>
     <w:p>
@@ -2807,7 +2791,7 @@
           <w:color w:val="2B2F33"/>
           <w:sz w:val="19"/>
         </w:rPr>
-        <w:t>Competitor names are used as supplied; ‘capacity’ insurers are noted from the wordings (Zurich for Tysers; AXA for Yutree; XL Catlin/AXA XL for the AXA XL wording).</w:t>
+        <w:t>Existing tracked changes accepted before new edits — Yes.</w:t>
       </w:r>
     </w:p>
     <w:p>
@@ -2824,7 +2808,7 @@
           <w:color w:val="2B2F33"/>
           <w:sz w:val="19"/>
         </w:rPr>
-        <w:t>Primary limits, excesses and any ‘insured/not insured’ section toggles are schedule-driven and were not supplied — section availability reflects the wording booklets only.</w:t>
+        <w:t>New edits shown as fresh, discrete tracked changes — Yes (10 amendments).</w:t>
       </w:r>
     </w:p>
     <w:p>
@@ -2841,7 +2825,7 @@
           <w:color w:val="2B2F33"/>
           <w:sz w:val="19"/>
         </w:rPr>
-        <w:t>Allianz’s ‘Personal Accident’ section is referenced in its exclusions but not in the provided cover list — treated as ‘requires review’.</w:t>
+        <w:t>Clean final version produced — Yes.</w:t>
       </w:r>
     </w:p>
     <w:p>
@@ -2858,7 +2842,7 @@
           <w:color w:val="2B2F33"/>
           <w:sz w:val="19"/>
         </w:rPr>
-        <w:t>AXA XL provides Money as a sub-limited specification within Material Damage (not a standalone section); shown as ‘partial’.</w:t>
+        <w:t>Part A verified-then-actioned: A1 not duplicated; A2 confirmed; A3 not duplicated (nothing lost); A4 touring money added; A5 Employee broadened; A6 cyber definitions aligned.</w:t>
       </w:r>
     </w:p>
     <w:p>
@@ -2875,36 +2859,7 @@
           <w:color w:val="2B2F33"/>
           <w:sz w:val="19"/>
         </w:rPr>
-        <w:t>Page/clause citations are available in the working text extracts and can be added on request.</w:t>
-      </w:r>
-    </w:p>
-    <w:p>
-      <w:pPr>
-        <w:keepNext/>
-        <w:spacing w:before="280" w:after="40"/>
-        <w:pBdr>
-          <w:bottom w:val="single" w:sz="8" w:space="2" w:color="B88A3C"/>
-        </w:pBdr>
-      </w:pPr>
-      <w:r>
-        <w:rPr>
-          <w:rFonts w:ascii="Lato" w:hAnsi="Lato" w:cs="Lato"/>
-          <w:b/>
-          <w:i w:val="0"/>
-          <w:color w:val="B88A3C"/>
-          <w:sz w:val="30"/>
-        </w:rPr>
-        <w:t xml:space="preserve">8  </w:t>
-      </w:r>
-      <w:r>
-        <w:rPr>
-          <w:rFonts w:ascii="Lato" w:hAnsi="Lato" w:cs="Lato"/>
-          <w:b/>
-          <w:i w:val="0"/>
-          <w:color w:val="00648B"/>
-          <w:sz w:val="30"/>
-        </w:rPr>
-        <w:t>Points requiring legal / underwriting review</w:t>
+        <w:t>Gap analysis granular (clause/definition level) and bridges every genuine gap except Personal Accident and Travel.</w:t>
       </w:r>
     </w:p>
     <w:p>
@@ -2921,7 +2876,7 @@
           <w:color w:val="2B2F33"/>
           <w:sz w:val="19"/>
         </w:rPr>
-        <w:t>Whether TMHCC offers Personal Accident / Business Travel by endorsement.</w:t>
+        <w:t>Sub-limits raised to market-highest where evidenced; un-evidenced flagged, not invented or lowered.</w:t>
       </w:r>
     </w:p>
     <w:p>
@@ -2938,7 +2893,7 @@
           <w:color w:val="2B2F33"/>
           <w:sz w:val="19"/>
         </w:rPr>
-        <w:t>Communicable-disease exclusion positions in Yutree, Liberty and Allianz.</w:t>
+        <w:t>Section 12 amendments flagged for sign-off; cyber definitions aligned §12/§15.</w:t>
       </w:r>
     </w:p>
     <w:p>
@@ -2955,7 +2910,7 @@
           <w:color w:val="2B2F33"/>
           <w:sz w:val="19"/>
         </w:rPr>
-        <w:t>Tysers / Yutree fines-penalties and insolvency PI exclusion positions.</w:t>
+        <w:t>Gap analysis is a SEPARATE document; the Coverage Comparison is client/broker-facing and contains no gap content.</w:t>
       </w:r>
     </w:p>
     <w:p>
@@ -2972,7 +2927,7 @@
           <w:color w:val="2B2F33"/>
           <w:sz w:val="19"/>
         </w:rPr>
-        <w:t>Allianz ‘Personal Accident’ section referenced in exclusions but absent from the cover list.</w:t>
+        <w:t>Summary of Changes vs 0223C produced; Summary of Cover updated to final wording only.</w:t>
       </w:r>
     </w:p>
     <w:p>
@@ -2989,7 +2944,7 @@
           <w:color w:val="2B2F33"/>
           <w:sz w:val="19"/>
         </w:rPr>
-        <w:t>Express treatment of ICOW/Book Debts (S3) and computer breakdown (S1/S2) within TMHCC.</w:t>
+        <w:t>No Personal Accident, no Travel added; Personal Assault under Money preserved and distinct.</w:t>
       </w:r>
     </w:p>
     <w:p>
@@ -3006,7 +2961,7 @@
           <w:color w:val="2B2F33"/>
           <w:sz w:val="19"/>
         </w:rPr>
-        <w:t>Pricing, reinsurance territory and capacity for any rated options (PA; worldwide/US-Canada; distributors).</w:t>
+        <w:t>Branding / layout / hyperlinks / numbering intact.</w:t>
       </w:r>
     </w:p>
     <w:p>
@@ -3023,12 +2978,7 @@
           <w:color w:val="2B2F33"/>
           <w:sz w:val="19"/>
         </w:rPr>
-        <w:t>Final limits/excesses against each Schedule.</w:t>
-      </w:r>
-    </w:p>
-    <w:p>
-      <w:r>
-        <w:br w:type="page"/>
+        <w:t>All UNCONFIRMED / cannot-determine items recorded in Reviewer notes.</w:t>
       </w:r>
     </w:p>
     <w:p>
@@ -3044,604 +2994,130 @@
           <w:rFonts w:ascii="Lato" w:hAnsi="Lato" w:cs="Lato"/>
           <w:b/>
           <w:i w:val="0"/>
-          <w:color w:val="B88A3C"/>
+          <w:color w:val="00648B"/>
           <w:sz w:val="30"/>
         </w:rPr>
-        <w:t xml:space="preserve">9  </w:t>
+        <w:t>8  Reviewer notes / UNCONFIRMED</w:t>
       </w:r>
+    </w:p>
+    <w:p>
+      <w:pPr>
+        <w:pStyle w:val="ListBullet"/>
+        <w:spacing w:after="40"/>
+        <w:ind w:left="340"/>
+      </w:pPr>
       <w:r>
         <w:rPr>
           <w:rFonts w:ascii="Lato" w:hAnsi="Lato" w:cs="Lato"/>
-          <w:b/>
+          <w:b w:val="0"/>
           <w:i w:val="0"/>
-          <w:color w:val="00648B"/>
-          <w:sz w:val="30"/>
+          <w:color w:val="2B2F33"/>
+          <w:sz w:val="19"/>
         </w:rPr>
-        <w:t>Final report</w:t>
+        <w:t>ALL Section 12 (Media Liability) amendments are applied as discrete tracked changes but REQUIRE legal/underwriting sign-off before acceptance (A6, B1–B7).</w:t>
       </w:r>
     </w:p>
-    <w:tbl>
-      <w:tblPr>
-        <w:tblW w:type="dxa" w:w="9979"/>
-        <w:jc w:val="center"/>
-        <w:tblBorders>
-          <w:top w:val="single" w:sz="4" w:space="0" w:color="D6DCE0"/>
-          <w:left w:val="single" w:sz="4" w:space="0" w:color="D6DCE0"/>
-          <w:bottom w:val="single" w:sz="4" w:space="0" w:color="D6DCE0"/>
-          <w:right w:val="single" w:sz="4" w:space="0" w:color="D6DCE0"/>
-          <w:insideH w:val="single" w:sz="4" w:space="0" w:color="D6DCE0"/>
-          <w:insideV w:val="single" w:sz="4" w:space="0" w:color="D6DCE0"/>
-        </w:tblBorders>
-        <w:tblLayout w:type="fixed"/>
-        <w:tblLook w:firstColumn="1" w:firstRow="1" w:lastColumn="0" w:lastRow="0" w:noHBand="0" w:noVBand="1" w:val="04A0"/>
-      </w:tblPr>
-      <w:tblGrid>
-        <w:gridCol w:w="2608"/>
-        <w:gridCol w:w="7371"/>
-      </w:tblGrid>
-      <w:tr>
-        <w:tc>
-          <w:tcPr>
-            <w:tcW w:type="dxa" w:w="2608"/>
-            <w:shd w:val="clear" w:color="auto" w:fill="00648B"/>
-          </w:tcPr>
-          <w:p>
-            <w:pPr>
-              <w:spacing w:after="20" w:before="0"/>
-              <w:jc w:val="center"/>
-            </w:pPr>
-            <w:r/>
-            <w:r>
-              <w:rPr>
-                <w:rFonts w:ascii="Lato" w:hAnsi="Lato" w:cs="Lato"/>
-                <w:b/>
-                <w:i w:val="0"/>
-                <w:color w:val="FFFFFF"/>
-                <w:sz w:val="17"/>
-              </w:rPr>
-              <w:t>Final-report item</w:t>
-            </w:r>
-          </w:p>
-        </w:tc>
-        <w:tc>
-          <w:tcPr>
-            <w:tcW w:type="dxa" w:w="7370"/>
-            <w:shd w:val="clear" w:color="auto" w:fill="00648B"/>
-          </w:tcPr>
-          <w:p>
-            <w:pPr>
-              <w:spacing w:after="20" w:before="0"/>
-              <w:jc w:val="center"/>
-            </w:pPr>
-            <w:r/>
-            <w:r>
-              <w:rPr>
-                <w:rFonts w:ascii="Lato" w:hAnsi="Lato" w:cs="Lato"/>
-                <w:b/>
-                <w:i w:val="0"/>
-                <w:color w:val="FFFFFF"/>
-                <w:sz w:val="17"/>
-              </w:rPr>
-              <w:t>Outcome</w:t>
-            </w:r>
-          </w:p>
-        </w:tc>
-      </w:tr>
-      <w:tr>
-        <w:tc>
-          <w:tcPr>
-            <w:tcW w:type="dxa" w:w="2608"/>
-            <w:shd w:val="clear" w:color="auto" w:fill="EAF1F5"/>
-          </w:tcPr>
-          <w:p>
-            <w:pPr>
-              <w:spacing w:after="20" w:before="0"/>
-            </w:pPr>
-            <w:r/>
-            <w:r>
-              <w:rPr>
-                <w:rFonts w:ascii="Lato" w:hAnsi="Lato" w:cs="Lato"/>
-                <w:b/>
-                <w:i w:val="0"/>
-                <w:color w:val="00648B"/>
-                <w:sz w:val="16"/>
-              </w:rPr>
-              <w:t>1. Documents produced</w:t>
-            </w:r>
-          </w:p>
-        </w:tc>
-        <w:tc>
-          <w:tcPr>
-            <w:tcW w:type="dxa" w:w="7371"/>
-          </w:tcPr>
-          <w:p>
-            <w:pPr>
-              <w:spacing w:after="20" w:before="0"/>
-            </w:pPr>
-            <w:r/>
-            <w:r>
-              <w:rPr>
-                <w:rFonts w:ascii="Lato" w:hAnsi="Lato" w:cs="Lato"/>
-                <w:b w:val="0"/>
-                <w:i w:val="0"/>
-                <w:color w:val="2B2F33"/>
-                <w:sz w:val="16"/>
-              </w:rPr>
-              <w:t>Full Coverage Comparison (.docx + PDF); Gap-Fill / Wording Enhancement Strategy (.docx + PDF); this QA / Methodology Report (.docx + PDF).</w:t>
-            </w:r>
-          </w:p>
-        </w:tc>
-      </w:tr>
-      <w:tr>
-        <w:tc>
-          <w:tcPr>
-            <w:tcW w:type="dxa" w:w="2608"/>
-            <w:shd w:val="clear" w:color="auto" w:fill="EAF1F5"/>
-          </w:tcPr>
-          <w:p>
-            <w:pPr>
-              <w:spacing w:after="20" w:before="0"/>
-            </w:pPr>
-            <w:r/>
-            <w:r>
-              <w:rPr>
-                <w:rFonts w:ascii="Lato" w:hAnsi="Lato" w:cs="Lato"/>
-                <w:b/>
-                <w:i w:val="0"/>
-                <w:color w:val="00648B"/>
-                <w:sz w:val="16"/>
-              </w:rPr>
-              <w:t>2. Five competitor wordings reviewed</w:t>
-            </w:r>
-          </w:p>
-        </w:tc>
-        <w:tc>
-          <w:tcPr>
-            <w:tcW w:type="dxa" w:w="7371"/>
-            <w:shd w:val="clear" w:color="auto" w:fill="F4F7F9"/>
-          </w:tcPr>
-          <w:p>
-            <w:pPr>
-              <w:spacing w:after="20" w:before="0"/>
-            </w:pPr>
-            <w:r/>
-            <w:r>
-              <w:rPr>
-                <w:rFonts w:ascii="Lato" w:hAnsi="Lato" w:cs="Lato"/>
-                <w:b w:val="0"/>
-                <w:i w:val="0"/>
-                <w:color w:val="2B2F33"/>
-                <w:sz w:val="16"/>
-              </w:rPr>
-              <w:t>Partial — FOUR reviewed and mapped (Tysers/Zurich, Yutree/AXA, Liberty, Allianz). The FIFTH competitor (Wording E) is pending and carried as a reserved placeholder column, to be completed when supplied.</w:t>
-            </w:r>
-          </w:p>
-        </w:tc>
-      </w:tr>
-      <w:tr>
-        <w:tc>
-          <w:tcPr>
-            <w:tcW w:type="dxa" w:w="2608"/>
-            <w:shd w:val="clear" w:color="auto" w:fill="EAF1F5"/>
-          </w:tcPr>
-          <w:p>
-            <w:pPr>
-              <w:spacing w:after="20" w:before="0"/>
-            </w:pPr>
-            <w:r/>
-            <w:r>
-              <w:rPr>
-                <w:rFonts w:ascii="Lato" w:hAnsi="Lato" w:cs="Lato"/>
-                <w:b/>
-                <w:i w:val="0"/>
-                <w:color w:val="00648B"/>
-                <w:sz w:val="16"/>
-              </w:rPr>
-              <w:t>3. TMHCC base wording mapped</w:t>
-            </w:r>
-          </w:p>
-        </w:tc>
-        <w:tc>
-          <w:tcPr>
-            <w:tcW w:type="dxa" w:w="7371"/>
-          </w:tcPr>
-          <w:p>
-            <w:pPr>
-              <w:spacing w:after="20" w:before="0"/>
-            </w:pPr>
-            <w:r/>
-            <w:r>
-              <w:rPr>
-                <w:rFonts w:ascii="Lato" w:hAnsi="Lato" w:cs="Lato"/>
-                <w:b w:val="0"/>
-                <w:i w:val="0"/>
-                <w:color w:val="2B2F33"/>
-                <w:sz w:val="16"/>
-              </w:rPr>
-              <w:t>Yes — all 15 sections mapped from the TMHCC Media &amp; Music Combined wording.</w:t>
-            </w:r>
-          </w:p>
-        </w:tc>
-      </w:tr>
-      <w:tr>
-        <w:tc>
-          <w:tcPr>
-            <w:tcW w:type="dxa" w:w="2608"/>
-            <w:shd w:val="clear" w:color="auto" w:fill="EAF1F5"/>
-          </w:tcPr>
-          <w:p>
-            <w:pPr>
-              <w:spacing w:after="20" w:before="0"/>
-            </w:pPr>
-            <w:r/>
-            <w:r>
-              <w:rPr>
-                <w:rFonts w:ascii="Lato" w:hAnsi="Lato" w:cs="Lato"/>
-                <w:b/>
-                <w:i w:val="0"/>
-                <w:color w:val="00648B"/>
-                <w:sz w:val="16"/>
-              </w:rPr>
-              <w:t>4. Template branding preserved</w:t>
-            </w:r>
-          </w:p>
-        </w:tc>
-        <w:tc>
-          <w:tcPr>
-            <w:tcW w:type="dxa" w:w="7371"/>
-            <w:shd w:val="clear" w:color="auto" w:fill="F4F7F9"/>
-          </w:tcPr>
-          <w:p>
-            <w:pPr>
-              <w:spacing w:after="20" w:before="0"/>
-            </w:pPr>
-            <w:r/>
-            <w:r>
-              <w:rPr>
-                <w:rFonts w:ascii="Lato" w:hAnsi="Lato" w:cs="Lato"/>
-                <w:b w:val="0"/>
-                <w:i w:val="0"/>
-                <w:color w:val="2B2F33"/>
-                <w:sz w:val="16"/>
-              </w:rPr>
-              <w:t>Yes — Tokio Marine HCC logo, Lato font, teal/gold/rust palette, legend and table style replicated from the supplied Coverage Comparison template.</w:t>
-            </w:r>
-          </w:p>
-        </w:tc>
-      </w:tr>
-      <w:tr>
-        <w:tc>
-          <w:tcPr>
-            <w:tcW w:type="dxa" w:w="2608"/>
-            <w:shd w:val="clear" w:color="auto" w:fill="EAF1F5"/>
-          </w:tcPr>
-          <w:p>
-            <w:pPr>
-              <w:spacing w:after="20" w:before="0"/>
-            </w:pPr>
-            <w:r/>
-            <w:r>
-              <w:rPr>
-                <w:rFonts w:ascii="Lato" w:hAnsi="Lato" w:cs="Lato"/>
-                <w:b/>
-                <w:i w:val="0"/>
-                <w:color w:val="00648B"/>
-                <w:sz w:val="16"/>
-              </w:rPr>
-              <w:t>5. Key TMHCC strengths</w:t>
-            </w:r>
-          </w:p>
-        </w:tc>
-        <w:tc>
-          <w:tcPr>
-            <w:tcW w:type="dxa" w:w="7371"/>
-          </w:tcPr>
-          <w:p>
-            <w:pPr>
-              <w:spacing w:after="20" w:before="0"/>
-            </w:pPr>
-            <w:r/>
-            <w:r>
-              <w:rPr>
-                <w:rFonts w:ascii="Lato" w:hAnsi="Lato" w:cs="Lato"/>
-                <w:b w:val="0"/>
-                <w:i w:val="0"/>
-                <w:color w:val="2B2F33"/>
-                <w:sz w:val="16"/>
-              </w:rPr>
-              <w:t>Only wording with all 15 sections; unique Loss of Licence, Legal Expenses, Management Liability and standalone Cyber; broad, well-extended Media Liability; clean cyber-exclusion carve-out; protective claims architecture.</w:t>
-            </w:r>
-          </w:p>
-        </w:tc>
-      </w:tr>
-      <w:tr>
-        <w:tc>
-          <w:tcPr>
-            <w:tcW w:type="dxa" w:w="2608"/>
-            <w:shd w:val="clear" w:color="auto" w:fill="EAF1F5"/>
-          </w:tcPr>
-          <w:p>
-            <w:pPr>
-              <w:spacing w:after="20" w:before="0"/>
-            </w:pPr>
-            <w:r/>
-            <w:r>
-              <w:rPr>
-                <w:rFonts w:ascii="Lato" w:hAnsi="Lato" w:cs="Lato"/>
-                <w:b/>
-                <w:i w:val="0"/>
-                <w:color w:val="00648B"/>
-                <w:sz w:val="16"/>
-              </w:rPr>
-              <w:t>6. Key competitor advantages</w:t>
-            </w:r>
-          </w:p>
-        </w:tc>
-        <w:tc>
-          <w:tcPr>
-            <w:tcW w:type="dxa" w:w="7371"/>
-            <w:shd w:val="clear" w:color="auto" w:fill="F4F7F9"/>
-          </w:tcPr>
-          <w:p>
-            <w:pPr>
-              <w:spacing w:after="20" w:before="0"/>
-            </w:pPr>
-            <w:r/>
-            <w:r>
-              <w:rPr>
-                <w:rFonts w:ascii="Lato" w:hAnsi="Lato" w:cs="Lato"/>
-                <w:b w:val="0"/>
-                <w:i w:val="0"/>
-                <w:color w:val="2B2F33"/>
-                <w:sz w:val="16"/>
-              </w:rPr>
-              <w:t>Tysers PI worldwide, covers patents, statutory/criminal defence (GBP 1m), distributors &amp; purchasers, source-protection; Tysers &amp; Yutree offer Personal Accident; Yutree reputation-mgmt/withdrawal/criminal-defence + KC clause; Allianz granular BI heads.</w:t>
-            </w:r>
-          </w:p>
-        </w:tc>
-      </w:tr>
-      <w:tr>
-        <w:tc>
-          <w:tcPr>
-            <w:tcW w:type="dxa" w:w="2608"/>
-            <w:shd w:val="clear" w:color="auto" w:fill="EAF1F5"/>
-          </w:tcPr>
-          <w:p>
-            <w:pPr>
-              <w:spacing w:after="20" w:before="0"/>
-            </w:pPr>
-            <w:r/>
-            <w:r>
-              <w:rPr>
-                <w:rFonts w:ascii="Lato" w:hAnsi="Lato" w:cs="Lato"/>
-                <w:b/>
-                <w:i w:val="0"/>
-                <w:color w:val="00648B"/>
-                <w:sz w:val="16"/>
-              </w:rPr>
-              <w:t>7. Key gaps TMHCC should consider filling</w:t>
-            </w:r>
-          </w:p>
-        </w:tc>
-        <w:tc>
-          <w:tcPr>
-            <w:tcW w:type="dxa" w:w="7371"/>
-          </w:tcPr>
-          <w:p>
-            <w:pPr>
-              <w:spacing w:after="20" w:before="0"/>
-            </w:pPr>
-            <w:r/>
-            <w:r>
-              <w:rPr>
-                <w:rFonts w:ascii="Lato" w:hAnsi="Lato" w:cs="Lato"/>
-                <w:b w:val="0"/>
-                <w:i w:val="0"/>
-                <w:color w:val="2B2F33"/>
-                <w:sz w:val="16"/>
-              </w:rPr>
-              <w:t>Personal Accident option; worldwide/US-Canada PI option; distributors &amp; purchasers; source-protection &amp; representation costs; criminal-defence clarity; explicit ICOW/book-debts &amp; computer-breakdown signposting.</w:t>
-            </w:r>
-          </w:p>
-        </w:tc>
-      </w:tr>
-      <w:tr>
-        <w:tc>
-          <w:tcPr>
-            <w:tcW w:type="dxa" w:w="2608"/>
-            <w:shd w:val="clear" w:color="auto" w:fill="EAF1F5"/>
-          </w:tcPr>
-          <w:p>
-            <w:pPr>
-              <w:spacing w:after="20" w:before="0"/>
-            </w:pPr>
-            <w:r/>
-            <w:r>
-              <w:rPr>
-                <w:rFonts w:ascii="Lato" w:hAnsi="Lato" w:cs="Lato"/>
-                <w:b/>
-                <w:i w:val="0"/>
-                <w:color w:val="00648B"/>
-                <w:sz w:val="16"/>
-              </w:rPr>
-              <w:t>8. High-priority wording enhancements</w:t>
-            </w:r>
-          </w:p>
-        </w:tc>
-        <w:tc>
-          <w:tcPr>
-            <w:tcW w:type="dxa" w:w="7371"/>
-            <w:shd w:val="clear" w:color="auto" w:fill="F4F7F9"/>
-          </w:tcPr>
-          <w:p>
-            <w:pPr>
-              <w:spacing w:after="20" w:before="0"/>
-            </w:pPr>
-            <w:r/>
-            <w:r>
-              <w:rPr>
-                <w:rFonts w:ascii="Lato" w:hAnsi="Lato" w:cs="Lato"/>
-                <w:b w:val="0"/>
-                <w:i w:val="0"/>
-                <w:color w:val="2B2F33"/>
-                <w:sz w:val="16"/>
-              </w:rPr>
-              <w:t>(1) Personal Accident &amp; Business Travel option; (2) rated worldwide/US-Canada PI territory option; (3) distributors &amp; purchasers extension; (4) criminal/regulatory defence-costs clarity (S12 ↔ S13/S14).</w:t>
-            </w:r>
-          </w:p>
-        </w:tc>
-      </w:tr>
-      <w:tr>
-        <w:tc>
-          <w:tcPr>
-            <w:tcW w:type="dxa" w:w="2608"/>
-            <w:shd w:val="clear" w:color="auto" w:fill="EAF1F5"/>
-          </w:tcPr>
-          <w:p>
-            <w:pPr>
-              <w:spacing w:after="20" w:before="0"/>
-            </w:pPr>
-            <w:r/>
-            <w:r>
-              <w:rPr>
-                <w:rFonts w:ascii="Lato" w:hAnsi="Lato" w:cs="Lato"/>
-                <w:b/>
-                <w:i w:val="0"/>
-                <w:color w:val="00648B"/>
-                <w:sz w:val="16"/>
-              </w:rPr>
-              <w:t>9. Exclusion write-backs / narrowing opportunities</w:t>
-            </w:r>
-          </w:p>
-        </w:tc>
-        <w:tc>
-          <w:tcPr>
-            <w:tcW w:type="dxa" w:w="7371"/>
-          </w:tcPr>
-          <w:p>
-            <w:pPr>
-              <w:spacing w:after="20" w:before="0"/>
-            </w:pPr>
-            <w:r/>
-            <w:r>
-              <w:rPr>
-                <w:rFonts w:ascii="Lato" w:hAnsi="Lato" w:cs="Lato"/>
-                <w:b w:val="0"/>
-                <w:i w:val="0"/>
-                <w:color w:val="2B2F33"/>
-                <w:sz w:val="16"/>
-              </w:rPr>
-              <w:t>Asbestos professional-duty (Tysers) and pollution negligent-advice (Yutree) write-backs — adopt narrowly; worldwide/US-Canada as a rated option. Retain patents, communicable-disease and default US/Canada exclusions.</w:t>
-            </w:r>
-          </w:p>
-        </w:tc>
-      </w:tr>
-      <w:tr>
-        <w:tc>
-          <w:tcPr>
-            <w:tcW w:type="dxa" w:w="2608"/>
-            <w:shd w:val="clear" w:color="auto" w:fill="EAF1F5"/>
-          </w:tcPr>
-          <w:p>
-            <w:pPr>
-              <w:spacing w:after="20" w:before="0"/>
-            </w:pPr>
-            <w:r/>
-            <w:r>
-              <w:rPr>
-                <w:rFonts w:ascii="Lato" w:hAnsi="Lato" w:cs="Lato"/>
-                <w:b/>
-                <w:i w:val="0"/>
-                <w:color w:val="00648B"/>
-                <w:sz w:val="16"/>
-              </w:rPr>
-              <w:t>10. Items requiring legal / underwriting sign-off</w:t>
-            </w:r>
-          </w:p>
-        </w:tc>
-        <w:tc>
-          <w:tcPr>
-            <w:tcW w:type="dxa" w:w="7371"/>
-            <w:shd w:val="clear" w:color="auto" w:fill="F4F7F9"/>
-          </w:tcPr>
-          <w:p>
-            <w:pPr>
-              <w:spacing w:after="20" w:before="0"/>
-            </w:pPr>
-            <w:r/>
-            <w:r>
-              <w:rPr>
-                <w:rFonts w:ascii="Lato" w:hAnsi="Lato" w:cs="Lato"/>
-                <w:b w:val="0"/>
-                <w:i w:val="0"/>
-                <w:color w:val="2B2F33"/>
-                <w:sz w:val="16"/>
-              </w:rPr>
-              <w:t>All recommendations; any write-back drafting; rated-option pricing/reinsurance/capacity; PA appetite; and confirmation of the ‘review’-flagged competitor positions.</w:t>
-            </w:r>
-          </w:p>
-        </w:tc>
-      </w:tr>
-    </w:tbl>
     <w:p>
       <w:pPr>
-        <w:spacing w:after="120"/>
+        <w:pStyle w:val="ListBullet"/>
+        <w:spacing w:after="40"/>
+        <w:ind w:left="340"/>
       </w:pPr>
+      <w:r>
+        <w:rPr>
+          <w:rFonts w:ascii="Lato" w:hAnsi="Lato" w:cs="Lato"/>
+          <w:b w:val="0"/>
+          <w:i w:val="0"/>
+          <w:color w:val="2B2F33"/>
+          <w:sz w:val="19"/>
+        </w:rPr>
+        <w:t>A4 Touring/Entertainment Money: a specific market-highest figure CANNOT BE DETERMINED — the attached entertainment competitor wordings write Money cover on a schedule-driven basis. Sub-limit left schedule-referenced; underwriting to set the figure.</w:t>
+      </w:r>
     </w:p>
-    <w:tbl>
-      <w:tblPr>
-        <w:tblW w:type="pct" w:w="5000"/>
-        <w:tblLayout w:type="fixed"/>
-        <w:tblLook w:firstColumn="1" w:firstRow="1" w:lastColumn="0" w:lastRow="0" w:noHBand="0" w:noVBand="1" w:val="04A0"/>
-      </w:tblPr>
-      <w:tblGrid>
-        <w:gridCol w:w="9978"/>
-      </w:tblGrid>
-      <w:tr>
-        <w:tc>
-          <w:tcPr>
-            <w:tcW w:type="dxa" w:w="9978"/>
-            <w:shd w:val="clear" w:color="auto" w:fill="EAF1F5"/>
-            <w:tcBorders>
-              <w:top w:val="single" w:sz="4" w:space="0" w:color="00648B"/>
-              <w:left w:val="single" w:sz="22" w:space="0" w:color="00648B"/>
-              <w:bottom w:val="single" w:sz="4" w:space="0" w:color="00648B"/>
-              <w:right w:val="single" w:sz="4" w:space="0" w:color="00648B"/>
-            </w:tcBorders>
-          </w:tcPr>
-          <w:p>
-            <w:pPr>
-              <w:spacing w:after="40" w:before="40"/>
-            </w:pPr>
-            <w:r/>
-            <w:r>
-              <w:rPr>
-                <w:rFonts w:ascii="Lato" w:hAnsi="Lato" w:cs="Lato"/>
-                <w:b/>
-                <w:i w:val="0"/>
-                <w:color w:val="00648B"/>
-                <w:sz w:val="19"/>
-              </w:rPr>
-              <w:t xml:space="preserve">Completion status:  </w:t>
-            </w:r>
-            <w:r>
-              <w:rPr>
-                <w:rFonts w:ascii="Lato" w:hAnsi="Lato" w:cs="Lato"/>
-                <w:b w:val="0"/>
-                <w:i w:val="0"/>
-                <w:color w:val="2B2F33"/>
-                <w:sz w:val="19"/>
-              </w:rPr>
-              <w:t>Both branded documents are produced; all FIVE competitors (Tysers, Yutree, Liberty, Allianz and AXA XL) are mapped against the TMHCC base wording; the full comparison and the gap-fill strategy are complete; recommendations are evidence-based; exclusions are reviewed in detail. The deliverables are market-ready SUBJECT TO TMHCC legal/underwriting sign-off.</w:t>
-            </w:r>
-          </w:p>
-        </w:tc>
-      </w:tr>
-    </w:tbl>
     <w:p>
       <w:pPr>
-        <w:spacing w:after="80"/>
+        <w:pStyle w:val="ListBullet"/>
+        <w:spacing w:after="40"/>
+        <w:ind w:left="340"/>
       </w:pPr>
+      <w:r>
+        <w:rPr>
+          <w:rFonts w:ascii="Lato" w:hAnsi="Lato" w:cs="Lato"/>
+          <w:b w:val="0"/>
+          <w:i w:val="0"/>
+          <w:color w:val="2B2F33"/>
+          <w:sz w:val="19"/>
+        </w:rPr>
+        <w:t>PART C sub-limit harmonisation: TMHCC already meets or exceeds every evidenced competitor numeric sub-limit, or is schedule-driven (broker-set). No existing TMHCC sub-limit was raised because no attached competitor figure is demonstrably higher for the same benefit; none was invented and none was lowered.</w:t>
+      </w:r>
+    </w:p>
+    <w:p>
+      <w:pPr>
+        <w:pStyle w:val="ListBullet"/>
+        <w:spacing w:after="40"/>
+        <w:ind w:left="340"/>
+      </w:pPr>
+      <w:r>
+        <w:rPr>
+          <w:rFonts w:ascii="Lato" w:hAnsi="Lato" w:cs="Lato"/>
+          <w:b w:val="0"/>
+          <w:i w:val="0"/>
+          <w:color w:val="2B2F33"/>
+          <w:sz w:val="19"/>
+        </w:rPr>
+        <w:t>A5 Employee: Tysers (p.9) and Yutree (‘Employed person’, p.88) definitions verified from the attached wordings. The general Sections 1–11, S12 and S14 definitions already meet/exceed them; only the narrow Section 13 definition was broadened.</w:t>
+      </w:r>
+    </w:p>
+    <w:p>
+      <w:pPr>
+        <w:pStyle w:val="ListBullet"/>
+        <w:spacing w:after="40"/>
+        <w:ind w:left="340"/>
+      </w:pPr>
+      <w:r>
+        <w:rPr>
+          <w:rFonts w:ascii="Lato" w:hAnsi="Lato" w:cs="Lato"/>
+          <w:b w:val="0"/>
+          <w:i w:val="0"/>
+          <w:color w:val="2B2F33"/>
+          <w:sz w:val="19"/>
+        </w:rPr>
+        <w:t>Patent infringement (Gap 8) deliberately left excluded; Asbestos negligent-advice write-back (Gap 9) parked for consideration with proposed wording — neither applied.</w:t>
+      </w:r>
+    </w:p>
+    <w:p>
+      <w:pPr>
+        <w:pStyle w:val="ListBullet"/>
+        <w:spacing w:after="40"/>
+        <w:ind w:left="340"/>
+      </w:pPr>
+      <w:r>
+        <w:rPr>
+          <w:rFonts w:ascii="Lato" w:hAnsi="Lato" w:cs="Lato"/>
+          <w:b w:val="0"/>
+          <w:i w:val="0"/>
+          <w:color w:val="2B2F33"/>
+          <w:sz w:val="19"/>
+        </w:rPr>
+        <w:t>Personal Accident and Travel deliberately NOT added (per instruction). Personal Assault under the Money section (S8, Sub-Section 2) is distinct and retained unchanged.</w:t>
+      </w:r>
+    </w:p>
+    <w:p>
+      <w:pPr>
+        <w:pStyle w:val="ListBullet"/>
+        <w:spacing w:after="40"/>
+        <w:ind w:left="340"/>
+      </w:pPr>
+      <w:r>
+        <w:rPr>
+          <w:rFonts w:ascii="Lato" w:hAnsi="Lato" w:cs="Lato"/>
+          <w:b w:val="0"/>
+          <w:i w:val="0"/>
+          <w:color w:val="2B2F33"/>
+          <w:sz w:val="19"/>
+        </w:rPr>
+        <w:t>‘Market-leading’/‘highest-in-market’ statements are supported by the five attached competitor wordings. Items that could not be traced to an attached wording are labelled CANNOT-DETERMINE / UNCONFIRMED above.</w:t>
+      </w:r>
     </w:p>
     <w:sectPr>
       <w:headerReference w:type="default" r:id="rId9"/>
@@ -3671,7 +3147,7 @@
         <w:color w:val="AEB4B8"/>
         <w:sz w:val="13"/>
       </w:rPr>
-      <w:t>Indicative wording comparison — broking reference only. Refer to the full policy wordings. Subject to TMHCC legal/underwriting sign-off.</w:t>
+      <w:t>QA / change report. Internal. Tracked-change wording subject to TMHCC legal / underwriting sign-off.</w:t>
     </w:r>
   </w:p>
   <w:p>
@@ -3739,7 +3215,7 @@
               <w:color w:val="6C7378"/>
               <w:sz w:val="16"/>
             </w:rPr>
-            <w:t>TMHCC Media &amp; Entertainment</w:t>
+            <w:t>TMHCC Media &amp; Entertainment — QA</w:t>
           </w:r>
         </w:p>
       </w:tc>

--- a/backend/deliverables/TMHCC_Media_Comparison_QA_Methodology.docx
+++ b/backend/deliverables/TMHCC_Media_Comparison_QA_Methodology.docx
@@ -143,7 +143,7 @@
           <w:color w:val="2B2F33"/>
           <w:sz w:val="19"/>
         </w:rPr>
-        <w:t>Five attached competitor wordings (Tysers, Yutree, Liberty, Allianz, AXA XL)</w:t>
+        <w:t>Six attached competitor wordings (Tysers, Yutree, Liberty, Allianz, AXA XL, Entertainment Elite)</w:t>
       </w:r>
     </w:p>
     <w:p>
@@ -725,7 +725,7 @@
                 <w:color w:val="2B2F33"/>
                 <w:sz w:val="16"/>
               </w:rPr>
-              <w:t>New extension ‘Money – Touring and Entertainment Activities’</w:t>
+              <w:t>New – two Schedule sub-limits: ‘Money – Premises’ and ‘Money – Touring, Festivals and Events’</w:t>
             </w:r>
           </w:p>
         </w:tc>
@@ -761,7 +761,7 @@
                 <w:color w:val="2B2F33"/>
                 <w:sz w:val="15"/>
               </w:rPr>
-              <w:t>NEW: Schedule-referenced money cover for touring/live-event/music activities</w:t>
+              <w:t>NEW: Schedule-referenced premises money + touring/festival/event money (amalgamates Entertainment Elite event-money + 0523 ‘Venue’); no existing cover/exclusion removed</w:t>
             </w:r>
           </w:p>
         </w:tc>
@@ -2165,7 +2165,7 @@
                 <w:color w:val="00648B"/>
                 <w:sz w:val="16"/>
               </w:rPr>
-              <w:t>A4 · Touring / music-activity money (Section 8)</w:t>
+              <w:t>A4 · Touring / event money (Section 8) — restructured into two Schedule sub-limits</w:t>
             </w:r>
           </w:p>
         </w:tc>
@@ -2187,7 +2187,7 @@
                 <w:color w:val="2B2F33"/>
                 <w:sz w:val="16"/>
               </w:rPr>
-              <w:t>ADDED (tracked) – figure cannot be determined; underwriting to set — ADDED as a discrete tracked change. Sub-limit set as SCHEDULE-REFERENCED (‘the sum stated in the Schedule against this Extension’). The attached entertainment competitor wordings (Tysers, Yutree) write their Money cover on a SCHEDULE-DRIVEN basis with no fixed ‘touring money’ figure, so a specific market-highest figure CANNOT BE DETERMINED and has not been invented — underwriting to set the figure.</w:t>
+              <w:t>ADDED (tracked) – two Schedule sub-limits (Premises; Touring/Festivals/Events); figures set in Schedule — ADDED as discrete tracked changes. BOTH sub-limits are SCHEDULE-REFERENCED (‘up to the sub-limit shown against this Extension in the Schedule’), in line with the other Item coverages — the figures are chosen in the Schedule by underwriting. The attached entertainment competitor wordings (incl. Entertainment Elite) write Money on a Schedule/Item-driven basis, so no fixed market figure is invented.</w:t>
             </w:r>
           </w:p>
         </w:tc>
@@ -2466,7 +2466,7 @@
           <w:color w:val="2B2F33"/>
           <w:sz w:val="19"/>
         </w:rPr>
-        <w:t>3</w:t>
+        <w:t>4</w:t>
       </w:r>
     </w:p>
     <w:p>
@@ -3031,7 +3031,41 @@
           <w:color w:val="2B2F33"/>
           <w:sz w:val="19"/>
         </w:rPr>
-        <w:t>A4 Touring/Entertainment Money: a specific market-highest figure CANNOT BE DETERMINED — the attached entertainment competitor wordings write Money cover on a schedule-driven basis. Sub-limit left schedule-referenced; underwriting to set the figure.</w:t>
+        <w:t>A4 Money restructure: split into two Schedule-referenced sub-limits — ‘Money – Premises’ and ‘Money – Touring, Festivals and Events’ — in line with the other Item coverages (figures chosen in the Schedule). The touring/event extension amalgamates the Entertainment Elite event-money section and the 0523 (MIB) ‘Venue’ money enhancement. No existing Money cover, condition or exclusion was removed. A specific market-highest figure CANNOT BE DETERMINED (competitor money is Schedule/Item-driven); underwriting sets it.</w:t>
+      </w:r>
+    </w:p>
+    <w:p>
+      <w:pPr>
+        <w:pStyle w:val="ListBullet"/>
+        <w:spacing w:after="40"/>
+        <w:ind w:left="340"/>
+      </w:pPr>
+      <w:r>
+        <w:rPr>
+          <w:rFonts w:ascii="Lato" w:hAnsi="Lato" w:cs="Lato"/>
+          <w:b w:val="0"/>
+          <w:i w:val="0"/>
+          <w:color w:val="2B2F33"/>
+          <w:sz w:val="19"/>
+        </w:rPr>
+        <w:t>Entertainment Elite (v3.2) has been added as a SIXTH competitor across the comparison and is the source of the amalgamated event-money cover. Liberty and Allianz uploads were byte-identical to the repo copies and were ignored as duplicates.</w:t>
+      </w:r>
+    </w:p>
+    <w:p>
+      <w:pPr>
+        <w:pStyle w:val="ListBullet"/>
+        <w:spacing w:after="40"/>
+        <w:ind w:left="340"/>
+      </w:pPr>
+      <w:r>
+        <w:rPr>
+          <w:rFonts w:ascii="Lato" w:hAnsi="Lato" w:cs="Lato"/>
+          <w:b w:val="0"/>
+          <w:i w:val="0"/>
+          <w:color w:val="2B2F33"/>
+          <w:sz w:val="19"/>
+        </w:rPr>
+        <w:t>From the TMHCC 0523 (MIB) variant only the Money enhancement was harvested (the ‘Venue’ money situation); no other cover was taken from 0523.</w:t>
       </w:r>
     </w:p>
     <w:p>
@@ -3116,7 +3150,7 @@
           <w:color w:val="2B2F33"/>
           <w:sz w:val="19"/>
         </w:rPr>
-        <w:t>‘Market-leading’/‘highest-in-market’ statements are supported by the five attached competitor wordings. Items that could not be traced to an attached wording are labelled CANNOT-DETERMINE / UNCONFIRMED above.</w:t>
+        <w:t>‘Market-leading’/‘highest-in-market’ statements are supported by the six attached competitor wordings. Items that could not be traced to an attached wording are labelled CANNOT-DETERMINE / UNCONFIRMED above.</w:t>
       </w:r>
     </w:p>
     <w:sectPr>
